--- a/Работа/заготовка.docx
+++ b/Работа/заготовка.docx
@@ -1,6 +1,6 @@
 
 <file path=word/document.xml><?xml version="1.0" encoding="utf-8"?>
-<w:document xmlns:wpc="http://schemas.microsoft.com/office/word/2010/wordprocessingCanvas" xmlns:cx="http://schemas.microsoft.com/office/drawing/2014/chartex" xmlns:cx1="http://schemas.microsoft.com/office/drawing/2015/9/8/chartex" xmlns:cx2="http://schemas.microsoft.com/office/drawing/2015/10/21/chartex" xmlns:cx3="http://schemas.microsoft.com/office/drawing/2016/5/9/chartex" xmlns:cx4="http://schemas.microsoft.com/office/drawing/2016/5/10/chartex" xmlns:cx5="http://schemas.microsoft.com/office/drawing/2016/5/11/chartex" xmlns:cx6="http://schemas.microsoft.com/office/drawing/2016/5/12/chartex" xmlns:cx7="http://schemas.microsoft.com/office/drawing/2016/5/13/chartex" xmlns:cx8="http://schemas.microsoft.com/office/drawing/2016/5/14/chartex" xmlns:mc="http://schemas.openxmlformats.org/markup-compatibility/2006" xmlns:aink="http://schemas.microsoft.com/office/drawing/2016/ink" xmlns:am3d="http://schemas.microsoft.com/office/drawing/2017/model3d" xmlns:o="urn:schemas-microsoft-com:office:office" xmlns:oel="http://schemas.microsoft.com/office/2019/extlst" xmlns:r="http://schemas.openxmlformats.org/officeDocument/2006/relationships" xmlns:m="http://schemas.openxmlformats.org/officeDocument/2006/math" xmlns:v="urn:schemas-microsoft-com:vml" xmlns:wp14="http://schemas.microsoft.com/office/word/2010/wordprocessingDrawing" xmlns:wp="http://schemas.openxmlformats.org/drawingml/2006/wordprocessingDrawing" xmlns:w10="urn:schemas-microsoft-com:office:word" xmlns:w="http://schemas.openxmlformats.org/wordprocessingml/2006/main" xmlns:w14="http://schemas.microsoft.com/office/word/2010/wordml" xmlns:w15="http://schemas.microsoft.com/office/word/2012/wordml" xmlns:w16cex="http://schemas.microsoft.com/office/word/2018/wordml/cex" xmlns:w16cid="http://schemas.microsoft.com/office/word/2016/wordml/cid" xmlns:w16="http://schemas.microsoft.com/office/word/2018/wordml" xmlns:w16du="http://schemas.microsoft.com/office/word/2023/wordml/word16du" xmlns:w16sdtdh="http://schemas.microsoft.com/office/word/2020/wordml/sdtdatahash" xmlns:w16se="http://schemas.microsoft.com/office/word/2015/wordml/symex" xmlns:wpg="http://schemas.microsoft.com/office/word/2010/wordprocessingGroup" xmlns:wpi="http://schemas.microsoft.com/office/word/2010/wordprocessingInk" xmlns:wne="http://schemas.microsoft.com/office/word/2006/wordml" xmlns:wps="http://schemas.microsoft.com/office/word/2010/wordprocessingShape" mc:Ignorable="w14 w15 w16se w16cid w16 w16cex w16sdtdh wp14">
+<w:document xmlns:wpc="http://schemas.microsoft.com/office/word/2010/wordprocessingCanvas" xmlns:cx="http://schemas.microsoft.com/office/drawing/2014/chartex" xmlns:cx1="http://schemas.microsoft.com/office/drawing/2015/9/8/chartex" xmlns:cx2="http://schemas.microsoft.com/office/drawing/2015/10/21/chartex" xmlns:cx3="http://schemas.microsoft.com/office/drawing/2016/5/9/chartex" xmlns:cx4="http://schemas.microsoft.com/office/drawing/2016/5/10/chartex" xmlns:cx5="http://schemas.microsoft.com/office/drawing/2016/5/11/chartex" xmlns:cx6="http://schemas.microsoft.com/office/drawing/2016/5/12/chartex" xmlns:cx7="http://schemas.microsoft.com/office/drawing/2016/5/13/chartex" xmlns:cx8="http://schemas.microsoft.com/office/drawing/2016/5/14/chartex" xmlns:mc="http://schemas.openxmlformats.org/markup-compatibility/2006" xmlns:aink="http://schemas.microsoft.com/office/drawing/2016/ink" xmlns:am3d="http://schemas.microsoft.com/office/drawing/2017/model3d" xmlns:o="urn:schemas-microsoft-com:office:office" xmlns:r="http://schemas.openxmlformats.org/officeDocument/2006/relationships" xmlns:m="http://schemas.openxmlformats.org/officeDocument/2006/math" xmlns:v="urn:schemas-microsoft-com:vml" xmlns:wp14="http://schemas.microsoft.com/office/word/2010/wordprocessingDrawing" xmlns:wp="http://schemas.openxmlformats.org/drawingml/2006/wordprocessingDrawing" xmlns:w10="urn:schemas-microsoft-com:office:word" xmlns:w="http://schemas.openxmlformats.org/wordprocessingml/2006/main" xmlns:w14="http://schemas.microsoft.com/office/word/2010/wordml" xmlns:w15="http://schemas.microsoft.com/office/word/2012/wordml" xmlns:w16cex="http://schemas.microsoft.com/office/word/2018/wordml/cex" xmlns:w16cid="http://schemas.microsoft.com/office/word/2016/wordml/cid" xmlns:w16="http://schemas.microsoft.com/office/word/2018/wordml" xmlns:w16sdtdh="http://schemas.microsoft.com/office/word/2020/wordml/sdtdatahash" xmlns:w16se="http://schemas.microsoft.com/office/word/2015/wordml/symex" xmlns:wpg="http://schemas.microsoft.com/office/word/2010/wordprocessingGroup" xmlns:wpi="http://schemas.microsoft.com/office/word/2010/wordprocessingInk" xmlns:wne="http://schemas.microsoft.com/office/word/2006/wordml" xmlns:wps="http://schemas.microsoft.com/office/word/2010/wordprocessingShape" mc:Ignorable="w14 w15 w16se w16cid w16 w16cex w16sdtdh wp14">
   <w:body>
     <w:tbl>
       <w:tblPr>
@@ -7458,15 +7458,7 @@
         <w:t xml:space="preserve"> </w:t>
       </w:r>
       <w:r>
-        <w:t xml:space="preserve">ядовитой и не пригодной для дыхания. Они являются главной причиной гибели людей, находящихся в это время в шахте. Расследование последствий взрывов показывает, что обычно не менее двух </w:t>
-      </w:r>
-      <w:proofErr w:type="gramStart"/>
-      <w:r>
-        <w:t>третей</w:t>
-      </w:r>
-      <w:proofErr w:type="gramEnd"/>
-      <w:r>
-        <w:t xml:space="preserve"> погибших при аварии умирают от отравления окисью углерода и от асфиксии</w:t>
+        <w:t>ядовитой и не пригодной для дыхания. Они являются главной причиной гибели людей, находящихся в это время в шахте. Расследование последствий взрывов показывает, что обычно не менее двух третей погибших при аварии умирают от отравления окисью углерода и от асфиксии</w:t>
       </w:r>
       <w:r>
         <w:rPr>
@@ -8236,7 +8228,7 @@
         <w:rPr>
           <w:rStyle w:val="afff6"/>
         </w:rPr>
-        <w:instrText xml:space="preserve"> REF _Ref228186942 \h </w:instrText>
+        <w:instrText xml:space="preserve"> REF _Ref228186942 \h  \* MERGEFORMAT </w:instrText>
       </w:r>
       <w:r>
         <w:rPr>
@@ -8247,24 +8239,18 @@
         <w:rPr>
           <w:rStyle w:val="afff6"/>
         </w:rPr>
-        <w:instrText xml:space="preserve"> \* MERGEFORMAT </w:instrText>
+        <w:fldChar w:fldCharType="separate"/>
       </w:r>
       <w:r>
         <w:rPr>
           <w:rStyle w:val="afff6"/>
         </w:rPr>
-        <w:fldChar w:fldCharType="separate"/>
+        <w:t>Таблица 1</w:t>
       </w:r>
       <w:r>
         <w:rPr>
           <w:rStyle w:val="afff6"/>
         </w:rPr>
-        <w:t>Таблица 1</w:t>
-      </w:r>
-      <w:r>
-        <w:rPr>
-          <w:rStyle w:val="afff6"/>
-        </w:rPr>
         <w:fldChar w:fldCharType="end"/>
       </w:r>
       <w:r>
@@ -8279,24 +8265,14 @@
       <w:r>
         <w:t xml:space="preserve">Таблица </w:t>
       </w:r>
-      <w:r>
-        <w:fldChar w:fldCharType="begin"/>
-      </w:r>
-      <w:r>
-        <w:instrText xml:space="preserve"> SEQ Таблица \* ARABIC </w:instrText>
-      </w:r>
-      <w:r>
-        <w:fldChar w:fldCharType="separate"/>
-      </w:r>
-      <w:r>
-        <w:rPr>
-          <w:noProof/>
-        </w:rPr>
-        <w:t>1</w:t>
-      </w:r>
-      <w:r>
-        <w:fldChar w:fldCharType="end"/>
-      </w:r>
+      <w:fldSimple w:instr=" SEQ Таблица \* ARABIC ">
+        <w:r>
+          <w:rPr>
+            <w:noProof/>
+          </w:rPr>
+          <w:t>1</w:t>
+        </w:r>
+      </w:fldSimple>
       <w:bookmarkEnd w:id="36"/>
     </w:p>
     <w:tbl>
@@ -9002,13 +8978,7 @@
         <w:pStyle w:val="a4"/>
       </w:pPr>
       <w:r>
-        <w:t>Суфляр</w:t>
-      </w:r>
-      <w:r>
-        <w:t>н</w:t>
-      </w:r>
-      <w:r>
-        <w:t>ые</w:t>
+        <w:t>Суфлярные</w:t>
       </w:r>
       <w:r>
         <w:t xml:space="preserve"> выделения представляют собой истечение метана, скопившегося в трещинах и пустотах в толще угля или боковых пород через видимые на глаз трещины и отверстия. Оно обычно сопровождается шипением, а если газ выделяется через воду — бурным клокотанием, которое в тишине шахтных выработок бывает слышно на значительном расстоянии. Нередко суфлярные трещины сначала выбрасывают воду, а затем уже газ.</w:t>
@@ -9286,7 +9256,7 @@
         <w:pStyle w:val="a0"/>
         <w:numPr>
           <w:ilvl w:val="0"/>
-          <w:numId w:val="52"/>
+          <w:numId w:val="9"/>
         </w:numPr>
       </w:pPr>
       <w:r>
@@ -9298,7 +9268,7 @@
         <w:pStyle w:val="a0"/>
         <w:numPr>
           <w:ilvl w:val="0"/>
-          <w:numId w:val="52"/>
+          <w:numId w:val="9"/>
         </w:numPr>
       </w:pPr>
       <w:r>
@@ -9316,7 +9286,7 @@
         <w:pStyle w:val="a0"/>
         <w:numPr>
           <w:ilvl w:val="0"/>
-          <w:numId w:val="52"/>
+          <w:numId w:val="9"/>
         </w:numPr>
       </w:pPr>
       <w:r>
@@ -9473,12 +9443,12 @@
         <w:rPr>
           <w:rStyle w:val="afff6"/>
         </w:rPr>
+        <w:instrText xml:space="preserve"> \* MERGEFORMAT </w:instrText>
       </w:r>
       <w:r>
         <w:rPr>
           <w:rStyle w:val="afff6"/>
         </w:rPr>
-        <w:instrText xml:space="preserve"> \* MERGEFORMAT </w:instrText>
       </w:r>
       <w:r>
         <w:rPr>
@@ -9490,19 +9460,7 @@
         <w:rPr>
           <w:rStyle w:val="afff6"/>
         </w:rPr>
-        <w:t>Рисун</w:t>
-      </w:r>
-      <w:r>
-        <w:rPr>
-          <w:rStyle w:val="afff6"/>
-        </w:rPr>
-        <w:t>о</w:t>
-      </w:r>
-      <w:r>
-        <w:rPr>
-          <w:rStyle w:val="afff6"/>
-        </w:rPr>
-        <w:t>к 1</w:t>
+        <w:t>Рисунок 1</w:t>
       </w:r>
       <w:r>
         <w:rPr>
@@ -9583,30 +9541,17 @@
                             <w:r>
                               <w:t xml:space="preserve">Рисунок </w:t>
                             </w:r>
-                            <w:r>
-                              <w:fldChar w:fldCharType="begin"/>
-                            </w:r>
-                            <w:r>
-                              <w:instrText xml:space="preserve"> SEQ Рисунок \* ARABIC </w:instrText>
-                            </w:r>
-                            <w:r>
-                              <w:fldChar w:fldCharType="separate"/>
-                            </w:r>
-                            <w:r>
-                              <w:rPr>
-                                <w:noProof/>
-                              </w:rPr>
-                              <w:t>1</w:t>
-                            </w:r>
-                            <w:r>
-                              <w:fldChar w:fldCharType="end"/>
-                            </w:r>
+                            <w:fldSimple w:instr=" SEQ Рисунок \* ARABIC ">
+                              <w:r>
+                                <w:rPr>
+                                  <w:noProof/>
+                                </w:rPr>
+                                <w:t>1</w:t>
+                              </w:r>
+                            </w:fldSimple>
                             <w:bookmarkEnd w:id="37"/>
                             <w:r>
-                              <w:t xml:space="preserve">. Схема </w:t>
-                            </w:r>
-                            <w:r>
-                              <w:t>образования полости в выработке после внезапного выброса</w:t>
+                              <w:t>. Схема образования полости в выработке после внезапного выброса</w:t>
                             </w:r>
                           </w:p>
                         </w:txbxContent>
@@ -9629,7 +9574,7 @@
                 <v:stroke joinstyle="miter"/>
                 <v:path gradientshapeok="t" o:connecttype="rect"/>
               </v:shapetype>
-              <v:shape id="Надпись 1" o:spid="_x0000_s1026" type="#_x0000_t202" style="position:absolute;left:0;text-align:left;margin-left:1.1pt;margin-top:116.7pt;width:280.25pt;height:.05pt;z-index:-251641856;visibility:visible;mso-wrap-style:square;mso-wrap-distance-left:9pt;mso-wrap-distance-top:0;mso-wrap-distance-right:9pt;mso-wrap-distance-bottom:0;mso-position-horizontal:absolute;mso-position-horizontal-relative:text;mso-position-vertical:absolute;mso-position-vertical-relative:text;v-text-anchor:top" o:gfxdata="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" stroked="f">
+              <v:shape id="Надпись 1" o:spid="_x0000_s1026" type="#_x0000_t202" style="position:absolute;left:0;text-align:left;margin-left:1.1pt;margin-top:116.7pt;width:280.25pt;height:.05pt;z-index:-251641856;visibility:visible;mso-wrap-style:square;mso-wrap-distance-left:9pt;mso-wrap-distance-top:0;mso-wrap-distance-right:9pt;mso-wrap-distance-bottom:0;mso-position-horizontal:absolute;mso-position-horizontal-relative:text;mso-position-vertical:absolute;mso-position-vertical-relative:text;v-text-anchor:top" o:gfxdata="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" stroked="f">
                 <v:textbox style="mso-fit-shape-to-text:t" inset="0,0,0,0">
                   <w:txbxContent>
                     <w:p>
@@ -9640,30 +9585,17 @@
                       <w:r>
                         <w:t xml:space="preserve">Рисунок </w:t>
                       </w:r>
-                      <w:r>
-                        <w:fldChar w:fldCharType="begin"/>
-                      </w:r>
-                      <w:r>
-                        <w:instrText xml:space="preserve"> SEQ Рисунок \* ARABIC </w:instrText>
-                      </w:r>
-                      <w:r>
-                        <w:fldChar w:fldCharType="separate"/>
-                      </w:r>
-                      <w:r>
-                        <w:rPr>
-                          <w:noProof/>
-                        </w:rPr>
-                        <w:t>1</w:t>
-                      </w:r>
-                      <w:r>
-                        <w:fldChar w:fldCharType="end"/>
-                      </w:r>
+                      <w:fldSimple w:instr=" SEQ Рисунок \* ARABIC ">
+                        <w:r>
+                          <w:rPr>
+                            <w:noProof/>
+                          </w:rPr>
+                          <w:t>1</w:t>
+                        </w:r>
+                      </w:fldSimple>
                       <w:bookmarkEnd w:id="38"/>
                       <w:r>
-                        <w:t xml:space="preserve">. Схема </w:t>
-                      </w:r>
-                      <w:r>
-                        <w:t>образования полости в выработке после внезапного выброса</w:t>
+                        <w:t>. Схема образования полости в выработке после внезапного выброса</w:t>
                       </w:r>
                     </w:p>
                   </w:txbxContent>
@@ -9748,7 +9680,7 @@
           </mc:Choice>
           <mc:Fallback>
             <w:pict>
-              <v:shape w14:anchorId="7C498BC2" id="Надпись 5" o:spid="_x0000_s1027" type="#_x0000_t202" style="position:absolute;left:0;text-align:left;margin-left:1.1pt;margin-top:5.5pt;width:280.25pt;height:106.7pt;z-index:-251655168;visibility:visible;mso-wrap-style:square;mso-width-percent:0;mso-height-percent:0;mso-wrap-distance-left:9pt;mso-wrap-distance-top:0;mso-wrap-distance-right:9pt;mso-wrap-distance-bottom:0;mso-position-horizontal:absolute;mso-position-horizontal-relative:text;mso-position-vertical:absolute;mso-position-vertical-relative:text;mso-width-percent:0;mso-height-percent:0;mso-width-relative:margin;mso-height-relative:margin;v-text-anchor:top" o:gfxdata="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" fillcolor="white [3201]" strokeweight=".5pt">
+              <v:shape w14:anchorId="7C498BC2" id="Надпись 5" o:spid="_x0000_s1027" type="#_x0000_t202" style="position:absolute;left:0;text-align:left;margin-left:1.1pt;margin-top:5.5pt;width:280.25pt;height:106.7pt;z-index:-251655168;visibility:visible;mso-wrap-style:square;mso-width-percent:0;mso-height-percent:0;mso-wrap-distance-left:9pt;mso-wrap-distance-top:0;mso-wrap-distance-right:9pt;mso-wrap-distance-bottom:0;mso-position-horizontal:absolute;mso-position-horizontal-relative:text;mso-position-vertical:absolute;mso-position-vertical-relative:text;mso-width-percent:0;mso-height-percent:0;mso-width-relative:margin;mso-height-relative:margin;v-text-anchor:top" o:gfxdata="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" fillcolor="white [3201]" strokeweight=".5pt">
                 <v:textbox>
                   <w:txbxContent>
                     <w:p/>
@@ -9961,12 +9893,12 @@
         <w:rPr>
           <w:rStyle w:val="afff6"/>
         </w:rPr>
+        <w:instrText xml:space="preserve"> \* MERGEFORMAT </w:instrText>
       </w:r>
       <w:r>
         <w:rPr>
           <w:rStyle w:val="afff6"/>
         </w:rPr>
-        <w:instrText xml:space="preserve"> \* MERGEFORMAT </w:instrText>
       </w:r>
       <w:r>
         <w:rPr>
@@ -9984,13 +9916,7 @@
         <w:rPr>
           <w:rStyle w:val="afff6"/>
         </w:rPr>
-        <w:t>абли</w:t>
-      </w:r>
-      <w:r>
-        <w:rPr>
-          <w:rStyle w:val="afff6"/>
-        </w:rPr>
-        <w:t>ц</w:t>
+        <w:t>аблиц</w:t>
       </w:r>
       <w:r>
         <w:rPr>
@@ -10056,12 +9982,12 @@
         <w:rPr>
           <w:rStyle w:val="afff6"/>
         </w:rPr>
+        <w:instrText xml:space="preserve"> \* MERGEFORMAT </w:instrText>
       </w:r>
       <w:r>
         <w:rPr>
           <w:rStyle w:val="afff6"/>
         </w:rPr>
-        <w:instrText xml:space="preserve"> \* MERGEFORMAT </w:instrText>
       </w:r>
       <w:r>
         <w:rPr>
@@ -10563,30 +10489,17 @@
                             <w:r>
                               <w:t xml:space="preserve">Рисунок </w:t>
                             </w:r>
-                            <w:r>
-                              <w:fldChar w:fldCharType="begin"/>
-                            </w:r>
-                            <w:r>
-                              <w:instrText xml:space="preserve"> SEQ Рисунок \* ARABIC </w:instrText>
-                            </w:r>
-                            <w:r>
-                              <w:fldChar w:fldCharType="separate"/>
-                            </w:r>
-                            <w:r>
-                              <w:rPr>
-                                <w:noProof/>
-                              </w:rPr>
-                              <w:t>2</w:t>
-                            </w:r>
-                            <w:r>
-                              <w:fldChar w:fldCharType="end"/>
-                            </w:r>
+                            <w:fldSimple w:instr=" SEQ Рисунок \* ARABIC ">
+                              <w:r>
+                                <w:rPr>
+                                  <w:noProof/>
+                                </w:rPr>
+                                <w:t>2</w:t>
+                              </w:r>
+                            </w:fldSimple>
                             <w:bookmarkEnd w:id="40"/>
                             <w:r>
-                              <w:t xml:space="preserve">. </w:t>
-                            </w:r>
-                            <w:r>
-                              <w:t>Положение забоя квершлага, в котором произошел внезапный выброс:</w:t>
+                              <w:t>. Положение забоя квершлага, в котором произошел внезапный выброс:</w:t>
                             </w:r>
                           </w:p>
                           <w:p>
@@ -10600,13 +10513,7 @@
                               </w:rPr>
                             </w:pPr>
                             <w:r>
-                              <w:t>а — перед выбросом; б — после выброса; в — после уборки угля и породы;</w:t>
-                            </w:r>
-                            <w:r>
-                              <w:t>1</w:t>
-                            </w:r>
-                            <w:r>
-                              <w:t xml:space="preserve"> — полость выброса; 2 — перекрытие из металлических рельсов</w:t>
+                              <w:t>а — перед выбросом; б — после выброса; в — после уборки угля и породы;1 — полость выброса; 2 — перекрытие из металлических рельсов</w:t>
                             </w:r>
                           </w:p>
                         </w:txbxContent>
@@ -10625,7 +10532,7 @@
           </mc:Choice>
           <mc:Fallback>
             <w:pict>
-              <v:shape w14:anchorId="753A5EAE" id="_x0000_s1028" type="#_x0000_t202" style="position:absolute;left:0;text-align:left;margin-left:2.5pt;margin-top:147.85pt;width:284.1pt;height:.05pt;z-index:-251639808;visibility:visible;mso-wrap-style:square;mso-wrap-distance-left:9pt;mso-wrap-distance-top:0;mso-wrap-distance-right:9pt;mso-wrap-distance-bottom:0;mso-position-horizontal:absolute;mso-position-horizontal-relative:text;mso-position-vertical:absolute;mso-position-vertical-relative:text;v-text-anchor:top" o:gfxdata="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" stroked="f">
+              <v:shape w14:anchorId="753A5EAE" id="_x0000_s1028" type="#_x0000_t202" style="position:absolute;left:0;text-align:left;margin-left:2.5pt;margin-top:147.85pt;width:284.1pt;height:.05pt;z-index:-251639808;visibility:visible;mso-wrap-style:square;mso-wrap-distance-left:9pt;mso-wrap-distance-top:0;mso-wrap-distance-right:9pt;mso-wrap-distance-bottom:0;mso-position-horizontal:absolute;mso-position-horizontal-relative:text;mso-position-vertical:absolute;mso-position-vertical-relative:text;v-text-anchor:top" o:gfxdata="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" stroked="f">
                 <v:textbox style="mso-fit-shape-to-text:t" inset="0,0,0,0">
                   <w:txbxContent>
                     <w:p>
@@ -10636,30 +10543,17 @@
                       <w:r>
                         <w:t xml:space="preserve">Рисунок </w:t>
                       </w:r>
-                      <w:r>
-                        <w:fldChar w:fldCharType="begin"/>
-                      </w:r>
-                      <w:r>
-                        <w:instrText xml:space="preserve"> SEQ Рисунок \* ARABIC </w:instrText>
-                      </w:r>
-                      <w:r>
-                        <w:fldChar w:fldCharType="separate"/>
-                      </w:r>
-                      <w:r>
-                        <w:rPr>
-                          <w:noProof/>
-                        </w:rPr>
-                        <w:t>2</w:t>
-                      </w:r>
-                      <w:r>
-                        <w:fldChar w:fldCharType="end"/>
-                      </w:r>
+                      <w:fldSimple w:instr=" SEQ Рисунок \* ARABIC ">
+                        <w:r>
+                          <w:rPr>
+                            <w:noProof/>
+                          </w:rPr>
+                          <w:t>2</w:t>
+                        </w:r>
+                      </w:fldSimple>
                       <w:bookmarkEnd w:id="41"/>
                       <w:r>
-                        <w:t xml:space="preserve">. </w:t>
-                      </w:r>
-                      <w:r>
-                        <w:t>Положение забоя квершлага, в котором произошел внезапный выброс:</w:t>
+                        <w:t>. Положение забоя квершлага, в котором произошел внезапный выброс:</w:t>
                       </w:r>
                     </w:p>
                     <w:p>
@@ -10673,13 +10567,7 @@
                         </w:rPr>
                       </w:pPr>
                       <w:r>
-                        <w:t>а — перед выбросом; б — после выброса; в — после уборки угля и породы;</w:t>
-                      </w:r>
-                      <w:r>
-                        <w:t>1</w:t>
-                      </w:r>
-                      <w:r>
-                        <w:t xml:space="preserve"> — полость выброса; 2 — перекрытие из металлических рельсов</w:t>
+                        <w:t>а — перед выбросом; б — после выброса; в — после уборки угля и породы;1 — полость выброса; 2 — перекрытие из металлических рельсов</w:t>
                       </w:r>
                     </w:p>
                   </w:txbxContent>
@@ -10764,7 +10652,7 @@
           </mc:Choice>
           <mc:Fallback>
             <w:pict>
-              <v:shape w14:anchorId="559F671D" id="Надпись 4" o:spid="_x0000_s1029" type="#_x0000_t202" style="position:absolute;left:0;text-align:left;margin-left:2.35pt;margin-top:50.5pt;width:292.25pt;height:82.25pt;z-index:-251656192;visibility:visible;mso-wrap-style:square;mso-width-percent:0;mso-height-percent:0;mso-wrap-distance-left:9pt;mso-wrap-distance-top:0;mso-wrap-distance-right:9pt;mso-wrap-distance-bottom:0;mso-position-horizontal:absolute;mso-position-horizontal-relative:text;mso-position-vertical:absolute;mso-position-vertical-relative:text;mso-width-percent:0;mso-height-percent:0;mso-width-relative:margin;mso-height-relative:margin;v-text-anchor:top" o:gfxdata="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" fillcolor="white [3201]" strokeweight=".5pt">
+              <v:shape w14:anchorId="559F671D" id="Надпись 4" o:spid="_x0000_s1029" type="#_x0000_t202" style="position:absolute;left:0;text-align:left;margin-left:2.35pt;margin-top:50.5pt;width:292.25pt;height:82.25pt;z-index:-251656192;visibility:visible;mso-wrap-style:square;mso-width-percent:0;mso-height-percent:0;mso-wrap-distance-left:9pt;mso-wrap-distance-top:0;mso-wrap-distance-right:9pt;mso-wrap-distance-bottom:0;mso-position-horizontal:absolute;mso-position-horizontal-relative:text;mso-position-vertical:absolute;mso-position-vertical-relative:text;mso-width-percent:0;mso-height-percent:0;mso-width-relative:margin;mso-height-relative:margin;v-text-anchor:top" o:gfxdata="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" fillcolor="white [3201]" strokeweight=".5pt">
                 <v:textbox>
                   <w:txbxContent>
                     <w:p/>
@@ -10905,12 +10793,12 @@
         <w:rPr>
           <w:rStyle w:val="afff6"/>
         </w:rPr>
+        <w:instrText xml:space="preserve"> \* MERGEFORMAT </w:instrText>
       </w:r>
       <w:r>
         <w:rPr>
           <w:rStyle w:val="afff6"/>
         </w:rPr>
-        <w:instrText xml:space="preserve"> \* MERGEFORMAT </w:instrText>
       </w:r>
       <w:r>
         <w:rPr>
@@ -10922,19 +10810,7 @@
         <w:rPr>
           <w:rStyle w:val="afff6"/>
         </w:rPr>
-        <w:t>Рису</w:t>
-      </w:r>
-      <w:r>
-        <w:rPr>
-          <w:rStyle w:val="afff6"/>
-        </w:rPr>
-        <w:t>н</w:t>
-      </w:r>
-      <w:r>
-        <w:rPr>
-          <w:rStyle w:val="afff6"/>
-        </w:rPr>
-        <w:t>ок 2</w:t>
+        <w:t>Рисунок 2</w:t>
       </w:r>
       <w:r>
         <w:rPr>
@@ -11016,6 +10892,173 @@
       </w:r>
       <w:r>
         <w:t xml:space="preserve"> и т. д.) и располагаются четырьмя зонами, которые установил Г. Д. Лидин (И ГД Академии наук С СС Р):</w:t>
+      </w:r>
+    </w:p>
+    <w:p>
+      <w:pPr>
+        <w:pStyle w:val="a1"/>
+      </w:pPr>
+      <w:r>
+        <w:t>зона биохимических газов воздушного происхождения (С</w:t>
+      </w:r>
+      <w:r>
+        <w:rPr>
+          <w:lang w:val="en-US"/>
+        </w:rPr>
+        <w:t>O</w:t>
+      </w:r>
+      <w:r>
+        <w:rPr>
+          <w:vertAlign w:val="subscript"/>
+        </w:rPr>
+        <w:t>2</w:t>
+      </w:r>
+      <w:r>
+        <w:t>, N</w:t>
+      </w:r>
+      <w:r>
+        <w:rPr>
+          <w:vertAlign w:val="subscript"/>
+        </w:rPr>
+        <w:t>2</w:t>
+      </w:r>
+      <w:r>
+        <w:t xml:space="preserve">, </w:t>
+      </w:r>
+      <w:r>
+        <w:rPr>
+          <w:lang w:val="en-US"/>
+        </w:rPr>
+        <w:t>O</w:t>
+      </w:r>
+      <w:r>
+        <w:rPr>
+          <w:vertAlign w:val="subscript"/>
+        </w:rPr>
+        <w:t>2</w:t>
+      </w:r>
+      <w:r>
+        <w:t>),</w:t>
+      </w:r>
+    </w:p>
+    <w:p>
+      <w:pPr>
+        <w:pStyle w:val="a1"/>
+      </w:pPr>
+      <w:r>
+        <w:t>зона воздушных газов (главным образом N</w:t>
+      </w:r>
+      <w:r>
+        <w:rPr>
+          <w:vertAlign w:val="subscript"/>
+        </w:rPr>
+        <w:t>2</w:t>
+      </w:r>
+      <w:r>
+        <w:t>),</w:t>
+      </w:r>
+    </w:p>
+    <w:p>
+      <w:pPr>
+        <w:pStyle w:val="a1"/>
+      </w:pPr>
+      <w:r>
+        <w:t>зона воздушных газов (N</w:t>
+      </w:r>
+      <w:r>
+        <w:rPr>
+          <w:vertAlign w:val="subscript"/>
+        </w:rPr>
+        <w:t>2</w:t>
+      </w:r>
+      <w:r>
+        <w:t>) и газов невоздушного происхождения (СН</w:t>
+      </w:r>
+      <w:r>
+        <w:rPr>
+          <w:vertAlign w:val="subscript"/>
+        </w:rPr>
+        <w:t>4</w:t>
+      </w:r>
+      <w:r>
+        <w:t>),</w:t>
+      </w:r>
+    </w:p>
+    <w:p>
+      <w:pPr>
+        <w:pStyle w:val="a1"/>
+      </w:pPr>
+      <w:r>
+        <w:t>зона газов невоздушного происхождения (СН</w:t>
+      </w:r>
+      <w:r>
+        <w:rPr>
+          <w:vertAlign w:val="subscript"/>
+        </w:rPr>
+        <w:t>4</w:t>
+      </w:r>
+      <w:r>
+        <w:t xml:space="preserve"> и его гомологи).</w:t>
+      </w:r>
+    </w:p>
+    <w:p>
+      <w:pPr>
+        <w:pStyle w:val="a4"/>
+      </w:pPr>
+      <w:r>
+        <w:t>Первые три зоны не содержат метана или содержат его в очень ма</w:t>
+      </w:r>
+      <w:r>
+        <w:t>л</w:t>
+      </w:r>
+      <w:r>
+        <w:t xml:space="preserve">ых количествах и образуют так называемую кору или зону метанового выветривания. Ее мощность колеблется в широких пределах: обычно от 100 до 200— 300 </w:t>
+      </w:r>
+      <w:r>
+        <w:t>м</w:t>
+      </w:r>
+      <w:r>
+        <w:t xml:space="preserve">. Само собой понятно, что при трещиноватости и газопроницаемости пород метан может поступать на горизонты, более близкие к земной поверхности; так, например, значительные количества метана выделялись из упомянутого выше суфляра шахты «Прасковиевской» — на глубине 47 </w:t>
+      </w:r>
+      <w:r>
+        <w:t>м</w:t>
+      </w:r>
+      <w:r>
+        <w:t>; из мелких буровых скважин, например, между городом Сталино в Донбассе и шахтой «Ветка»; на правом берегу реки Томь, против города Кемерово в Кузбассе.</w:t>
+      </w:r>
+    </w:p>
+    <w:p>
+      <w:pPr>
+        <w:pStyle w:val="a4"/>
+      </w:pPr>
+      <w:r>
+        <w:t xml:space="preserve">Количество газов, образующихся в процессе превращения растительных остатков в ископаемые угли, может быть очень велико: 1000 </w:t>
+      </w:r>
+      <w:r>
+        <w:t>м</w:t>
+      </w:r>
+      <w:r>
+        <w:rPr>
+          <w:vertAlign w:val="superscript"/>
+        </w:rPr>
+        <w:t>3</w:t>
+      </w:r>
+      <w:r>
+        <w:t xml:space="preserve"> на 1 </w:t>
+      </w:r>
+      <w:r>
+        <w:t>т</w:t>
+      </w:r>
+      <w:r>
+        <w:t xml:space="preserve"> угля и больше; однако в течение последующих десятков и сотен миллионов лет происходила в большей или меньшей степени дегазация угольных месторождений.</w:t>
+      </w:r>
+    </w:p>
+    <w:p>
+      <w:pPr>
+        <w:pStyle w:val="a4"/>
+      </w:pPr>
+      <w:r>
+        <w:t>Газоносность пластов угля и вмещающих пород зависит от очень многих факторов, главнейшие из которых могут быть разделены на три группы:</w:t>
       </w:r>
     </w:p>
     <w:p>
@@ -11023,190 +11066,7 @@
         <w:pStyle w:val="a0"/>
         <w:numPr>
           <w:ilvl w:val="0"/>
-          <w:numId w:val="54"/>
-        </w:numPr>
-      </w:pPr>
-      <w:r>
-        <w:t>зона биохимических газов воздушного происхождения (С</w:t>
-      </w:r>
-      <w:r>
-        <w:rPr>
-          <w:lang w:val="en-US"/>
-        </w:rPr>
-        <w:t>O</w:t>
-      </w:r>
-      <w:r>
-        <w:rPr>
-          <w:vertAlign w:val="subscript"/>
-        </w:rPr>
-        <w:t>2</w:t>
-      </w:r>
-      <w:r>
-        <w:t>, N</w:t>
-      </w:r>
-      <w:r>
-        <w:rPr>
-          <w:vertAlign w:val="subscript"/>
-        </w:rPr>
-        <w:t>2</w:t>
-      </w:r>
-      <w:r>
-        <w:t xml:space="preserve">, </w:t>
-      </w:r>
-      <w:r>
-        <w:rPr>
-          <w:lang w:val="en-US"/>
-        </w:rPr>
-        <w:t>O</w:t>
-      </w:r>
-      <w:r>
-        <w:rPr>
-          <w:vertAlign w:val="subscript"/>
-        </w:rPr>
-        <w:t>2</w:t>
-      </w:r>
-      <w:r>
-        <w:t>),</w:t>
-      </w:r>
-    </w:p>
-    <w:p>
-      <w:pPr>
-        <w:pStyle w:val="a0"/>
-        <w:numPr>
-          <w:ilvl w:val="0"/>
-          <w:numId w:val="54"/>
-        </w:numPr>
-      </w:pPr>
-      <w:r>
-        <w:t>зона воздушных газов (главным образом N</w:t>
-      </w:r>
-      <w:r>
-        <w:rPr>
-          <w:vertAlign w:val="subscript"/>
-        </w:rPr>
-        <w:t>2</w:t>
-      </w:r>
-      <w:r>
-        <w:t>),</w:t>
-      </w:r>
-    </w:p>
-    <w:p>
-      <w:pPr>
-        <w:pStyle w:val="a0"/>
-        <w:numPr>
-          <w:ilvl w:val="0"/>
-          <w:numId w:val="54"/>
-        </w:numPr>
-      </w:pPr>
-      <w:r>
-        <w:t>зона воздушных газов (N</w:t>
-      </w:r>
-      <w:r>
-        <w:rPr>
-          <w:vertAlign w:val="subscript"/>
-        </w:rPr>
-        <w:t>2</w:t>
-      </w:r>
-      <w:r>
-        <w:t>) и газов невоздушного происхождения (СН</w:t>
-      </w:r>
-      <w:r>
-        <w:rPr>
-          <w:vertAlign w:val="subscript"/>
-        </w:rPr>
-        <w:t>4</w:t>
-      </w:r>
-      <w:r>
-        <w:t>),</w:t>
-      </w:r>
-    </w:p>
-    <w:p>
-      <w:pPr>
-        <w:pStyle w:val="a0"/>
-        <w:numPr>
-          <w:ilvl w:val="0"/>
-          <w:numId w:val="54"/>
-        </w:numPr>
-      </w:pPr>
-      <w:r>
-        <w:t>зона газов невоздушного происхождения (СН</w:t>
-      </w:r>
-      <w:r>
-        <w:rPr>
-          <w:vertAlign w:val="subscript"/>
-        </w:rPr>
-        <w:t>4</w:t>
-      </w:r>
-      <w:r>
-        <w:t xml:space="preserve"> и его гомологи).</w:t>
-      </w:r>
-    </w:p>
-    <w:p>
-      <w:pPr>
-        <w:pStyle w:val="a4"/>
-      </w:pPr>
-      <w:r>
-        <w:t>Первые три зоны не содержат метана или содержат его в очень ма</w:t>
-      </w:r>
-      <w:r>
-        <w:t>л</w:t>
-      </w:r>
-      <w:r>
-        <w:t xml:space="preserve">ых количествах и образуют так называемую кору или зону метанового выветривания. Ее мощность колеблется в широких пределах: обычно от 100 до 200— 300 </w:t>
-      </w:r>
-      <w:r>
-        <w:t>м</w:t>
-      </w:r>
-      <w:r>
-        <w:t xml:space="preserve">. Само собой понятно, что при трещиноватости и газопроницаемости пород метан может поступать на горизонты, более близкие к земной поверхности; так, например, значительные количества метана выделялись из упомянутого выше суфляра шахты «Прасковиевской» — на глубине 47 </w:t>
-      </w:r>
-      <w:r>
-        <w:t>м</w:t>
-      </w:r>
-      <w:r>
-        <w:t>; из мелких буровых скважин, например, между городом Сталино в Донбассе и шахтой «Ветка»; на правом берегу реки Томь, против города Кемерово в Кузбассе.</w:t>
-      </w:r>
-    </w:p>
-    <w:p>
-      <w:pPr>
-        <w:pStyle w:val="a4"/>
-      </w:pPr>
-      <w:r>
-        <w:t xml:space="preserve">Количество газов, образующихся в процессе превращения растительных остатков в ископаемые угли, может быть очень велико: 1000 </w:t>
-      </w:r>
-      <w:r>
-        <w:t>м</w:t>
-      </w:r>
-      <w:r>
-        <w:rPr>
-          <w:vertAlign w:val="superscript"/>
-        </w:rPr>
-        <w:t>3</w:t>
-      </w:r>
-      <w:r>
-        <w:t xml:space="preserve"> на 1 </w:t>
-      </w:r>
-      <w:r>
-        <w:t>т</w:t>
-      </w:r>
-      <w:r>
-        <w:t xml:space="preserve"> угля и больше; однако в течение последующих десятков и сотен миллионов лет происходила в большей или меньшей степени дегазация угольных месторождений.</w:t>
-      </w:r>
-    </w:p>
-    <w:p>
-      <w:pPr>
-        <w:pStyle w:val="a4"/>
-      </w:pPr>
-      <w:r>
-        <w:t>Газоносность пластов угля и вмещающих пород зависит от очень многих факторов, главнейшие из которых могут быть разделены на три группы:</w:t>
-      </w:r>
-    </w:p>
-    <w:p>
-      <w:pPr>
-        <w:pStyle w:val="a0"/>
-        <w:numPr>
-          <w:ilvl w:val="0"/>
-          <w:numId w:val="55"/>
+          <w:numId w:val="10"/>
         </w:numPr>
       </w:pPr>
       <w:r>
@@ -11222,7 +11082,7 @@
     </w:p>
     <w:p>
       <w:pPr>
-        <w:pStyle w:val="a8"/>
+        <w:pStyle w:val="a1"/>
       </w:pPr>
       <w:r>
         <w:t>а) химический и петрографический состав угля и окружающих его пород;</w:t>
@@ -11230,7 +11090,7 @@
     </w:p>
     <w:p>
       <w:pPr>
-        <w:pStyle w:val="a8"/>
+        <w:pStyle w:val="a1"/>
       </w:pPr>
       <w:r>
         <w:t>б) стадия метаморфизма угля, т. е. степени его углефикации;</w:t>
@@ -11238,7 +11098,7 @@
     </w:p>
     <w:p>
       <w:pPr>
-        <w:pStyle w:val="a8"/>
+        <w:pStyle w:val="a1"/>
       </w:pPr>
       <w:r>
         <w:t>в) пористость угля и вмещающих пород;</w:t>
@@ -11260,7 +11120,7 @@
     </w:p>
     <w:p>
       <w:pPr>
-        <w:pStyle w:val="a8"/>
+        <w:pStyle w:val="a1"/>
       </w:pPr>
       <w:r>
         <w:t>а) геологическая история развития и тектоника месторождения</w:t>
@@ -11277,7 +11137,7 @@
     </w:p>
     <w:p>
       <w:pPr>
-        <w:pStyle w:val="a8"/>
+        <w:pStyle w:val="a1"/>
       </w:pPr>
       <w:r>
         <w:t>б) гидрогеология месторождения;</w:t>
@@ -11285,7 +11145,7 @@
     </w:p>
     <w:p>
       <w:pPr>
-        <w:pStyle w:val="a8"/>
+        <w:pStyle w:val="a1"/>
       </w:pPr>
       <w:r>
         <w:t>в) угленасыщенность отложений;</w:t>
@@ -11293,7 +11153,7 @@
     </w:p>
     <w:p>
       <w:pPr>
-        <w:pStyle w:val="a8"/>
+        <w:pStyle w:val="a1"/>
       </w:pPr>
       <w:r>
         <w:t>г) наличие или отсутствие покровных отложений, их мощность и степень газонепроницаемости;</w:t>
@@ -11315,7 +11175,7 @@
     </w:p>
     <w:p>
       <w:pPr>
-        <w:pStyle w:val="a8"/>
+        <w:pStyle w:val="a1"/>
       </w:pPr>
       <w:r>
         <w:t>а) глубина залегания от земной поверхности;</w:t>
@@ -11323,7 +11183,7 @@
     </w:p>
     <w:p>
       <w:pPr>
-        <w:pStyle w:val="a8"/>
+        <w:pStyle w:val="a1"/>
       </w:pPr>
       <w:r>
         <w:t>б) угол падения.</w:t>
@@ -11419,7 +11279,15 @@
         <w:pStyle w:val="a4"/>
       </w:pPr>
       <w:r>
-        <w:t>Так, исследования ИГД АН СССР в толщах пород, непосредственно прилегающих к пластам угля, в Донбассе обнаружили следующие газы (</w:t>
+        <w:t xml:space="preserve">Так, исследования ИГД АН СССР в толщах пород, непосредственно прилегающих к пластам угля, в Донбассе обнаружили следующие </w:t>
+      </w:r>
+      <w:proofErr w:type="spellStart"/>
+      <w:r>
+        <w:t>газы</w:t>
+      </w:r>
+      <w:proofErr w:type="spellEnd"/>
+      <w:r>
+        <w:t xml:space="preserve"> (</w:t>
       </w:r>
       <w:r>
         <w:rPr>
@@ -11437,12 +11305,12 @@
         <w:rPr>
           <w:rStyle w:val="afff6"/>
         </w:rPr>
+        <w:instrText xml:space="preserve"> \* MERGEFORMAT </w:instrText>
       </w:r>
       <w:r>
         <w:rPr>
           <w:rStyle w:val="afff6"/>
         </w:rPr>
-        <w:instrText xml:space="preserve"> \* MERGEFORMAT </w:instrText>
       </w:r>
       <w:r>
         <w:rPr>
@@ -11454,19 +11322,7 @@
         <w:rPr>
           <w:rStyle w:val="afff6"/>
         </w:rPr>
-        <w:t>Таб</w:t>
-      </w:r>
-      <w:r>
-        <w:rPr>
-          <w:rStyle w:val="afff6"/>
-        </w:rPr>
-        <w:t>л</w:t>
-      </w:r>
-      <w:r>
-        <w:rPr>
-          <w:rStyle w:val="afff6"/>
-        </w:rPr>
-        <w:t>ица 3</w:t>
+        <w:t>Таблица 3</w:t>
       </w:r>
       <w:r>
         <w:rPr>
@@ -11487,24 +11343,14 @@
         <w:lastRenderedPageBreak/>
         <w:t xml:space="preserve">Таблица </w:t>
       </w:r>
-      <w:r>
-        <w:fldChar w:fldCharType="begin"/>
-      </w:r>
-      <w:r>
-        <w:instrText xml:space="preserve"> SEQ Таблица \* ARABIC </w:instrText>
-      </w:r>
-      <w:r>
-        <w:fldChar w:fldCharType="separate"/>
-      </w:r>
-      <w:r>
-        <w:rPr>
-          <w:noProof/>
-        </w:rPr>
-        <w:t>3</w:t>
-      </w:r>
-      <w:r>
-        <w:fldChar w:fldCharType="end"/>
-      </w:r>
+      <w:fldSimple w:instr=" SEQ Таблица \* ARABIC ">
+        <w:r>
+          <w:rPr>
+            <w:noProof/>
+          </w:rPr>
+          <w:t>3</w:t>
+        </w:r>
+      </w:fldSimple>
       <w:bookmarkEnd w:id="42"/>
     </w:p>
     <w:tbl>
@@ -11875,12 +11721,12 @@
         <w:rPr>
           <w:rStyle w:val="afff6"/>
         </w:rPr>
+        <w:instrText xml:space="preserve"> \* MERGEFORMAT </w:instrText>
       </w:r>
       <w:r>
         <w:rPr>
           <w:rStyle w:val="afff6"/>
         </w:rPr>
-        <w:instrText xml:space="preserve"> \* MERGEFORMAT </w:instrText>
       </w:r>
       <w:r>
         <w:rPr>
@@ -12272,24 +12118,14 @@
         <w:lastRenderedPageBreak/>
         <w:t xml:space="preserve">Таблица </w:t>
       </w:r>
-      <w:r>
-        <w:fldChar w:fldCharType="begin"/>
-      </w:r>
-      <w:r>
-        <w:instrText xml:space="preserve"> SEQ Таблица \* ARABIC </w:instrText>
-      </w:r>
-      <w:r>
-        <w:fldChar w:fldCharType="separate"/>
-      </w:r>
-      <w:r>
-        <w:rPr>
-          <w:noProof/>
-        </w:rPr>
-        <w:t>4</w:t>
-      </w:r>
-      <w:r>
-        <w:fldChar w:fldCharType="end"/>
-      </w:r>
+      <w:fldSimple w:instr=" SEQ Таблица \* ARABIC ">
+        <w:r>
+          <w:rPr>
+            <w:noProof/>
+          </w:rPr>
+          <w:t>4</w:t>
+        </w:r>
+      </w:fldSimple>
       <w:bookmarkEnd w:id="43"/>
     </w:p>
     <w:tbl>
@@ -12495,10 +12331,7 @@
               <w:cnfStyle w:val="000000000000" w:firstRow="0" w:lastRow="0" w:firstColumn="0" w:lastColumn="0" w:oddVBand="0" w:evenVBand="0" w:oddHBand="0" w:evenHBand="0" w:firstRowFirstColumn="0" w:firstRowLastColumn="0" w:lastRowFirstColumn="0" w:lastRowLastColumn="0"/>
             </w:pPr>
             <w:r>
-              <w:t xml:space="preserve">Метанообильность </w:t>
-            </w:r>
-            <w:r>
-              <w:t>м</w:t>
+              <w:t>Метанообильность м</w:t>
             </w:r>
             <w:r>
               <w:rPr>
@@ -13196,19 +13029,7 @@
                   </m:den>
                 </m:f>
                 <m:r>
-                  <m:t>υ</m:t>
-                </m:r>
-                <m:r>
-                  <m:t>×</m:t>
-                </m:r>
-                <m:r>
-                  <m:t>60</m:t>
-                </m:r>
-                <m:r>
-                  <m:t>×</m:t>
-                </m:r>
-                <m:r>
-                  <m:t>24</m:t>
+                  <m:t>υ×60×24</m:t>
                 </m:r>
               </m:oMath>
             </m:oMathPara>
@@ -13678,12 +13499,12 @@
         <w:rPr>
           <w:rStyle w:val="afff6"/>
         </w:rPr>
+        <w:instrText xml:space="preserve"> \* MERGEFORMAT </w:instrText>
       </w:r>
       <w:r>
         <w:rPr>
           <w:rStyle w:val="afff6"/>
         </w:rPr>
-        <w:instrText xml:space="preserve"> \* MERGEFORMAT </w:instrText>
       </w:r>
       <w:r>
         <w:rPr>
@@ -13719,24 +13540,14 @@
         <w:lastRenderedPageBreak/>
         <w:t xml:space="preserve">Таблица </w:t>
       </w:r>
-      <w:r>
-        <w:fldChar w:fldCharType="begin"/>
-      </w:r>
-      <w:r>
-        <w:instrText xml:space="preserve"> SEQ Таблица \* ARABIC </w:instrText>
-      </w:r>
-      <w:r>
-        <w:fldChar w:fldCharType="separate"/>
-      </w:r>
-      <w:r>
-        <w:rPr>
-          <w:noProof/>
-        </w:rPr>
-        <w:t>5</w:t>
-      </w:r>
-      <w:r>
-        <w:fldChar w:fldCharType="end"/>
-      </w:r>
+      <w:fldSimple w:instr=" SEQ Таблица \* ARABIC ">
+        <w:r>
+          <w:rPr>
+            <w:noProof/>
+          </w:rPr>
+          <w:t>5</w:t>
+        </w:r>
+      </w:fldSimple>
       <w:bookmarkEnd w:id="44"/>
     </w:p>
     <w:tbl>
@@ -13996,13 +13807,7 @@
               <w:t xml:space="preserve"> </w:t>
             </w:r>
             <w:r>
-              <w:t>полугодие 1956</w:t>
-            </w:r>
-            <w:r>
-              <w:t xml:space="preserve"> г</w:t>
-            </w:r>
-            <w:r>
-              <w:t>.</w:t>
+              <w:t>полугодие 1956 г.</w:t>
             </w:r>
           </w:p>
           <w:p>
@@ -14032,13 +13837,7 @@
               <w:t xml:space="preserve"> </w:t>
             </w:r>
             <w:r>
-              <w:t>полугодие 195</w:t>
-            </w:r>
-            <w:r>
-              <w:t>6</w:t>
-            </w:r>
-            <w:r>
-              <w:t xml:space="preserve"> г. На </w:t>
+              <w:t xml:space="preserve">полугодие 1956 г. На </w:t>
             </w:r>
             <w:r>
               <w:rPr>
@@ -14050,13 +13849,7 @@
               <w:t xml:space="preserve"> </w:t>
             </w:r>
             <w:r>
-              <w:t>полугодие 195</w:t>
-            </w:r>
-            <w:r>
-              <w:t>7 г</w:t>
-            </w:r>
-            <w:r>
-              <w:t>.</w:t>
+              <w:t>полугодие 1957 г.</w:t>
             </w:r>
           </w:p>
           <w:p>
@@ -14095,13 +13888,7 @@
               <w:t xml:space="preserve"> </w:t>
             </w:r>
             <w:r>
-              <w:t>полугодие 195</w:t>
-            </w:r>
-            <w:r>
-              <w:t>6</w:t>
-            </w:r>
-            <w:r>
-              <w:t xml:space="preserve"> г. На </w:t>
+              <w:t xml:space="preserve">полугодие 1956 г. На </w:t>
             </w:r>
             <w:r>
               <w:rPr>
@@ -14113,13 +13900,7 @@
               <w:t xml:space="preserve"> </w:t>
             </w:r>
             <w:r>
-              <w:t>полугодие 195</w:t>
-            </w:r>
-            <w:r>
-              <w:t>7 г</w:t>
-            </w:r>
-            <w:r>
-              <w:t>.</w:t>
+              <w:t>полугодие 1957 г.</w:t>
             </w:r>
           </w:p>
           <w:p>
@@ -14161,13 +13942,7 @@
               <w:t xml:space="preserve"> </w:t>
             </w:r>
             <w:r>
-              <w:t>полугодие 1956</w:t>
-            </w:r>
-            <w:r>
-              <w:t xml:space="preserve"> г</w:t>
-            </w:r>
-            <w:r>
-              <w:t>.</w:t>
+              <w:t>полугодие 1956 г.</w:t>
             </w:r>
           </w:p>
           <w:p>
@@ -14675,12 +14450,12 @@
         <w:rPr>
           <w:rStyle w:val="afff6"/>
         </w:rPr>
+        <w:instrText xml:space="preserve"> \* MERGEFORMAT </w:instrText>
       </w:r>
       <w:r>
         <w:rPr>
           <w:rStyle w:val="afff6"/>
         </w:rPr>
-        <w:instrText xml:space="preserve"> \* MERGEFORMAT </w:instrText>
       </w:r>
       <w:r>
         <w:rPr>
@@ -14692,19 +14467,7 @@
         <w:rPr>
           <w:rStyle w:val="afff6"/>
         </w:rPr>
-        <w:t>Рисун</w:t>
-      </w:r>
-      <w:r>
-        <w:rPr>
-          <w:rStyle w:val="afff6"/>
-        </w:rPr>
-        <w:t>о</w:t>
-      </w:r>
-      <w:r>
-        <w:rPr>
-          <w:rStyle w:val="afff6"/>
-        </w:rPr>
-        <w:t>к 3</w:t>
+        <w:t>Рисунок 3</w:t>
       </w:r>
       <w:r>
         <w:rPr>
@@ -14826,7 +14589,7 @@
           </mc:Choice>
           <mc:Fallback>
             <w:pict>
-              <v:shape w14:anchorId="6491D6D7" id="Надпись 3" o:spid="_x0000_s1030" type="#_x0000_t202" style="position:absolute;left:0;text-align:left;margin-left:-4.05pt;margin-top:71.55pt;width:292.7pt;height:104.1pt;z-index:-251657216;visibility:visible;mso-wrap-style:square;mso-width-percent:0;mso-height-percent:0;mso-wrap-distance-left:9pt;mso-wrap-distance-top:0;mso-wrap-distance-right:9pt;mso-wrap-distance-bottom:0;mso-position-horizontal:absolute;mso-position-horizontal-relative:text;mso-position-vertical:absolute;mso-position-vertical-relative:text;mso-width-percent:0;mso-height-percent:0;mso-width-relative:margin;mso-height-relative:margin;v-text-anchor:top" o:gfxdata="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" fillcolor="white [3201]" strokeweight=".5pt">
+              <v:shape w14:anchorId="6491D6D7" id="Надпись 3" o:spid="_x0000_s1030" type="#_x0000_t202" style="position:absolute;left:0;text-align:left;margin-left:-4.05pt;margin-top:71.55pt;width:292.7pt;height:104.1pt;z-index:-251657216;visibility:visible;mso-wrap-style:square;mso-width-percent:0;mso-height-percent:0;mso-wrap-distance-left:9pt;mso-wrap-distance-top:0;mso-wrap-distance-right:9pt;mso-wrap-distance-bottom:0;mso-position-horizontal:absolute;mso-position-horizontal-relative:text;mso-position-vertical:absolute;mso-position-vertical-relative:text;mso-width-percent:0;mso-height-percent:0;mso-width-relative:margin;mso-height-relative:margin;v-text-anchor:top" o:gfxdata="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" fillcolor="white [3201]" strokeweight=".5pt">
                 <v:textbox>
                   <w:txbxContent>
                     <w:p/>
@@ -14900,30 +14663,17 @@
                             <w:r>
                               <w:t xml:space="preserve">Рисунок </w:t>
                             </w:r>
-                            <w:r>
-                              <w:fldChar w:fldCharType="begin"/>
-                            </w:r>
-                            <w:r>
-                              <w:instrText xml:space="preserve"> SEQ Рисунок \* ARABIC </w:instrText>
-                            </w:r>
-                            <w:r>
-                              <w:fldChar w:fldCharType="separate"/>
-                            </w:r>
-                            <w:r>
-                              <w:rPr>
-                                <w:noProof/>
-                              </w:rPr>
-                              <w:t>3</w:t>
-                            </w:r>
-                            <w:r>
-                              <w:fldChar w:fldCharType="end"/>
-                            </w:r>
+                            <w:fldSimple w:instr=" SEQ Рисунок \* ARABIC ">
+                              <w:r>
+                                <w:rPr>
+                                  <w:noProof/>
+                                </w:rPr>
+                                <w:t>3</w:t>
+                              </w:r>
+                            </w:fldSimple>
                             <w:bookmarkEnd w:id="45"/>
                             <w:r>
-                              <w:t xml:space="preserve">. </w:t>
-                            </w:r>
-                            <w:r>
-                              <w:t>Колебания газового дебита в очистных забоях</w:t>
+                              <w:t>. Колебания газового дебита в очистных забоях</w:t>
                             </w:r>
                           </w:p>
                         </w:txbxContent>
@@ -14942,7 +14692,7 @@
           </mc:Choice>
           <mc:Fallback>
             <w:pict>
-              <v:shape w14:anchorId="2AE528C0" id="_x0000_s1031" type="#_x0000_t202" style="position:absolute;left:0;text-align:left;margin-left:-4.05pt;margin-top:181.35pt;width:292.7pt;height:.05pt;z-index:-251637760;visibility:visible;mso-wrap-style:square;mso-wrap-distance-left:9pt;mso-wrap-distance-top:0;mso-wrap-distance-right:9pt;mso-wrap-distance-bottom:0;mso-position-horizontal:absolute;mso-position-horizontal-relative:text;mso-position-vertical:absolute;mso-position-vertical-relative:text;v-text-anchor:top" o:gfxdata="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" stroked="f">
+              <v:shape w14:anchorId="2AE528C0" id="_x0000_s1031" type="#_x0000_t202" style="position:absolute;left:0;text-align:left;margin-left:-4.05pt;margin-top:181.35pt;width:292.7pt;height:.05pt;z-index:-251637760;visibility:visible;mso-wrap-style:square;mso-wrap-distance-left:9pt;mso-wrap-distance-top:0;mso-wrap-distance-right:9pt;mso-wrap-distance-bottom:0;mso-position-horizontal:absolute;mso-position-horizontal-relative:text;mso-position-vertical:absolute;mso-position-vertical-relative:text;v-text-anchor:top" o:gfxdata="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" stroked="f">
                 <v:textbox style="mso-fit-shape-to-text:t" inset="0,0,0,0">
                   <w:txbxContent>
                     <w:p>
@@ -14959,30 +14709,17 @@
                       <w:r>
                         <w:t xml:space="preserve">Рисунок </w:t>
                       </w:r>
-                      <w:r>
-                        <w:fldChar w:fldCharType="begin"/>
-                      </w:r>
-                      <w:r>
-                        <w:instrText xml:space="preserve"> SEQ Рисунок \* ARABIC </w:instrText>
-                      </w:r>
-                      <w:r>
-                        <w:fldChar w:fldCharType="separate"/>
-                      </w:r>
-                      <w:r>
-                        <w:rPr>
-                          <w:noProof/>
-                        </w:rPr>
-                        <w:t>3</w:t>
-                      </w:r>
-                      <w:r>
-                        <w:fldChar w:fldCharType="end"/>
-                      </w:r>
+                      <w:fldSimple w:instr=" SEQ Рисунок \* ARABIC ">
+                        <w:r>
+                          <w:rPr>
+                            <w:noProof/>
+                          </w:rPr>
+                          <w:t>3</w:t>
+                        </w:r>
+                      </w:fldSimple>
                       <w:bookmarkEnd w:id="46"/>
                       <w:r>
-                        <w:t xml:space="preserve">. </w:t>
-                      </w:r>
-                      <w:r>
-                        <w:t>Колебания газового дебита в очистных забоях</w:t>
+                        <w:t>. Колебания газового дебита в очистных забоях</w:t>
                       </w:r>
                     </w:p>
                   </w:txbxContent>
@@ -15205,7 +14942,7 @@
           </mc:Choice>
           <mc:Fallback>
             <w:pict>
-              <v:shape w14:anchorId="0082144E" id="Надпись 6" o:spid="_x0000_s1032" type="#_x0000_t202" style="position:absolute;left:0;text-align:left;margin-left:8.2pt;margin-top:113.15pt;width:283.25pt;height:94.85pt;z-index:-251654144;visibility:visible;mso-wrap-style:square;mso-width-percent:0;mso-height-percent:0;mso-wrap-distance-left:9pt;mso-wrap-distance-top:0;mso-wrap-distance-right:9pt;mso-wrap-distance-bottom:0;mso-position-horizontal:absolute;mso-position-horizontal-relative:text;mso-position-vertical:absolute;mso-position-vertical-relative:text;mso-width-percent:0;mso-height-percent:0;mso-width-relative:margin;mso-height-relative:margin;v-text-anchor:top" o:gfxdata="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" fillcolor="white [3201]" strokeweight=".5pt">
+              <v:shape w14:anchorId="0082144E" id="Надпись 6" o:spid="_x0000_s1032" type="#_x0000_t202" style="position:absolute;left:0;text-align:left;margin-left:8.2pt;margin-top:113.15pt;width:283.25pt;height:94.85pt;z-index:-251654144;visibility:visible;mso-wrap-style:square;mso-width-percent:0;mso-height-percent:0;mso-wrap-distance-left:9pt;mso-wrap-distance-top:0;mso-wrap-distance-right:9pt;mso-wrap-distance-bottom:0;mso-position-horizontal:absolute;mso-position-horizontal-relative:text;mso-position-vertical:absolute;mso-position-vertical-relative:text;mso-width-percent:0;mso-height-percent:0;mso-width-relative:margin;mso-height-relative:margin;v-text-anchor:top" o:gfxdata="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" fillcolor="white [3201]" strokeweight=".5pt">
                 <v:textbox>
                   <w:txbxContent>
                     <w:p/>
@@ -15279,30 +15016,17 @@
                             <w:r>
                               <w:t xml:space="preserve">Рисунок </w:t>
                             </w:r>
-                            <w:r>
-                              <w:fldChar w:fldCharType="begin"/>
-                            </w:r>
-                            <w:r>
-                              <w:instrText xml:space="preserve"> SEQ Рисунок \* ARABIC </w:instrText>
-                            </w:r>
-                            <w:r>
-                              <w:fldChar w:fldCharType="separate"/>
-                            </w:r>
-                            <w:r>
-                              <w:rPr>
-                                <w:noProof/>
-                              </w:rPr>
-                              <w:t>4</w:t>
-                            </w:r>
-                            <w:r>
-                              <w:fldChar w:fldCharType="end"/>
-                            </w:r>
+                            <w:fldSimple w:instr=" SEQ Рисунок \* ARABIC ">
+                              <w:r>
+                                <w:rPr>
+                                  <w:noProof/>
+                                </w:rPr>
+                                <w:t>4</w:t>
+                              </w:r>
+                            </w:fldSimple>
                             <w:bookmarkEnd w:id="47"/>
                             <w:r>
-                              <w:t xml:space="preserve">. </w:t>
-                            </w:r>
-                            <w:r>
-                              <w:t>Зависимость газовыделения в шахте от изменения барометрического давления</w:t>
+                              <w:t>. Зависимость газовыделения в шахте от изменения барометрического давления</w:t>
                             </w:r>
                           </w:p>
                         </w:txbxContent>
@@ -15321,7 +15045,7 @@
           </mc:Choice>
           <mc:Fallback>
             <w:pict>
-              <v:shape w14:anchorId="0D2D4CEC" id="_x0000_s1033" type="#_x0000_t202" style="position:absolute;left:0;text-align:left;margin-left:6.1pt;margin-top:210.55pt;width:283.25pt;height:.05pt;z-index:-251635712;visibility:visible;mso-wrap-style:square;mso-wrap-distance-left:9pt;mso-wrap-distance-top:0;mso-wrap-distance-right:9pt;mso-wrap-distance-bottom:0;mso-position-horizontal:absolute;mso-position-horizontal-relative:text;mso-position-vertical:absolute;mso-position-vertical-relative:text;v-text-anchor:top" o:gfxdata="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" stroked="f">
+              <v:shape w14:anchorId="0D2D4CEC" id="_x0000_s1033" type="#_x0000_t202" style="position:absolute;left:0;text-align:left;margin-left:6.1pt;margin-top:210.55pt;width:283.25pt;height:.05pt;z-index:-251635712;visibility:visible;mso-wrap-style:square;mso-wrap-distance-left:9pt;mso-wrap-distance-top:0;mso-wrap-distance-right:9pt;mso-wrap-distance-bottom:0;mso-position-horizontal:absolute;mso-position-horizontal-relative:text;mso-position-vertical:absolute;mso-position-vertical-relative:text;v-text-anchor:top" o:gfxdata="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" stroked="f">
                 <v:textbox style="mso-fit-shape-to-text:t" inset="0,0,0,0">
                   <w:txbxContent>
                     <w:p>
@@ -15338,30 +15062,17 @@
                       <w:r>
                         <w:t xml:space="preserve">Рисунок </w:t>
                       </w:r>
-                      <w:r>
-                        <w:fldChar w:fldCharType="begin"/>
-                      </w:r>
-                      <w:r>
-                        <w:instrText xml:space="preserve"> SEQ Рисунок \* ARABIC </w:instrText>
-                      </w:r>
-                      <w:r>
-                        <w:fldChar w:fldCharType="separate"/>
-                      </w:r>
-                      <w:r>
-                        <w:rPr>
-                          <w:noProof/>
-                        </w:rPr>
-                        <w:t>4</w:t>
-                      </w:r>
-                      <w:r>
-                        <w:fldChar w:fldCharType="end"/>
-                      </w:r>
+                      <w:fldSimple w:instr=" SEQ Рисунок \* ARABIC ">
+                        <w:r>
+                          <w:rPr>
+                            <w:noProof/>
+                          </w:rPr>
+                          <w:t>4</w:t>
+                        </w:r>
+                      </w:fldSimple>
                       <w:bookmarkEnd w:id="48"/>
                       <w:r>
-                        <w:t xml:space="preserve">. </w:t>
-                      </w:r>
-                      <w:r>
-                        <w:t>Зависимость газовыделения в шахте от изменения барометрического давления</w:t>
+                        <w:t>. Зависимость газовыделения в шахте от изменения барометрического давления</w:t>
                       </w:r>
                     </w:p>
                   </w:txbxContent>
@@ -15391,12 +15102,12 @@
         <w:rPr>
           <w:rStyle w:val="afff6"/>
         </w:rPr>
+        <w:instrText xml:space="preserve"> \* MERGEFORMAT </w:instrText>
       </w:r>
       <w:r>
         <w:rPr>
           <w:rStyle w:val="afff6"/>
         </w:rPr>
-        <w:instrText xml:space="preserve"> \* MERGEFORMAT </w:instrText>
       </w:r>
       <w:r>
         <w:rPr>
@@ -15408,19 +15119,7 @@
         <w:rPr>
           <w:rStyle w:val="afff6"/>
         </w:rPr>
-        <w:t>Рис</w:t>
-      </w:r>
-      <w:r>
-        <w:rPr>
-          <w:rStyle w:val="afff6"/>
-        </w:rPr>
-        <w:t>у</w:t>
-      </w:r>
-      <w:r>
-        <w:rPr>
-          <w:rStyle w:val="afff6"/>
-        </w:rPr>
-        <w:t>нок 4</w:t>
+        <w:t>Рисунок 4</w:t>
       </w:r>
       <w:r>
         <w:rPr>
@@ -15531,7 +15230,7 @@
         <w:pStyle w:val="a0"/>
         <w:numPr>
           <w:ilvl w:val="0"/>
-          <w:numId w:val="57"/>
+          <w:numId w:val="11"/>
         </w:numPr>
       </w:pPr>
       <w:r>
@@ -15543,7 +15242,7 @@
         <w:pStyle w:val="a0"/>
         <w:numPr>
           <w:ilvl w:val="0"/>
-          <w:numId w:val="57"/>
+          <w:numId w:val="11"/>
         </w:numPr>
       </w:pPr>
       <w:r>
@@ -15631,7 +15330,7 @@
           </mc:Choice>
           <mc:Fallback>
             <w:pict>
-              <v:shape w14:anchorId="2FF55B2C" id="Надпись 7" o:spid="_x0000_s1034" type="#_x0000_t202" style="position:absolute;left:0;text-align:left;margin-left:-.05pt;margin-top:4.05pt;width:76.1pt;height:141.4pt;z-index:-251653120;visibility:visible;mso-wrap-style:square;mso-width-percent:0;mso-height-percent:0;mso-wrap-distance-left:9pt;mso-wrap-distance-top:0;mso-wrap-distance-right:9pt;mso-wrap-distance-bottom:0;mso-position-horizontal:absolute;mso-position-horizontal-relative:text;mso-position-vertical:absolute;mso-position-vertical-relative:text;mso-width-percent:0;mso-height-percent:0;mso-width-relative:margin;mso-height-relative:margin;v-text-anchor:top" o:gfxdata="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" fillcolor="white [3201]" strokeweight=".5pt">
+              <v:shape w14:anchorId="2FF55B2C" id="Надпись 7" o:spid="_x0000_s1034" type="#_x0000_t202" style="position:absolute;left:0;text-align:left;margin-left:-.05pt;margin-top:4.05pt;width:76.1pt;height:141.4pt;z-index:-251653120;visibility:visible;mso-wrap-style:square;mso-width-percent:0;mso-height-percent:0;mso-wrap-distance-left:9pt;mso-wrap-distance-top:0;mso-wrap-distance-right:9pt;mso-wrap-distance-bottom:0;mso-position-horizontal:absolute;mso-position-horizontal-relative:text;mso-position-vertical:absolute;mso-position-vertical-relative:text;mso-width-percent:0;mso-height-percent:0;mso-width-relative:margin;mso-height-relative:margin;v-text-anchor:top" o:gfxdata="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" fillcolor="white [3201]" strokeweight=".5pt">
                 <v:textbox>
                   <w:txbxContent>
                     <w:p/>
@@ -15730,24 +15429,14 @@
                             <w:r>
                               <w:t xml:space="preserve">Рисунок </w:t>
                             </w:r>
-                            <w:r>
-                              <w:fldChar w:fldCharType="begin"/>
-                            </w:r>
-                            <w:r>
-                              <w:instrText xml:space="preserve"> SEQ Рисунок \* ARABIC </w:instrText>
-                            </w:r>
-                            <w:r>
-                              <w:fldChar w:fldCharType="separate"/>
-                            </w:r>
-                            <w:r>
-                              <w:rPr>
-                                <w:noProof/>
-                              </w:rPr>
-                              <w:t>5</w:t>
-                            </w:r>
-                            <w:r>
-                              <w:fldChar w:fldCharType="end"/>
-                            </w:r>
+                            <w:fldSimple w:instr=" SEQ Рисунок \* ARABIC ">
+                              <w:r>
+                                <w:rPr>
+                                  <w:noProof/>
+                                </w:rPr>
+                                <w:t>5</w:t>
+                              </w:r>
+                            </w:fldSimple>
                             <w:bookmarkEnd w:id="49"/>
                             <w:r>
                               <w:t>. Трубка для взятия пробы шахтного воздуха</w:t>
@@ -15772,7 +15461,7 @@
           </mc:Choice>
           <mc:Fallback>
             <w:pict>
-              <v:shape w14:anchorId="18E018AD" id="_x0000_s1035" type="#_x0000_t202" style="position:absolute;left:0;text-align:left;margin-left:-.05pt;margin-top:67.85pt;width:76.1pt;height:.05pt;z-index:-251633664;visibility:visible;mso-wrap-style:square;mso-width-percent:0;mso-wrap-distance-left:9pt;mso-wrap-distance-top:0;mso-wrap-distance-right:9pt;mso-wrap-distance-bottom:0;mso-position-horizontal:absolute;mso-position-horizontal-relative:text;mso-position-vertical:absolute;mso-position-vertical-relative:text;mso-width-percent:0;mso-width-relative:margin;v-text-anchor:top" o:gfxdata="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" stroked="f">
+              <v:shape w14:anchorId="18E018AD" id="_x0000_s1035" type="#_x0000_t202" style="position:absolute;left:0;text-align:left;margin-left:-.05pt;margin-top:67.85pt;width:76.1pt;height:.05pt;z-index:-251633664;visibility:visible;mso-wrap-style:square;mso-width-percent:0;mso-wrap-distance-left:9pt;mso-wrap-distance-top:0;mso-wrap-distance-right:9pt;mso-wrap-distance-bottom:0;mso-position-horizontal:absolute;mso-position-horizontal-relative:text;mso-position-vertical:absolute;mso-position-vertical-relative:text;mso-width-percent:0;mso-width-relative:margin;v-text-anchor:top" o:gfxdata="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" stroked="f">
                 <v:textbox style="mso-fit-shape-to-text:t" inset="0,0,0,0">
                   <w:txbxContent>
                     <w:p>
@@ -15789,24 +15478,14 @@
                       <w:r>
                         <w:t xml:space="preserve">Рисунок </w:t>
                       </w:r>
-                      <w:r>
-                        <w:fldChar w:fldCharType="begin"/>
-                      </w:r>
-                      <w:r>
-                        <w:instrText xml:space="preserve"> SEQ Рисунок \* ARABIC </w:instrText>
-                      </w:r>
-                      <w:r>
-                        <w:fldChar w:fldCharType="separate"/>
-                      </w:r>
-                      <w:r>
-                        <w:rPr>
-                          <w:noProof/>
-                        </w:rPr>
-                        <w:t>5</w:t>
-                      </w:r>
-                      <w:r>
-                        <w:fldChar w:fldCharType="end"/>
-                      </w:r>
+                      <w:fldSimple w:instr=" SEQ Рисунок \* ARABIC ">
+                        <w:r>
+                          <w:rPr>
+                            <w:noProof/>
+                          </w:rPr>
+                          <w:t>5</w:t>
+                        </w:r>
+                      </w:fldSimple>
                       <w:bookmarkEnd w:id="50"/>
                       <w:r>
                         <w:t>. Трубка для взятия пробы шахтного воздуха</w:t>
@@ -15886,12 +15565,12 @@
         <w:rPr>
           <w:rStyle w:val="afff6"/>
         </w:rPr>
+        <w:instrText xml:space="preserve"> \* MERGEFORMAT </w:instrText>
       </w:r>
       <w:r>
         <w:rPr>
           <w:rStyle w:val="afff6"/>
         </w:rPr>
-        <w:instrText xml:space="preserve"> \* MERGEFORMAT </w:instrText>
       </w:r>
       <w:r>
         <w:rPr>
@@ -15993,36 +15672,17 @@
                             <w:r>
                               <w:t xml:space="preserve">Рисунок </w:t>
                             </w:r>
-                            <w:r>
-                              <w:fldChar w:fldCharType="begin"/>
-                            </w:r>
-                            <w:r>
-                              <w:instrText xml:space="preserve"> SEQ Рисунок \* ARABIC </w:instrText>
-                            </w:r>
-                            <w:r>
-                              <w:fldChar w:fldCharType="separate"/>
-                            </w:r>
-                            <w:r>
-                              <w:rPr>
-                                <w:noProof/>
-                              </w:rPr>
-                              <w:t>6</w:t>
-                            </w:r>
-                            <w:r>
-                              <w:fldChar w:fldCharType="end"/>
-                            </w:r>
+                            <w:fldSimple w:instr=" SEQ Рисунок \* ARABIC ">
+                              <w:r>
+                                <w:rPr>
+                                  <w:noProof/>
+                                </w:rPr>
+                                <w:t>6</w:t>
+                              </w:r>
+                            </w:fldSimple>
                             <w:bookmarkEnd w:id="51"/>
                             <w:r>
-                              <w:t xml:space="preserve">. </w:t>
-                            </w:r>
-                            <w:r>
-                              <w:t>Автоматический</w:t>
-                            </w:r>
-                            <w:r>
-                              <w:t xml:space="preserve"> </w:t>
-                            </w:r>
-                            <w:r>
-                              <w:t>пробоотборщик</w:t>
+                              <w:t>. Автоматический пробоотборщик</w:t>
                             </w:r>
                           </w:p>
                         </w:txbxContent>
@@ -16041,7 +15701,7 @@
           </mc:Choice>
           <mc:Fallback>
             <w:pict>
-              <v:shape w14:anchorId="7CF0A4E7" id="_x0000_s1036" type="#_x0000_t202" style="position:absolute;left:0;text-align:left;margin-left:162.3pt;margin-top:169.85pt;width:135.35pt;height:.05pt;z-index:-251630592;visibility:visible;mso-wrap-style:square;mso-wrap-distance-left:9pt;mso-wrap-distance-top:0;mso-wrap-distance-right:9pt;mso-wrap-distance-bottom:0;mso-position-horizontal:absolute;mso-position-horizontal-relative:text;mso-position-vertical:absolute;mso-position-vertical-relative:text;v-text-anchor:top" o:gfxdata="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" stroked="f">
+              <v:shape w14:anchorId="7CF0A4E7" id="_x0000_s1036" type="#_x0000_t202" style="position:absolute;left:0;text-align:left;margin-left:162.3pt;margin-top:169.85pt;width:135.35pt;height:.05pt;z-index:-251630592;visibility:visible;mso-wrap-style:square;mso-wrap-distance-left:9pt;mso-wrap-distance-top:0;mso-wrap-distance-right:9pt;mso-wrap-distance-bottom:0;mso-position-horizontal:absolute;mso-position-horizontal-relative:text;mso-position-vertical:absolute;mso-position-vertical-relative:text;v-text-anchor:top" o:gfxdata="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" stroked="f">
                 <v:textbox style="mso-fit-shape-to-text:t" inset="0,0,0,0">
                   <w:txbxContent>
                     <w:p>
@@ -16058,36 +15718,17 @@
                       <w:r>
                         <w:t xml:space="preserve">Рисунок </w:t>
                       </w:r>
-                      <w:r>
-                        <w:fldChar w:fldCharType="begin"/>
-                      </w:r>
-                      <w:r>
-                        <w:instrText xml:space="preserve"> SEQ Рисунок \* ARABIC </w:instrText>
-                      </w:r>
-                      <w:r>
-                        <w:fldChar w:fldCharType="separate"/>
-                      </w:r>
-                      <w:r>
-                        <w:rPr>
-                          <w:noProof/>
-                        </w:rPr>
-                        <w:t>6</w:t>
-                      </w:r>
-                      <w:r>
-                        <w:fldChar w:fldCharType="end"/>
-                      </w:r>
+                      <w:fldSimple w:instr=" SEQ Рисунок \* ARABIC ">
+                        <w:r>
+                          <w:rPr>
+                            <w:noProof/>
+                          </w:rPr>
+                          <w:t>6</w:t>
+                        </w:r>
+                      </w:fldSimple>
                       <w:bookmarkEnd w:id="52"/>
                       <w:r>
-                        <w:t xml:space="preserve">. </w:t>
-                      </w:r>
-                      <w:r>
-                        <w:t>Автоматический</w:t>
-                      </w:r>
-                      <w:r>
-                        <w:t xml:space="preserve"> </w:t>
-                      </w:r>
-                      <w:r>
-                        <w:t>пробоотборщик</w:t>
+                        <w:t>. Автоматический пробоотборщик</w:t>
                       </w:r>
                     </w:p>
                   </w:txbxContent>
@@ -16166,7 +15807,7 @@
           </mc:Choice>
           <mc:Fallback>
             <w:pict>
-              <v:shape w14:anchorId="52FC4513" id="_x0000_s1037" type="#_x0000_t202" style="position:absolute;left:0;text-align:left;margin-left:162.35pt;margin-top:15.75pt;width:135.35pt;height:149.65pt;z-index:-251632640;visibility:visible;mso-wrap-style:square;mso-wrap-distance-left:9pt;mso-wrap-distance-top:0;mso-wrap-distance-right:9pt;mso-wrap-distance-bottom:0;mso-position-horizontal:absolute;mso-position-horizontal-relative:text;mso-position-vertical:absolute;mso-position-vertical-relative:text;v-text-anchor:top" o:gfxdata="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" fillcolor="white [3201]" strokeweight=".5pt">
+              <v:shape w14:anchorId="52FC4513" id="_x0000_s1037" type="#_x0000_t202" style="position:absolute;left:0;text-align:left;margin-left:162.35pt;margin-top:15.75pt;width:135.35pt;height:149.65pt;z-index:-251632640;visibility:visible;mso-wrap-style:square;mso-wrap-distance-left:9pt;mso-wrap-distance-top:0;mso-wrap-distance-right:9pt;mso-wrap-distance-bottom:0;mso-position-horizontal:absolute;mso-position-horizontal-relative:text;mso-position-vertical:absolute;mso-position-vertical-relative:text;v-text-anchor:top" o:gfxdata="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" fillcolor="white [3201]" strokeweight=".5pt">
                 <v:textbox>
                   <w:txbxContent>
                     <w:p/>
@@ -16265,12 +15906,12 @@
         <w:rPr>
           <w:rStyle w:val="afff6"/>
         </w:rPr>
+        <w:instrText xml:space="preserve"> \* MERGEFORMAT </w:instrText>
       </w:r>
       <w:r>
         <w:rPr>
           <w:rStyle w:val="afff6"/>
         </w:rPr>
-        <w:instrText xml:space="preserve"> \* MERGEFORMAT </w:instrText>
       </w:r>
       <w:r>
         <w:rPr>
@@ -16376,12 +16017,12 @@
         <w:rPr>
           <w:rStyle w:val="afff6"/>
         </w:rPr>
+        <w:instrText xml:space="preserve"> \* MERGEFORMAT </w:instrText>
       </w:r>
       <w:r>
         <w:rPr>
           <w:rStyle w:val="afff6"/>
         </w:rPr>
-        <w:instrText xml:space="preserve"> \* MERGEFORMAT </w:instrText>
       </w:r>
       <w:r>
         <w:rPr>
@@ -16471,36 +16112,17 @@
                             <w:r>
                               <w:t xml:space="preserve">Рисунок </w:t>
                             </w:r>
-                            <w:r>
-                              <w:fldChar w:fldCharType="begin"/>
-                            </w:r>
-                            <w:r>
-                              <w:instrText xml:space="preserve"> SEQ Рисунок \* ARABIC </w:instrText>
-                            </w:r>
-                            <w:r>
-                              <w:fldChar w:fldCharType="separate"/>
-                            </w:r>
-                            <w:r>
-                              <w:rPr>
-                                <w:noProof/>
-                              </w:rPr>
-                              <w:t>7</w:t>
-                            </w:r>
-                            <w:r>
-                              <w:fldChar w:fldCharType="end"/>
-                            </w:r>
+                            <w:fldSimple w:instr=" SEQ Рисунок \* ARABIC ">
+                              <w:r>
+                                <w:rPr>
+                                  <w:noProof/>
+                                </w:rPr>
+                                <w:t>7</w:t>
+                              </w:r>
+                            </w:fldSimple>
                             <w:bookmarkEnd w:id="53"/>
                             <w:r>
-                              <w:t xml:space="preserve">. </w:t>
-                            </w:r>
-                            <w:r>
-                              <w:t>Изменение пламени бензиновой лампы</w:t>
-                            </w:r>
-                            <w:r>
-                              <w:t xml:space="preserve"> </w:t>
-                            </w:r>
-                            <w:r>
-                              <w:t>в зависимости от содержания в воздухе метана</w:t>
+                              <w:t>. Изменение пламени бензиновой лампы в зависимости от содержания в воздухе метана</w:t>
                             </w:r>
                           </w:p>
                         </w:txbxContent>
@@ -16519,7 +16141,7 @@
           </mc:Choice>
           <mc:Fallback>
             <w:pict>
-              <v:shape w14:anchorId="0A25E5BC" id="_x0000_s1038" type="#_x0000_t202" style="position:absolute;left:0;text-align:left;margin-left:-21.5pt;margin-top:163.1pt;width:332.1pt;height:.05pt;z-index:-251628544;visibility:visible;mso-wrap-style:square;mso-wrap-distance-left:9pt;mso-wrap-distance-top:0;mso-wrap-distance-right:9pt;mso-wrap-distance-bottom:0;mso-position-horizontal:absolute;mso-position-horizontal-relative:text;mso-position-vertical:absolute;mso-position-vertical-relative:text;v-text-anchor:top" o:gfxdata="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" stroked="f">
+              <v:shape w14:anchorId="0A25E5BC" id="_x0000_s1038" type="#_x0000_t202" style="position:absolute;left:0;text-align:left;margin-left:-21.5pt;margin-top:163.1pt;width:332.1pt;height:.05pt;z-index:-251628544;visibility:visible;mso-wrap-style:square;mso-wrap-distance-left:9pt;mso-wrap-distance-top:0;mso-wrap-distance-right:9pt;mso-wrap-distance-bottom:0;mso-position-horizontal:absolute;mso-position-horizontal-relative:text;mso-position-vertical:absolute;mso-position-vertical-relative:text;v-text-anchor:top" o:gfxdata="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" stroked="f">
                 <v:textbox style="mso-fit-shape-to-text:t" inset="0,0,0,0">
                   <w:txbxContent>
                     <w:p>
@@ -16536,36 +16158,17 @@
                       <w:r>
                         <w:t xml:space="preserve">Рисунок </w:t>
                       </w:r>
-                      <w:r>
-                        <w:fldChar w:fldCharType="begin"/>
-                      </w:r>
-                      <w:r>
-                        <w:instrText xml:space="preserve"> SEQ Рисунок \* ARABIC </w:instrText>
-                      </w:r>
-                      <w:r>
-                        <w:fldChar w:fldCharType="separate"/>
-                      </w:r>
-                      <w:r>
-                        <w:rPr>
-                          <w:noProof/>
-                        </w:rPr>
-                        <w:t>7</w:t>
-                      </w:r>
-                      <w:r>
-                        <w:fldChar w:fldCharType="end"/>
-                      </w:r>
+                      <w:fldSimple w:instr=" SEQ Рисунок \* ARABIC ">
+                        <w:r>
+                          <w:rPr>
+                            <w:noProof/>
+                          </w:rPr>
+                          <w:t>7</w:t>
+                        </w:r>
+                      </w:fldSimple>
                       <w:bookmarkEnd w:id="54"/>
                       <w:r>
-                        <w:t xml:space="preserve">. </w:t>
-                      </w:r>
-                      <w:r>
-                        <w:t>Изменение пламени бензиновой лампы</w:t>
-                      </w:r>
-                      <w:r>
-                        <w:t xml:space="preserve"> </w:t>
-                      </w:r>
-                      <w:r>
-                        <w:t>в зависимости от содержания в воздухе метана</w:t>
+                        <w:t>. Изменение пламени бензиновой лампы в зависимости от содержания в воздухе метана</w:t>
                       </w:r>
                     </w:p>
                   </w:txbxContent>
@@ -16647,7 +16250,7 @@
           </mc:Choice>
           <mc:Fallback>
             <w:pict>
-              <v:shape w14:anchorId="42F73C65" id="Надпись 8" o:spid="_x0000_s1039" type="#_x0000_t202" style="position:absolute;left:0;text-align:left;margin-left:-21.5pt;margin-top:86.65pt;width:332.1pt;height:1in;z-index:-251652096;visibility:visible;mso-wrap-style:square;mso-width-percent:0;mso-wrap-distance-left:9pt;mso-wrap-distance-top:0;mso-wrap-distance-right:9pt;mso-wrap-distance-bottom:0;mso-position-horizontal:absolute;mso-position-horizontal-relative:text;mso-position-vertical:absolute;mso-position-vertical-relative:text;mso-width-percent:0;mso-width-relative:margin;v-text-anchor:top" o:gfxdata="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" fillcolor="white [3201]" strokeweight=".5pt">
+              <v:shape w14:anchorId="42F73C65" id="Надпись 8" o:spid="_x0000_s1039" type="#_x0000_t202" style="position:absolute;left:0;text-align:left;margin-left:-21.5pt;margin-top:86.65pt;width:332.1pt;height:1in;z-index:-251652096;visibility:visible;mso-wrap-style:square;mso-width-percent:0;mso-wrap-distance-left:9pt;mso-wrap-distance-top:0;mso-wrap-distance-right:9pt;mso-wrap-distance-bottom:0;mso-position-horizontal:absolute;mso-position-horizontal-relative:text;mso-position-vertical:absolute;mso-position-vertical-relative:text;mso-width-percent:0;mso-width-relative:margin;v-text-anchor:top" o:gfxdata="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" fillcolor="white [3201]" strokeweight=".5pt">
                 <v:textbox>
                   <w:txbxContent>
                     <w:p/>
@@ -16737,36 +16340,17 @@
                             <w:r>
                               <w:t xml:space="preserve">Рисунок </w:t>
                             </w:r>
-                            <w:r>
-                              <w:fldChar w:fldCharType="begin"/>
-                            </w:r>
-                            <w:r>
-                              <w:instrText xml:space="preserve"> SEQ Рисунок \* ARABIC </w:instrText>
-                            </w:r>
-                            <w:r>
-                              <w:fldChar w:fldCharType="separate"/>
-                            </w:r>
-                            <w:r>
-                              <w:rPr>
-                                <w:noProof/>
-                              </w:rPr>
-                              <w:t>8</w:t>
-                            </w:r>
-                            <w:r>
-                              <w:fldChar w:fldCharType="end"/>
-                            </w:r>
+                            <w:fldSimple w:instr=" SEQ Рисунок \* ARABIC ">
+                              <w:r>
+                                <w:rPr>
+                                  <w:noProof/>
+                                </w:rPr>
+                                <w:t>8</w:t>
+                              </w:r>
+                            </w:fldSimple>
                             <w:bookmarkEnd w:id="55"/>
                             <w:r>
-                              <w:t xml:space="preserve">. </w:t>
-                            </w:r>
-                            <w:r>
-                              <w:t>Изменение ореола пламени бензиновой лампы</w:t>
-                            </w:r>
-                            <w:r>
-                              <w:t xml:space="preserve"> </w:t>
-                            </w:r>
-                            <w:r>
-                              <w:t>в зависимости от содержания в воздухе метана</w:t>
+                              <w:t>. Изменение ореола пламени бензиновой лампы в зависимости от содержания в воздухе метана</w:t>
                             </w:r>
                           </w:p>
                         </w:txbxContent>
@@ -16785,7 +16369,7 @@
           </mc:Choice>
           <mc:Fallback>
             <w:pict>
-              <v:shape w14:anchorId="03E324C1" id="_x0000_s1040" type="#_x0000_t202" style="position:absolute;left:0;text-align:left;margin-left:-4.9pt;margin-top:232.3pt;width:305.95pt;height:.05pt;z-index:-251626496;visibility:visible;mso-wrap-style:square;mso-wrap-distance-left:9pt;mso-wrap-distance-top:0;mso-wrap-distance-right:9pt;mso-wrap-distance-bottom:0;mso-position-horizontal:absolute;mso-position-horizontal-relative:text;mso-position-vertical:absolute;mso-position-vertical-relative:text;v-text-anchor:top" o:gfxdata="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" stroked="f">
+              <v:shape w14:anchorId="03E324C1" id="_x0000_s1040" type="#_x0000_t202" style="position:absolute;left:0;text-align:left;margin-left:-4.9pt;margin-top:232.3pt;width:305.95pt;height:.05pt;z-index:-251626496;visibility:visible;mso-wrap-style:square;mso-wrap-distance-left:9pt;mso-wrap-distance-top:0;mso-wrap-distance-right:9pt;mso-wrap-distance-bottom:0;mso-position-horizontal:absolute;mso-position-horizontal-relative:text;mso-position-vertical:absolute;mso-position-vertical-relative:text;v-text-anchor:top" o:gfxdata="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" stroked="f">
                 <v:textbox style="mso-fit-shape-to-text:t" inset="0,0,0,0">
                   <w:txbxContent>
                     <w:p>
@@ -16801,36 +16385,17 @@
                       <w:r>
                         <w:t xml:space="preserve">Рисунок </w:t>
                       </w:r>
-                      <w:r>
-                        <w:fldChar w:fldCharType="begin"/>
-                      </w:r>
-                      <w:r>
-                        <w:instrText xml:space="preserve"> SEQ Рисунок \* ARABIC </w:instrText>
-                      </w:r>
-                      <w:r>
-                        <w:fldChar w:fldCharType="separate"/>
-                      </w:r>
-                      <w:r>
-                        <w:rPr>
-                          <w:noProof/>
-                        </w:rPr>
-                        <w:t>8</w:t>
-                      </w:r>
-                      <w:r>
-                        <w:fldChar w:fldCharType="end"/>
-                      </w:r>
+                      <w:fldSimple w:instr=" SEQ Рисунок \* ARABIC ">
+                        <w:r>
+                          <w:rPr>
+                            <w:noProof/>
+                          </w:rPr>
+                          <w:t>8</w:t>
+                        </w:r>
+                      </w:fldSimple>
                       <w:bookmarkEnd w:id="56"/>
                       <w:r>
-                        <w:t xml:space="preserve">. </w:t>
-                      </w:r>
-                      <w:r>
-                        <w:t>Изменение ореола пламени бензиновой лампы</w:t>
-                      </w:r>
-                      <w:r>
-                        <w:t xml:space="preserve"> </w:t>
-                      </w:r>
-                      <w:r>
-                        <w:t>в зависимости от содержания в воздухе метана</w:t>
+                        <w:t>. Изменение ореола пламени бензиновой лампы в зависимости от содержания в воздухе метана</w:t>
                       </w:r>
                     </w:p>
                   </w:txbxContent>
@@ -16912,7 +16477,7 @@
           </mc:Choice>
           <mc:Fallback>
             <w:pict>
-              <v:shape w14:anchorId="10A54BA9" id="Надпись 9" o:spid="_x0000_s1041" type="#_x0000_t202" style="position:absolute;left:0;text-align:left;margin-left:-4.9pt;margin-top:155.2pt;width:305.95pt;height:1in;z-index:-251651072;visibility:visible;mso-wrap-style:square;mso-width-percent:0;mso-wrap-distance-left:9pt;mso-wrap-distance-top:0;mso-wrap-distance-right:9pt;mso-wrap-distance-bottom:0;mso-position-horizontal:absolute;mso-position-horizontal-relative:text;mso-position-vertical:absolute;mso-position-vertical-relative:text;mso-width-percent:0;mso-width-relative:margin;v-text-anchor:top" o:gfxdata="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" fillcolor="white [3201]" strokeweight=".5pt">
+              <v:shape w14:anchorId="10A54BA9" id="Надпись 9" o:spid="_x0000_s1041" type="#_x0000_t202" style="position:absolute;left:0;text-align:left;margin-left:-4.9pt;margin-top:155.2pt;width:305.95pt;height:1in;z-index:-251651072;visibility:visible;mso-wrap-style:square;mso-width-percent:0;mso-wrap-distance-left:9pt;mso-wrap-distance-top:0;mso-wrap-distance-right:9pt;mso-wrap-distance-bottom:0;mso-position-horizontal:absolute;mso-position-horizontal-relative:text;mso-position-vertical:absolute;mso-position-vertical-relative:text;mso-width-percent:0;mso-width-relative:margin;v-text-anchor:top" o:gfxdata="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" fillcolor="white [3201]" strokeweight=".5pt">
                 <v:textbox>
                   <w:txbxContent>
                     <w:p/>
@@ -16943,12 +16508,12 @@
         <w:rPr>
           <w:rStyle w:val="afff6"/>
         </w:rPr>
+        <w:instrText xml:space="preserve"> \* MERGEFORMAT </w:instrText>
       </w:r>
       <w:r>
         <w:rPr>
           <w:rStyle w:val="afff6"/>
         </w:rPr>
-        <w:instrText xml:space="preserve"> \* MERGEFORMAT </w:instrText>
       </w:r>
       <w:r>
         <w:rPr>
@@ -16972,9 +16537,6 @@
         <w:t>). Окраска ореола темно-голубая, почти синяя. При содержании метана 0,75—1% — высота ореола 5 мм, считая от трубки фитиля. При уменьшении пламени до 2 мм, при 1,5% — высота ореола 7 мм, считая от верхнего края фитильной трубки. При 2 % — обнаруживается почти сформировавшийся голубоватый конус высотой около 9 мм, с несколько неясным очертанием вершины. При 2,5% — появляется полный конус высотой около 12 мм. При 3% — четкий остроконечный конус высотой 15 мм. При 3,5% — высота конуса 20 мм</w:t>
       </w:r>
       <w:r>
-        <w:rPr>
-          <w:lang w:val="en-US"/>
-        </w:rPr>
         <w:t>;</w:t>
       </w:r>
       <w:r>
@@ -17036,10 +16598,7 @@
               <w:pStyle w:val="a4"/>
             </w:pPr>
             <w:r>
-              <w:t xml:space="preserve">При </w:t>
-            </w:r>
-            <w:r>
-              <w:t>высоте прикрученного пламени</w:t>
+              <w:t>При высоте прикрученного пламени</w:t>
             </w:r>
           </w:p>
         </w:tc>
@@ -17316,10 +16875,7 @@
               <w:t>2</w:t>
             </w:r>
             <w:r>
-              <w:t xml:space="preserve">, </w:t>
-            </w:r>
-            <w:r>
-              <w:t>%</w:t>
+              <w:t>, %</w:t>
             </w:r>
           </w:p>
         </w:tc>
@@ -17615,24 +17171,14 @@
                             <w:r>
                               <w:t xml:space="preserve">Рисунок </w:t>
                             </w:r>
-                            <w:r>
-                              <w:fldChar w:fldCharType="begin"/>
-                            </w:r>
-                            <w:r>
-                              <w:instrText xml:space="preserve"> SEQ Рисунок \* ARABIC </w:instrText>
-                            </w:r>
-                            <w:r>
-                              <w:fldChar w:fldCharType="separate"/>
-                            </w:r>
-                            <w:r>
-                              <w:rPr>
-                                <w:noProof/>
-                              </w:rPr>
-                              <w:t>9</w:t>
-                            </w:r>
-                            <w:r>
-                              <w:fldChar w:fldCharType="end"/>
-                            </w:r>
+                            <w:fldSimple w:instr=" SEQ Рисунок \* ARABIC ">
+                              <w:r>
+                                <w:rPr>
+                                  <w:noProof/>
+                                </w:rPr>
+                                <w:t>9</w:t>
+                              </w:r>
+                            </w:fldSimple>
                             <w:bookmarkEnd w:id="57"/>
                             <w:r>
                               <w:t>. Схема переносного газоанализатора МакНИИ на метан</w:t>
@@ -17654,7 +17200,7 @@
           </mc:Choice>
           <mc:Fallback>
             <w:pict>
-              <v:shape w14:anchorId="1CE18466" id="_x0000_s1042" type="#_x0000_t202" style="position:absolute;left:0;text-align:left;margin-left:-13.9pt;margin-top:118.85pt;width:310.25pt;height:.05pt;z-index:-251624448;visibility:visible;mso-wrap-style:square;mso-wrap-distance-left:9pt;mso-wrap-distance-top:0;mso-wrap-distance-right:9pt;mso-wrap-distance-bottom:0;mso-position-horizontal:absolute;mso-position-horizontal-relative:text;mso-position-vertical:absolute;mso-position-vertical-relative:text;v-text-anchor:top" o:gfxdata="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" stroked="f">
+              <v:shape w14:anchorId="1CE18466" id="_x0000_s1042" type="#_x0000_t202" style="position:absolute;left:0;text-align:left;margin-left:-13.9pt;margin-top:118.85pt;width:310.25pt;height:.05pt;z-index:-251624448;visibility:visible;mso-wrap-style:square;mso-wrap-distance-left:9pt;mso-wrap-distance-top:0;mso-wrap-distance-right:9pt;mso-wrap-distance-bottom:0;mso-position-horizontal:absolute;mso-position-horizontal-relative:text;mso-position-vertical:absolute;mso-position-vertical-relative:text;v-text-anchor:top" o:gfxdata="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" stroked="f">
                 <v:textbox style="mso-fit-shape-to-text:t" inset="0,0,0,0">
                   <w:txbxContent>
                     <w:p>
@@ -17671,24 +17217,14 @@
                       <w:r>
                         <w:t xml:space="preserve">Рисунок </w:t>
                       </w:r>
-                      <w:r>
-                        <w:fldChar w:fldCharType="begin"/>
-                      </w:r>
-                      <w:r>
-                        <w:instrText xml:space="preserve"> SEQ Рисунок \* ARABIC </w:instrText>
-                      </w:r>
-                      <w:r>
-                        <w:fldChar w:fldCharType="separate"/>
-                      </w:r>
-                      <w:r>
-                        <w:rPr>
-                          <w:noProof/>
-                        </w:rPr>
-                        <w:t>9</w:t>
-                      </w:r>
-                      <w:r>
-                        <w:fldChar w:fldCharType="end"/>
-                      </w:r>
+                      <w:fldSimple w:instr=" SEQ Рисунок \* ARABIC ">
+                        <w:r>
+                          <w:rPr>
+                            <w:noProof/>
+                          </w:rPr>
+                          <w:t>9</w:t>
+                        </w:r>
+                      </w:fldSimple>
                       <w:bookmarkEnd w:id="58"/>
                       <w:r>
                         <w:t>. Схема переносного газоанализатора МакНИИ на метан</w:t>
@@ -17773,7 +17309,7 @@
           </mc:Choice>
           <mc:Fallback>
             <w:pict>
-              <v:shape w14:anchorId="274860B6" id="Надпись 10" o:spid="_x0000_s1043" type="#_x0000_t202" style="position:absolute;left:0;text-align:left;margin-left:-10.25pt;margin-top:35.25pt;width:310.25pt;height:1in;z-index:-251650048;visibility:visible;mso-wrap-style:square;mso-width-percent:0;mso-wrap-distance-left:9pt;mso-wrap-distance-top:0;mso-wrap-distance-right:9pt;mso-wrap-distance-bottom:0;mso-position-horizontal:absolute;mso-position-horizontal-relative:text;mso-position-vertical:absolute;mso-position-vertical-relative:text;mso-width-percent:0;mso-width-relative:margin;v-text-anchor:top" o:gfxdata="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" fillcolor="white [3201]" strokeweight=".5pt">
+              <v:shape w14:anchorId="274860B6" id="Надпись 10" o:spid="_x0000_s1043" type="#_x0000_t202" style="position:absolute;left:0;text-align:left;margin-left:-10.25pt;margin-top:35.25pt;width:310.25pt;height:1in;z-index:-251650048;visibility:visible;mso-wrap-style:square;mso-width-percent:0;mso-wrap-distance-left:9pt;mso-wrap-distance-top:0;mso-wrap-distance-right:9pt;mso-wrap-distance-bottom:0;mso-position-horizontal:absolute;mso-position-horizontal-relative:text;mso-position-vertical:absolute;mso-position-vertical-relative:text;mso-width-percent:0;mso-width-relative:margin;v-text-anchor:top" o:gfxdata="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" fillcolor="white [3201]" strokeweight=".5pt">
                 <v:textbox>
                   <w:txbxContent>
                     <w:p/>
@@ -17812,12 +17348,12 @@
         <w:rPr>
           <w:rStyle w:val="afff6"/>
         </w:rPr>
+        <w:instrText xml:space="preserve"> \* MERGEFORMAT </w:instrText>
       </w:r>
       <w:r>
         <w:rPr>
           <w:rStyle w:val="afff6"/>
         </w:rPr>
-        <w:instrText xml:space="preserve"> \* MERGEFORMAT </w:instrText>
       </w:r>
       <w:r>
         <w:rPr>
@@ -17969,7 +17505,7 @@
           </mc:Choice>
           <mc:Fallback>
             <w:pict>
-              <v:shape w14:anchorId="6B42A70D" id="Надпись 11" o:spid="_x0000_s1044" type="#_x0000_t202" style="position:absolute;left:0;text-align:left;margin-left:-4.5pt;margin-top:.15pt;width:1in;height:101.1pt;z-index:-251649024;visibility:visible;mso-wrap-style:square;mso-width-percent:0;mso-wrap-distance-left:9pt;mso-wrap-distance-top:0;mso-wrap-distance-right:9pt;mso-wrap-distance-bottom:0;mso-position-horizontal:absolute;mso-position-horizontal-relative:text;mso-position-vertical:absolute;mso-position-vertical-relative:text;mso-width-percent:0;mso-width-relative:margin;v-text-anchor:top" o:gfxdata="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" fillcolor="white [3201]" strokeweight=".5pt">
+              <v:shape w14:anchorId="6B42A70D" id="Надпись 11" o:spid="_x0000_s1044" type="#_x0000_t202" style="position:absolute;left:0;text-align:left;margin-left:-4.5pt;margin-top:.15pt;width:1in;height:101.1pt;z-index:-251649024;visibility:visible;mso-wrap-style:square;mso-width-percent:0;mso-wrap-distance-left:9pt;mso-wrap-distance-top:0;mso-wrap-distance-right:9pt;mso-wrap-distance-bottom:0;mso-position-horizontal:absolute;mso-position-horizontal-relative:text;mso-position-vertical:absolute;mso-position-vertical-relative:text;mso-width-percent:0;mso-width-relative:margin;v-text-anchor:top" o:gfxdata="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" fillcolor="white [3201]" strokeweight=".5pt">
                 <v:textbox>
                   <w:txbxContent>
                     <w:p/>
@@ -18043,24 +17579,14 @@
                             <w:r>
                               <w:t xml:space="preserve">Рисунок </w:t>
                             </w:r>
-                            <w:r>
-                              <w:fldChar w:fldCharType="begin"/>
-                            </w:r>
-                            <w:r>
-                              <w:instrText xml:space="preserve"> SEQ Рисунок \* ARABIC </w:instrText>
-                            </w:r>
-                            <w:r>
-                              <w:fldChar w:fldCharType="separate"/>
-                            </w:r>
-                            <w:r>
-                              <w:rPr>
-                                <w:noProof/>
-                              </w:rPr>
-                              <w:t>10</w:t>
-                            </w:r>
-                            <w:r>
-                              <w:fldChar w:fldCharType="end"/>
-                            </w:r>
+                            <w:fldSimple w:instr=" SEQ Рисунок \* ARABIC ">
+                              <w:r>
+                                <w:rPr>
+                                  <w:noProof/>
+                                </w:rPr>
+                                <w:t>10</w:t>
+                              </w:r>
+                            </w:fldSimple>
                             <w:bookmarkEnd w:id="59"/>
                             <w:r>
                               <w:t>. Общий вид газоопределителя МакНИИ тип ГМТ-3</w:t>
@@ -18082,7 +17608,7 @@
           </mc:Choice>
           <mc:Fallback>
             <w:pict>
-              <v:shape w14:anchorId="1C9FA613" id="_x0000_s1045" type="#_x0000_t202" style="position:absolute;left:0;text-align:left;margin-left:-4.5pt;margin-top:105.85pt;width:1in;height:.05pt;z-index:-251622400;visibility:visible;mso-wrap-style:square;mso-wrap-distance-left:9pt;mso-wrap-distance-top:0;mso-wrap-distance-right:9pt;mso-wrap-distance-bottom:0;mso-position-horizontal:absolute;mso-position-horizontal-relative:text;mso-position-vertical:absolute;mso-position-vertical-relative:text;v-text-anchor:top" o:gfxdata="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" stroked="f">
+              <v:shape w14:anchorId="1C9FA613" id="_x0000_s1045" type="#_x0000_t202" style="position:absolute;left:0;text-align:left;margin-left:-4.5pt;margin-top:105.85pt;width:1in;height:.05pt;z-index:-251622400;visibility:visible;mso-wrap-style:square;mso-wrap-distance-left:9pt;mso-wrap-distance-top:0;mso-wrap-distance-right:9pt;mso-wrap-distance-bottom:0;mso-position-horizontal:absolute;mso-position-horizontal-relative:text;mso-position-vertical:absolute;mso-position-vertical-relative:text;v-text-anchor:top" o:gfxdata="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" stroked="f">
                 <v:textbox style="mso-fit-shape-to-text:t" inset="0,0,0,0">
                   <w:txbxContent>
                     <w:p>
@@ -18099,24 +17625,14 @@
                       <w:r>
                         <w:t xml:space="preserve">Рисунок </w:t>
                       </w:r>
-                      <w:r>
-                        <w:fldChar w:fldCharType="begin"/>
-                      </w:r>
-                      <w:r>
-                        <w:instrText xml:space="preserve"> SEQ Рисунок \* ARABIC </w:instrText>
-                      </w:r>
-                      <w:r>
-                        <w:fldChar w:fldCharType="separate"/>
-                      </w:r>
-                      <w:r>
-                        <w:rPr>
-                          <w:noProof/>
-                        </w:rPr>
-                        <w:t>10</w:t>
-                      </w:r>
-                      <w:r>
-                        <w:fldChar w:fldCharType="end"/>
-                      </w:r>
+                      <w:fldSimple w:instr=" SEQ Рисунок \* ARABIC ">
+                        <w:r>
+                          <w:rPr>
+                            <w:noProof/>
+                          </w:rPr>
+                          <w:t>10</w:t>
+                        </w:r>
+                      </w:fldSimple>
                       <w:bookmarkEnd w:id="60"/>
                       <w:r>
                         <w:t>. Общий вид газоопределителя МакНИИ тип ГМТ-3</w:t>
@@ -18185,56 +17701,56 @@
         <w:rPr>
           <w:rStyle w:val="afff6"/>
         </w:rPr>
+        <w:instrText xml:space="preserve"> \* MERGEFORMAT </w:instrText>
       </w:r>
       <w:r>
         <w:rPr>
           <w:rStyle w:val="afff6"/>
         </w:rPr>
+      </w:r>
+      <w:r>
+        <w:rPr>
+          <w:rStyle w:val="afff6"/>
+        </w:rPr>
+        <w:fldChar w:fldCharType="separate"/>
+      </w:r>
+      <w:r>
+        <w:rPr>
+          <w:rStyle w:val="afff6"/>
+        </w:rPr>
+        <w:t>Рисунок 10</w:t>
+      </w:r>
+      <w:r>
+        <w:rPr>
+          <w:rStyle w:val="afff6"/>
+        </w:rPr>
+        <w:fldChar w:fldCharType="end"/>
+      </w:r>
+      <w:r>
+        <w:t>) основан на принципе сравнения теплопроводности метана и воздуха. Основными частями прибора являются (</w:t>
+      </w:r>
+      <w:r>
+        <w:rPr>
+          <w:rStyle w:val="afff6"/>
+        </w:rPr>
+        <w:fldChar w:fldCharType="begin"/>
+      </w:r>
+      <w:r>
+        <w:rPr>
+          <w:rStyle w:val="afff6"/>
+        </w:rPr>
+        <w:instrText xml:space="preserve"> REF _Ref228186068 \h </w:instrText>
+      </w:r>
+      <w:r>
+        <w:rPr>
+          <w:rStyle w:val="afff6"/>
+        </w:rPr>
         <w:instrText xml:space="preserve"> \* MERGEFORMAT </w:instrText>
       </w:r>
       <w:r>
         <w:rPr>
           <w:rStyle w:val="afff6"/>
         </w:rPr>
-        <w:fldChar w:fldCharType="separate"/>
-      </w:r>
-      <w:r>
-        <w:rPr>
-          <w:rStyle w:val="afff6"/>
-        </w:rPr>
-        <w:t>Рисунок 10</w:t>
-      </w:r>
-      <w:r>
-        <w:rPr>
-          <w:rStyle w:val="afff6"/>
-        </w:rPr>
-        <w:fldChar w:fldCharType="end"/>
-      </w:r>
-      <w:r>
-        <w:t>) основан на принципе сравнения теплопроводности метана и воздуха. Основными частями прибора являются (</w:t>
-      </w:r>
-      <w:r>
-        <w:rPr>
-          <w:rStyle w:val="afff6"/>
-        </w:rPr>
-        <w:fldChar w:fldCharType="begin"/>
-      </w:r>
-      <w:r>
-        <w:rPr>
-          <w:rStyle w:val="afff6"/>
-        </w:rPr>
-        <w:instrText xml:space="preserve"> REF _Ref228186068 \h </w:instrText>
-      </w:r>
-      <w:r>
-        <w:rPr>
-          <w:rStyle w:val="afff6"/>
-        </w:rPr>
-      </w:r>
-      <w:r>
-        <w:rPr>
-          <w:rStyle w:val="afff6"/>
-        </w:rPr>
-        <w:instrText xml:space="preserve"> \* MERGEFORMAT </w:instrText>
       </w:r>
       <w:r>
         <w:rPr>
@@ -18339,24 +17855,14 @@
                             <w:r>
                               <w:t xml:space="preserve">Рисунок </w:t>
                             </w:r>
-                            <w:r>
-                              <w:fldChar w:fldCharType="begin"/>
-                            </w:r>
-                            <w:r>
-                              <w:instrText xml:space="preserve"> SEQ Рисунок \* ARABIC </w:instrText>
-                            </w:r>
-                            <w:r>
-                              <w:fldChar w:fldCharType="separate"/>
-                            </w:r>
-                            <w:r>
-                              <w:rPr>
-                                <w:noProof/>
-                              </w:rPr>
-                              <w:t>11</w:t>
-                            </w:r>
-                            <w:r>
-                              <w:fldChar w:fldCharType="end"/>
-                            </w:r>
+                            <w:fldSimple w:instr=" SEQ Рисунок \* ARABIC ">
+                              <w:r>
+                                <w:rPr>
+                                  <w:noProof/>
+                                </w:rPr>
+                                <w:t>11</w:t>
+                              </w:r>
+                            </w:fldSimple>
                             <w:bookmarkEnd w:id="61"/>
                             <w:r>
                               <w:t>. Схема газоопределителя ГМТ-3</w:t>
@@ -18378,7 +17884,7 @@
           </mc:Choice>
           <mc:Fallback>
             <w:pict>
-              <v:shape w14:anchorId="4E44F933" id="_x0000_s1046" type="#_x0000_t202" style="position:absolute;left:0;text-align:left;margin-left:-12.05pt;margin-top:93.65pt;width:325.25pt;height:.05pt;z-index:-251620352;visibility:visible;mso-wrap-style:square;mso-wrap-distance-left:9pt;mso-wrap-distance-top:0;mso-wrap-distance-right:9pt;mso-wrap-distance-bottom:0;mso-position-horizontal:absolute;mso-position-horizontal-relative:text;mso-position-vertical:absolute;mso-position-vertical-relative:text;v-text-anchor:top" o:gfxdata="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" stroked="f">
+              <v:shape w14:anchorId="4E44F933" id="_x0000_s1046" type="#_x0000_t202" style="position:absolute;left:0;text-align:left;margin-left:-12.05pt;margin-top:93.65pt;width:325.25pt;height:.05pt;z-index:-251620352;visibility:visible;mso-wrap-style:square;mso-wrap-distance-left:9pt;mso-wrap-distance-top:0;mso-wrap-distance-right:9pt;mso-wrap-distance-bottom:0;mso-position-horizontal:absolute;mso-position-horizontal-relative:text;mso-position-vertical:absolute;mso-position-vertical-relative:text;v-text-anchor:top" o:gfxdata="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" stroked="f">
                 <v:textbox style="mso-fit-shape-to-text:t" inset="0,0,0,0">
                   <w:txbxContent>
                     <w:p>
@@ -18395,24 +17901,14 @@
                       <w:r>
                         <w:t xml:space="preserve">Рисунок </w:t>
                       </w:r>
-                      <w:r>
-                        <w:fldChar w:fldCharType="begin"/>
-                      </w:r>
-                      <w:r>
-                        <w:instrText xml:space="preserve"> SEQ Рисунок \* ARABIC </w:instrText>
-                      </w:r>
-                      <w:r>
-                        <w:fldChar w:fldCharType="separate"/>
-                      </w:r>
-                      <w:r>
-                        <w:rPr>
-                          <w:noProof/>
-                        </w:rPr>
-                        <w:t>11</w:t>
-                      </w:r>
-                      <w:r>
-                        <w:fldChar w:fldCharType="end"/>
-                      </w:r>
+                      <w:fldSimple w:instr=" SEQ Рисунок \* ARABIC ">
+                        <w:r>
+                          <w:rPr>
+                            <w:noProof/>
+                          </w:rPr>
+                          <w:t>11</w:t>
+                        </w:r>
+                      </w:fldSimple>
                       <w:bookmarkEnd w:id="62"/>
                       <w:r>
                         <w:t>. Схема газоопределителя ГМТ-3</w:t>
@@ -18494,7 +17990,7 @@
           </mc:Choice>
           <mc:Fallback>
             <w:pict>
-              <v:shape w14:anchorId="73B3799F" id="Надпись 12" o:spid="_x0000_s1047" type="#_x0000_t202" style="position:absolute;left:0;text-align:left;margin-left:-12.05pt;margin-top:30.1pt;width:325.3pt;height:59.15pt;z-index:-251648000;visibility:visible;mso-wrap-style:square;mso-wrap-distance-left:9pt;mso-wrap-distance-top:0;mso-wrap-distance-right:9pt;mso-wrap-distance-bottom:0;mso-position-horizontal:absolute;mso-position-horizontal-relative:text;mso-position-vertical:absolute;mso-position-vertical-relative:text;v-text-anchor:top" o:gfxdata="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" fillcolor="white [3201]" strokeweight=".5pt">
+              <v:shape w14:anchorId="73B3799F" id="Надпись 12" o:spid="_x0000_s1047" type="#_x0000_t202" style="position:absolute;left:0;text-align:left;margin-left:-12.05pt;margin-top:30.1pt;width:325.3pt;height:59.15pt;z-index:-251648000;visibility:visible;mso-wrap-style:square;mso-wrap-distance-left:9pt;mso-wrap-distance-top:0;mso-wrap-distance-right:9pt;mso-wrap-distance-bottom:0;mso-position-horizontal:absolute;mso-position-horizontal-relative:text;mso-position-vertical:absolute;mso-position-vertical-relative:text;v-text-anchor:top" o:gfxdata="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" fillcolor="white [3201]" strokeweight=".5pt">
                 <v:textbox>
                   <w:txbxContent>
                     <w:p/>
@@ -18561,7 +18057,7 @@
         <w:pStyle w:val="a0"/>
         <w:numPr>
           <w:ilvl w:val="0"/>
-          <w:numId w:val="62"/>
+          <w:numId w:val="16"/>
         </w:numPr>
       </w:pPr>
       <w:r>
@@ -18573,7 +18069,7 @@
         <w:pStyle w:val="a0"/>
         <w:numPr>
           <w:ilvl w:val="0"/>
-          <w:numId w:val="62"/>
+          <w:numId w:val="16"/>
         </w:numPr>
       </w:pPr>
       <w:r>
@@ -18655,36 +18151,17 @@
                             <w:r>
                               <w:t xml:space="preserve">Рисунок </w:t>
                             </w:r>
-                            <w:r>
-                              <w:fldChar w:fldCharType="begin"/>
-                            </w:r>
-                            <w:r>
-                              <w:instrText xml:space="preserve"> SEQ Рисунок \* ARABIC </w:instrText>
-                            </w:r>
-                            <w:r>
-                              <w:fldChar w:fldCharType="separate"/>
-                            </w:r>
-                            <w:r>
-                              <w:rPr>
-                                <w:noProof/>
-                              </w:rPr>
-                              <w:t>12</w:t>
-                            </w:r>
-                            <w:r>
-                              <w:fldChar w:fldCharType="end"/>
-                            </w:r>
+                            <w:fldSimple w:instr=" SEQ Рисунок \* ARABIC ">
+                              <w:r>
+                                <w:rPr>
+                                  <w:noProof/>
+                                </w:rPr>
+                                <w:t>12</w:t>
+                              </w:r>
+                            </w:fldSimple>
                             <w:bookmarkEnd w:id="63"/>
                             <w:r>
-                              <w:t xml:space="preserve">. </w:t>
-                            </w:r>
-                            <w:r>
-                              <w:t>Оптическая схема</w:t>
-                            </w:r>
-                            <w:r>
-                              <w:t xml:space="preserve"> </w:t>
-                            </w:r>
-                            <w:r>
-                              <w:t>интерферометра</w:t>
+                              <w:t>. Оптическая схема интерферометра</w:t>
                             </w:r>
                           </w:p>
                         </w:txbxContent>
@@ -18703,7 +18180,7 @@
           </mc:Choice>
           <mc:Fallback>
             <w:pict>
-              <v:shape w14:anchorId="7A9214A4" id="_x0000_s1048" type="#_x0000_t202" style="position:absolute;left:0;text-align:left;margin-left:-33.45pt;margin-top:199.7pt;width:117pt;height:.05pt;z-index:-251618304;visibility:visible;mso-wrap-style:square;mso-wrap-distance-left:9pt;mso-wrap-distance-top:0;mso-wrap-distance-right:9pt;mso-wrap-distance-bottom:0;mso-position-horizontal:absolute;mso-position-horizontal-relative:text;mso-position-vertical:absolute;mso-position-vertical-relative:text;v-text-anchor:top" o:gfxdata="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" stroked="f">
+              <v:shape w14:anchorId="7A9214A4" id="_x0000_s1048" type="#_x0000_t202" style="position:absolute;left:0;text-align:left;margin-left:-33.45pt;margin-top:199.7pt;width:117pt;height:.05pt;z-index:-251618304;visibility:visible;mso-wrap-style:square;mso-wrap-distance-left:9pt;mso-wrap-distance-top:0;mso-wrap-distance-right:9pt;mso-wrap-distance-bottom:0;mso-position-horizontal:absolute;mso-position-horizontal-relative:text;mso-position-vertical:absolute;mso-position-vertical-relative:text;v-text-anchor:top" o:gfxdata="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" stroked="f">
                 <v:textbox style="mso-fit-shape-to-text:t" inset="0,0,0,0">
                   <w:txbxContent>
                     <w:p>
@@ -18720,36 +18197,17 @@
                       <w:r>
                         <w:t xml:space="preserve">Рисунок </w:t>
                       </w:r>
-                      <w:r>
-                        <w:fldChar w:fldCharType="begin"/>
-                      </w:r>
-                      <w:r>
-                        <w:instrText xml:space="preserve"> SEQ Рисунок \* ARABIC </w:instrText>
-                      </w:r>
-                      <w:r>
-                        <w:fldChar w:fldCharType="separate"/>
-                      </w:r>
-                      <w:r>
-                        <w:rPr>
-                          <w:noProof/>
-                        </w:rPr>
-                        <w:t>12</w:t>
-                      </w:r>
-                      <w:r>
-                        <w:fldChar w:fldCharType="end"/>
-                      </w:r>
+                      <w:fldSimple w:instr=" SEQ Рисунок \* ARABIC ">
+                        <w:r>
+                          <w:rPr>
+                            <w:noProof/>
+                          </w:rPr>
+                          <w:t>12</w:t>
+                        </w:r>
+                      </w:fldSimple>
                       <w:bookmarkEnd w:id="64"/>
                       <w:r>
-                        <w:t xml:space="preserve">. </w:t>
-                      </w:r>
-                      <w:r>
-                        <w:t>Оптическая схема</w:t>
-                      </w:r>
-                      <w:r>
-                        <w:t xml:space="preserve"> </w:t>
-                      </w:r>
-                      <w:r>
-                        <w:t>интерферометра</w:t>
+                        <w:t>. Оптическая схема интерферометра</w:t>
                       </w:r>
                     </w:p>
                   </w:txbxContent>
@@ -18834,7 +18292,7 @@
           </mc:Choice>
           <mc:Fallback>
             <w:pict>
-              <v:shape w14:anchorId="7B035EA7" id="Надпись 13" o:spid="_x0000_s1049" type="#_x0000_t202" style="position:absolute;left:0;text-align:left;margin-left:-33.45pt;margin-top:17.4pt;width:117pt;height:177.8pt;z-index:-251646976;visibility:visible;mso-wrap-style:square;mso-width-percent:0;mso-height-percent:0;mso-wrap-distance-left:9pt;mso-wrap-distance-top:0;mso-wrap-distance-right:9pt;mso-wrap-distance-bottom:0;mso-position-horizontal:absolute;mso-position-horizontal-relative:text;mso-position-vertical:absolute;mso-position-vertical-relative:text;mso-width-percent:0;mso-height-percent:0;mso-width-relative:margin;mso-height-relative:margin;v-text-anchor:top" o:gfxdata="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" fillcolor="white [3201]" strokeweight=".5pt">
+              <v:shape w14:anchorId="7B035EA7" id="Надпись 13" o:spid="_x0000_s1049" type="#_x0000_t202" style="position:absolute;left:0;text-align:left;margin-left:-33.45pt;margin-top:17.4pt;width:117pt;height:177.8pt;z-index:-251646976;visibility:visible;mso-wrap-style:square;mso-width-percent:0;mso-height-percent:0;mso-wrap-distance-left:9pt;mso-wrap-distance-top:0;mso-wrap-distance-right:9pt;mso-wrap-distance-bottom:0;mso-position-horizontal:absolute;mso-position-horizontal-relative:text;mso-position-vertical:absolute;mso-position-vertical-relative:text;mso-width-percent:0;mso-height-percent:0;mso-width-relative:margin;mso-height-relative:margin;v-text-anchor:top" o:gfxdata="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" fillcolor="white [3201]" strokeweight=".5pt">
                 <v:textbox>
                   <w:txbxContent>
                     <w:p/>
@@ -18952,12 +18410,12 @@
         <w:rPr>
           <w:rStyle w:val="afff6"/>
         </w:rPr>
+        <w:instrText xml:space="preserve"> \* MERGEFORMAT </w:instrText>
       </w:r>
       <w:r>
         <w:rPr>
           <w:rStyle w:val="afff6"/>
         </w:rPr>
-        <w:instrText xml:space="preserve"> \* MERGEFORMAT </w:instrText>
       </w:r>
       <w:r>
         <w:rPr>
@@ -18969,13 +18427,7 @@
         <w:rPr>
           <w:rStyle w:val="afff6"/>
         </w:rPr>
-        <w:t>рис. 1</w:t>
-      </w:r>
-      <w:r>
-        <w:rPr>
-          <w:rStyle w:val="afff6"/>
-        </w:rPr>
-        <w:t>2</w:t>
+        <w:t>рис. 12</w:t>
       </w:r>
       <w:r>
         <w:rPr>
@@ -19205,39 +18657,20 @@
                             <w:r>
                               <w:t xml:space="preserve">Рисунок </w:t>
                             </w:r>
-                            <w:r>
-                              <w:fldChar w:fldCharType="begin"/>
-                            </w:r>
-                            <w:r>
-                              <w:instrText xml:space="preserve"> SEQ Рисунок \* ARABIC </w:instrText>
-                            </w:r>
-                            <w:r>
-                              <w:fldChar w:fldCharType="separate"/>
-                            </w:r>
-                            <w:r>
-                              <w:rPr>
-                                <w:noProof/>
-                              </w:rPr>
-                              <w:t>13</w:t>
-                            </w:r>
-                            <w:r>
-                              <w:fldChar w:fldCharType="end"/>
-                            </w:r>
+                            <w:fldSimple w:instr=" SEQ Рисунок \* ARABIC ">
+                              <w:r>
+                                <w:rPr>
+                                  <w:noProof/>
+                                </w:rPr>
+                                <w:t>13</w:t>
+                              </w:r>
+                            </w:fldSimple>
                             <w:bookmarkEnd w:id="65"/>
                             <w:r>
                               <w:t>.</w:t>
                             </w:r>
                             <w:r>
-                              <w:t xml:space="preserve"> </w:t>
-                            </w:r>
-                            <w:r>
-                              <w:t>Монтаж оптической</w:t>
-                            </w:r>
-                            <w:r>
-                              <w:t xml:space="preserve"> системы </w:t>
-                            </w:r>
-                            <w:r>
-                              <w:t>шахтного интерферометра</w:t>
+                              <w:t xml:space="preserve"> Монтаж оптической системы шахтного интерферометра</w:t>
                             </w:r>
                           </w:p>
                         </w:txbxContent>
@@ -19256,7 +18689,7 @@
           </mc:Choice>
           <mc:Fallback>
             <w:pict>
-              <v:shape w14:anchorId="1B514409" id="_x0000_s1050" type="#_x0000_t202" style="position:absolute;left:0;text-align:left;margin-left:-6.35pt;margin-top:207.9pt;width:121.8pt;height:.05pt;z-index:-251615232;visibility:visible;mso-wrap-style:square;mso-wrap-distance-left:9pt;mso-wrap-distance-top:0;mso-wrap-distance-right:9pt;mso-wrap-distance-bottom:0;mso-position-horizontal:absolute;mso-position-horizontal-relative:text;mso-position-vertical:absolute;mso-position-vertical-relative:text;v-text-anchor:top" o:gfxdata="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" stroked="f">
+              <v:shape w14:anchorId="1B514409" id="_x0000_s1050" type="#_x0000_t202" style="position:absolute;left:0;text-align:left;margin-left:-6.35pt;margin-top:207.9pt;width:121.8pt;height:.05pt;z-index:-251615232;visibility:visible;mso-wrap-style:square;mso-wrap-distance-left:9pt;mso-wrap-distance-top:0;mso-wrap-distance-right:9pt;mso-wrap-distance-bottom:0;mso-position-horizontal:absolute;mso-position-horizontal-relative:text;mso-position-vertical:absolute;mso-position-vertical-relative:text;v-text-anchor:top" o:gfxdata="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" stroked="f">
                 <v:textbox style="mso-fit-shape-to-text:t" inset="0,0,0,0">
                   <w:txbxContent>
                     <w:p>
@@ -19273,39 +18706,20 @@
                       <w:r>
                         <w:t xml:space="preserve">Рисунок </w:t>
                       </w:r>
-                      <w:r>
-                        <w:fldChar w:fldCharType="begin"/>
-                      </w:r>
-                      <w:r>
-                        <w:instrText xml:space="preserve"> SEQ Рисунок \* ARABIC </w:instrText>
-                      </w:r>
-                      <w:r>
-                        <w:fldChar w:fldCharType="separate"/>
-                      </w:r>
-                      <w:r>
-                        <w:rPr>
-                          <w:noProof/>
-                        </w:rPr>
-                        <w:t>13</w:t>
-                      </w:r>
-                      <w:r>
-                        <w:fldChar w:fldCharType="end"/>
-                      </w:r>
+                      <w:fldSimple w:instr=" SEQ Рисунок \* ARABIC ">
+                        <w:r>
+                          <w:rPr>
+                            <w:noProof/>
+                          </w:rPr>
+                          <w:t>13</w:t>
+                        </w:r>
+                      </w:fldSimple>
                       <w:bookmarkEnd w:id="66"/>
                       <w:r>
                         <w:t>.</w:t>
                       </w:r>
                       <w:r>
-                        <w:t xml:space="preserve"> </w:t>
-                      </w:r>
-                      <w:r>
-                        <w:t>Монтаж оптической</w:t>
-                      </w:r>
-                      <w:r>
-                        <w:t xml:space="preserve"> системы </w:t>
-                      </w:r>
-                      <w:r>
-                        <w:t>шахтного интерферометра</w:t>
+                        <w:t xml:space="preserve"> Монтаж оптической системы шахтного интерферометра</w:t>
                       </w:r>
                     </w:p>
                   </w:txbxContent>
@@ -19384,7 +18798,7 @@
           </mc:Choice>
           <mc:Fallback>
             <w:pict>
-              <v:shape w14:anchorId="579553C8" id="Надпись 2" o:spid="_x0000_s1051" type="#_x0000_t202" style="position:absolute;left:0;text-align:left;margin-left:-6.35pt;margin-top:30.3pt;width:121.8pt;height:173.1pt;z-index:-251617280;visibility:visible;mso-wrap-style:square;mso-wrap-distance-left:9pt;mso-wrap-distance-top:0;mso-wrap-distance-right:9pt;mso-wrap-distance-bottom:0;mso-position-horizontal:absolute;mso-position-horizontal-relative:text;mso-position-vertical:absolute;mso-position-vertical-relative:text;v-text-anchor:top" o:gfxdata="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" fillcolor="white [3201]" strokeweight=".5pt">
+              <v:shape w14:anchorId="579553C8" id="Надпись 2" o:spid="_x0000_s1051" type="#_x0000_t202" style="position:absolute;left:0;text-align:left;margin-left:-6.35pt;margin-top:30.3pt;width:121.8pt;height:173.1pt;z-index:-251617280;visibility:visible;mso-wrap-style:square;mso-wrap-distance-left:9pt;mso-wrap-distance-top:0;mso-wrap-distance-right:9pt;mso-wrap-distance-bottom:0;mso-position-horizontal:absolute;mso-position-horizontal-relative:text;mso-position-vertical:absolute;mso-position-vertical-relative:text;v-text-anchor:top" o:gfxdata="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" fillcolor="white [3201]" strokeweight=".5pt">
                 <v:textbox>
                   <w:txbxContent>
                     <w:p/>
@@ -19426,18 +18840,12 @@
         <w:rPr>
           <w:rStyle w:val="afff6"/>
         </w:rPr>
-        <w:instrText xml:space="preserve"> REF _Ref228188074 \h </w:instrText>
+        <w:instrText xml:space="preserve"> REF _Ref228188074 \h  \* MERGEFORMAT </w:instrText>
       </w:r>
       <w:r>
         <w:rPr>
           <w:rStyle w:val="afff6"/>
         </w:rPr>
-      </w:r>
-      <w:r>
-        <w:rPr>
-          <w:rStyle w:val="afff6"/>
-        </w:rPr>
-        <w:instrText xml:space="preserve"> \* MERGEFORMAT </w:instrText>
       </w:r>
       <w:r>
         <w:rPr>
@@ -19619,12 +19027,12 @@
         <w:rPr>
           <w:rStyle w:val="afff6"/>
         </w:rPr>
+        <w:instrText xml:space="preserve"> \* MERGEFORMAT </w:instrText>
       </w:r>
       <w:r>
         <w:rPr>
           <w:rStyle w:val="afff6"/>
         </w:rPr>
-        <w:instrText xml:space="preserve"> \* MERGEFORMAT </w:instrText>
       </w:r>
       <w:r>
         <w:rPr>
@@ -19816,30 +19224,17 @@
                             <w:r>
                               <w:t xml:space="preserve">Рисунок </w:t>
                             </w:r>
-                            <w:r>
-                              <w:fldChar w:fldCharType="begin"/>
-                            </w:r>
-                            <w:r>
-                              <w:instrText xml:space="preserve"> SEQ Рисунок \* ARABIC </w:instrText>
-                            </w:r>
-                            <w:r>
-                              <w:fldChar w:fldCharType="separate"/>
-                            </w:r>
-                            <w:r>
-                              <w:rPr>
-                                <w:noProof/>
-                              </w:rPr>
-                              <w:t>14</w:t>
-                            </w:r>
-                            <w:r>
-                              <w:fldChar w:fldCharType="end"/>
-                            </w:r>
+                            <w:fldSimple w:instr=" SEQ Рисунок \* ARABIC ">
+                              <w:r>
+                                <w:rPr>
+                                  <w:noProof/>
+                                </w:rPr>
+                                <w:t>14</w:t>
+                              </w:r>
+                            </w:fldSimple>
                             <w:bookmarkEnd w:id="67"/>
                             <w:r>
-                              <w:t xml:space="preserve">. </w:t>
-                            </w:r>
-                            <w:r>
-                              <w:t>Схема газоопределителя на метан непрерывного действия:</w:t>
+                              <w:t>. Схема газоопределителя на метан непрерывного действия:</w:t>
                             </w:r>
                           </w:p>
                           <w:p>
@@ -19853,22 +19248,7 @@
                               </w:rPr>
                             </w:pPr>
                             <w:r>
-                              <w:t xml:space="preserve">4P, 5Р — реле исполнительное; 2Р, ЗР — реле первичное; </w:t>
-                            </w:r>
-                            <w:r>
-                              <w:t>1</w:t>
-                            </w:r>
-                            <w:r>
-                              <w:t>P — реле времени;</w:t>
-                            </w:r>
-                            <w:r>
-                              <w:t xml:space="preserve"> 1</w:t>
-                            </w:r>
-                            <w:r>
-                              <w:t xml:space="preserve">B — выпрямитель селеновый; УМ — усилитель магнитный; </w:t>
-                            </w:r>
-                            <w:r>
-                              <w:t>Т</w:t>
+                              <w:t>4P, 5Р — реле исполнительное; 2Р, ЗР — реле первичное; 1P — реле времени; 1B — выпрямитель селеновый; УМ — усилитель магнитный; Т</w:t>
                             </w:r>
                             <w:r>
                               <w:rPr>
@@ -19931,19 +19311,7 @@
                               <w:t>k</w:t>
                             </w:r>
                             <w:r>
-                              <w:t xml:space="preserve"> </w:t>
-                            </w:r>
-                            <w:r>
-                              <w:t>—</w:t>
-                            </w:r>
-                            <w:r>
-                              <w:t xml:space="preserve"> </w:t>
-                            </w:r>
-                            <w:r>
-                              <w:t>термометры</w:t>
-                            </w:r>
-                            <w:r>
-                              <w:t xml:space="preserve"> сопротивления</w:t>
+                              <w:t xml:space="preserve"> — термометры сопротивления</w:t>
                             </w:r>
                           </w:p>
                         </w:txbxContent>
@@ -19962,7 +19330,7 @@
           </mc:Choice>
           <mc:Fallback>
             <w:pict>
-              <v:shape w14:anchorId="7EC8F7F0" id="_x0000_s1052" type="#_x0000_t202" style="position:absolute;left:0;text-align:left;margin-left:-21.95pt;margin-top:191.1pt;width:339.85pt;height:.05pt;z-index:-251613184;visibility:visible;mso-wrap-style:square;mso-wrap-distance-left:9pt;mso-wrap-distance-top:0;mso-wrap-distance-right:9pt;mso-wrap-distance-bottom:0;mso-position-horizontal:absolute;mso-position-horizontal-relative:text;mso-position-vertical:absolute;mso-position-vertical-relative:text;v-text-anchor:top" o:gfxdata="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" stroked="f">
+              <v:shape w14:anchorId="7EC8F7F0" id="_x0000_s1052" type="#_x0000_t202" style="position:absolute;left:0;text-align:left;margin-left:-21.95pt;margin-top:191.1pt;width:339.85pt;height:.05pt;z-index:-251613184;visibility:visible;mso-wrap-style:square;mso-wrap-distance-left:9pt;mso-wrap-distance-top:0;mso-wrap-distance-right:9pt;mso-wrap-distance-bottom:0;mso-position-horizontal:absolute;mso-position-horizontal-relative:text;mso-position-vertical:absolute;mso-position-vertical-relative:text;v-text-anchor:top" o:gfxdata="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" stroked="f">
                 <v:textbox style="mso-fit-shape-to-text:t" inset="0,0,0,0">
                   <w:txbxContent>
                     <w:p>
@@ -19973,30 +19341,17 @@
                       <w:r>
                         <w:t xml:space="preserve">Рисунок </w:t>
                       </w:r>
-                      <w:r>
-                        <w:fldChar w:fldCharType="begin"/>
-                      </w:r>
-                      <w:r>
-                        <w:instrText xml:space="preserve"> SEQ Рисунок \* ARABIC </w:instrText>
-                      </w:r>
-                      <w:r>
-                        <w:fldChar w:fldCharType="separate"/>
-                      </w:r>
-                      <w:r>
-                        <w:rPr>
-                          <w:noProof/>
-                        </w:rPr>
-                        <w:t>14</w:t>
-                      </w:r>
-                      <w:r>
-                        <w:fldChar w:fldCharType="end"/>
-                      </w:r>
+                      <w:fldSimple w:instr=" SEQ Рисунок \* ARABIC ">
+                        <w:r>
+                          <w:rPr>
+                            <w:noProof/>
+                          </w:rPr>
+                          <w:t>14</w:t>
+                        </w:r>
+                      </w:fldSimple>
                       <w:bookmarkEnd w:id="68"/>
                       <w:r>
-                        <w:t xml:space="preserve">. </w:t>
-                      </w:r>
-                      <w:r>
-                        <w:t>Схема газоопределителя на метан непрерывного действия:</w:t>
+                        <w:t>. Схема газоопределителя на метан непрерывного действия:</w:t>
                       </w:r>
                     </w:p>
                     <w:p>
@@ -20010,22 +19365,7 @@
                         </w:rPr>
                       </w:pPr>
                       <w:r>
-                        <w:t xml:space="preserve">4P, 5Р — реле исполнительное; 2Р, ЗР — реле первичное; </w:t>
-                      </w:r>
-                      <w:r>
-                        <w:t>1</w:t>
-                      </w:r>
-                      <w:r>
-                        <w:t>P — реле времени;</w:t>
-                      </w:r>
-                      <w:r>
-                        <w:t xml:space="preserve"> 1</w:t>
-                      </w:r>
-                      <w:r>
-                        <w:t xml:space="preserve">B — выпрямитель селеновый; УМ — усилитель магнитный; </w:t>
-                      </w:r>
-                      <w:r>
-                        <w:t>Т</w:t>
+                        <w:t>4P, 5Р — реле исполнительное; 2Р, ЗР — реле первичное; 1P — реле времени; 1B — выпрямитель селеновый; УМ — усилитель магнитный; Т</w:t>
                       </w:r>
                       <w:r>
                         <w:rPr>
@@ -20088,19 +19428,7 @@
                         <w:t>k</w:t>
                       </w:r>
                       <w:r>
-                        <w:t xml:space="preserve"> </w:t>
-                      </w:r>
-                      <w:r>
-                        <w:t>—</w:t>
-                      </w:r>
-                      <w:r>
-                        <w:t xml:space="preserve"> </w:t>
-                      </w:r>
-                      <w:r>
-                        <w:t>термометры</w:t>
-                      </w:r>
-                      <w:r>
-                        <w:t xml:space="preserve"> сопротивления</w:t>
+                        <w:t xml:space="preserve"> — термометры сопротивления</w:t>
                       </w:r>
                     </w:p>
                   </w:txbxContent>
@@ -20179,7 +19507,7 @@
           </mc:Choice>
           <mc:Fallback>
             <w:pict>
-              <v:shape w14:anchorId="3BB092EC" id="Надпись 14" o:spid="_x0000_s1053" type="#_x0000_t202" style="position:absolute;left:0;text-align:left;margin-left:-22.05pt;margin-top:98.9pt;width:339.85pt;height:87.85pt;z-index:-251645952;visibility:visible;mso-wrap-style:square;mso-wrap-distance-left:9pt;mso-wrap-distance-top:0;mso-wrap-distance-right:9pt;mso-wrap-distance-bottom:0;mso-position-horizontal:absolute;mso-position-horizontal-relative:text;mso-position-vertical:absolute;mso-position-vertical-relative:text;v-text-anchor:top" o:gfxdata="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" fillcolor="white [3201]" strokeweight=".5pt">
+              <v:shape w14:anchorId="3BB092EC" id="Надпись 14" o:spid="_x0000_s1053" type="#_x0000_t202" style="position:absolute;left:0;text-align:left;margin-left:-22.05pt;margin-top:98.9pt;width:339.85pt;height:87.85pt;z-index:-251645952;visibility:visible;mso-wrap-style:square;mso-wrap-distance-left:9pt;mso-wrap-distance-top:0;mso-wrap-distance-right:9pt;mso-wrap-distance-bottom:0;mso-position-horizontal:absolute;mso-position-horizontal-relative:text;mso-position-vertical:absolute;mso-position-vertical-relative:text;v-text-anchor:top" o:gfxdata="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" fillcolor="white [3201]" strokeweight=".5pt">
                 <v:textbox>
                   <w:txbxContent>
                     <w:p/>
@@ -20221,12 +19549,12 @@
         <w:rPr>
           <w:rStyle w:val="afff6"/>
         </w:rPr>
+        <w:instrText xml:space="preserve"> \* MERGEFORMAT </w:instrText>
       </w:r>
       <w:r>
         <w:rPr>
           <w:rStyle w:val="afff6"/>
         </w:rPr>
-        <w:instrText xml:space="preserve"> \* MERGEFORMAT </w:instrText>
       </w:r>
       <w:r>
         <w:rPr>
@@ -20354,7 +19682,7 @@
           </mc:Choice>
           <mc:Fallback>
             <w:pict>
-              <v:shape w14:anchorId="1EE4BB2E" id="Надпись 15" o:spid="_x0000_s1054" type="#_x0000_t202" style="position:absolute;left:0;text-align:left;margin-left:-16pt;margin-top:56.1pt;width:326.1pt;height:58.8pt;z-index:-251644928;visibility:visible;mso-wrap-style:square;mso-height-percent:0;mso-wrap-distance-left:9pt;mso-wrap-distance-top:0;mso-wrap-distance-right:9pt;mso-wrap-distance-bottom:0;mso-position-horizontal:absolute;mso-position-horizontal-relative:text;mso-position-vertical:absolute;mso-position-vertical-relative:text;mso-height-percent:0;mso-height-relative:margin;v-text-anchor:top" o:gfxdata="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" fillcolor="white [3201]" strokeweight=".5pt">
+              <v:shape w14:anchorId="1EE4BB2E" id="Надпись 15" o:spid="_x0000_s1054" type="#_x0000_t202" style="position:absolute;left:0;text-align:left;margin-left:-16pt;margin-top:56.1pt;width:326.1pt;height:58.8pt;z-index:-251644928;visibility:visible;mso-wrap-style:square;mso-height-percent:0;mso-wrap-distance-left:9pt;mso-wrap-distance-top:0;mso-wrap-distance-right:9pt;mso-wrap-distance-bottom:0;mso-position-horizontal:absolute;mso-position-horizontal-relative:text;mso-position-vertical:absolute;mso-position-vertical-relative:text;mso-height-percent:0;mso-height-relative:margin;v-text-anchor:top" o:gfxdata="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" fillcolor="white [3201]" strokeweight=".5pt">
                 <v:textbox>
                   <w:txbxContent>
                     <w:p/>
@@ -20429,33 +19757,20 @@
                             <w:r>
                               <w:t xml:space="preserve">Рисунок </w:t>
                             </w:r>
-                            <w:r>
-                              <w:fldChar w:fldCharType="begin"/>
-                            </w:r>
-                            <w:r>
-                              <w:instrText xml:space="preserve"> SEQ Рисунок \* ARABIC </w:instrText>
-                            </w:r>
-                            <w:r>
-                              <w:fldChar w:fldCharType="separate"/>
-                            </w:r>
-                            <w:r>
-                              <w:rPr>
-                                <w:noProof/>
-                              </w:rPr>
-                              <w:t>15</w:t>
-                            </w:r>
-                            <w:r>
-                              <w:fldChar w:fldCharType="end"/>
-                            </w:r>
+                            <w:fldSimple w:instr=" SEQ Рисунок \* ARABIC ">
+                              <w:r>
+                                <w:rPr>
+                                  <w:noProof/>
+                                </w:rPr>
+                                <w:t>15</w:t>
+                              </w:r>
+                            </w:fldSimple>
                             <w:bookmarkEnd w:id="69"/>
                             <w:r>
                               <w:t>.</w:t>
                             </w:r>
                             <w:r>
-                              <w:t xml:space="preserve"> </w:t>
-                            </w:r>
-                            <w:r>
-                              <w:t>Автоматический индикатор метана типа ИМ-2</w:t>
+                              <w:t xml:space="preserve"> Автоматический индикатор метана типа ИМ-2</w:t>
                             </w:r>
                           </w:p>
                         </w:txbxContent>
@@ -20474,7 +19789,7 @@
           </mc:Choice>
           <mc:Fallback>
             <w:pict>
-              <v:shape w14:anchorId="7C144704" id="_x0000_s1055" type="#_x0000_t202" style="position:absolute;left:0;text-align:left;margin-left:-16pt;margin-top:116.7pt;width:326.1pt;height:.05pt;z-index:-251611136;visibility:visible;mso-wrap-style:square;mso-wrap-distance-left:9pt;mso-wrap-distance-top:0;mso-wrap-distance-right:9pt;mso-wrap-distance-bottom:0;mso-position-horizontal:absolute;mso-position-horizontal-relative:text;mso-position-vertical:absolute;mso-position-vertical-relative:text;v-text-anchor:top" o:gfxdata="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" stroked="f">
+              <v:shape w14:anchorId="7C144704" id="_x0000_s1055" type="#_x0000_t202" style="position:absolute;left:0;text-align:left;margin-left:-16pt;margin-top:116.7pt;width:326.1pt;height:.05pt;z-index:-251611136;visibility:visible;mso-wrap-style:square;mso-wrap-distance-left:9pt;mso-wrap-distance-top:0;mso-wrap-distance-right:9pt;mso-wrap-distance-bottom:0;mso-position-horizontal:absolute;mso-position-horizontal-relative:text;mso-position-vertical:absolute;mso-position-vertical-relative:text;v-text-anchor:top" o:gfxdata="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" stroked="f">
                 <v:textbox style="mso-fit-shape-to-text:t" inset="0,0,0,0">
                   <w:txbxContent>
                     <w:p>
@@ -20491,33 +19806,20 @@
                       <w:r>
                         <w:t xml:space="preserve">Рисунок </w:t>
                       </w:r>
-                      <w:r>
-                        <w:fldChar w:fldCharType="begin"/>
-                      </w:r>
-                      <w:r>
-                        <w:instrText xml:space="preserve"> SEQ Рисунок \* ARABIC </w:instrText>
-                      </w:r>
-                      <w:r>
-                        <w:fldChar w:fldCharType="separate"/>
-                      </w:r>
-                      <w:r>
-                        <w:rPr>
-                          <w:noProof/>
-                        </w:rPr>
-                        <w:t>15</w:t>
-                      </w:r>
-                      <w:r>
-                        <w:fldChar w:fldCharType="end"/>
-                      </w:r>
+                      <w:fldSimple w:instr=" SEQ Рисунок \* ARABIC ">
+                        <w:r>
+                          <w:rPr>
+                            <w:noProof/>
+                          </w:rPr>
+                          <w:t>15</w:t>
+                        </w:r>
+                      </w:fldSimple>
                       <w:bookmarkEnd w:id="70"/>
                       <w:r>
                         <w:t>.</w:t>
                       </w:r>
                       <w:r>
-                        <w:t xml:space="preserve"> </w:t>
-                      </w:r>
-                      <w:r>
-                        <w:t>Автоматический индикатор метана типа ИМ-2</w:t>
+                        <w:t xml:space="preserve"> Автоматический индикатор метана типа ИМ-2</w:t>
                       </w:r>
                     </w:p>
                   </w:txbxContent>
@@ -20593,24 +19895,71 @@
         <w:rPr>
           <w:rStyle w:val="afff6"/>
         </w:rPr>
+        <w:instrText xml:space="preserve"> \* MERGEFORMAT </w:instrText>
       </w:r>
       <w:r>
         <w:rPr>
           <w:rStyle w:val="afff6"/>
         </w:rPr>
+      </w:r>
+      <w:r>
+        <w:rPr>
+          <w:rStyle w:val="afff6"/>
+        </w:rPr>
+        <w:fldChar w:fldCharType="separate"/>
+      </w:r>
+      <w:r>
+        <w:rPr>
+          <w:rStyle w:val="afff6"/>
+        </w:rPr>
+        <w:t>Рисунок 16</w:t>
+      </w:r>
+      <w:r>
+        <w:rPr>
+          <w:rStyle w:val="afff6"/>
+        </w:rPr>
+        <w:fldChar w:fldCharType="end"/>
+      </w:r>
+      <w:r>
+        <w:rPr>
+          <w:rStyle w:val="afff6"/>
+        </w:rPr>
+        <w:t xml:space="preserve">, </w:t>
+      </w:r>
+      <w:r>
+        <w:rPr>
+          <w:rStyle w:val="afff6"/>
+        </w:rPr>
+        <w:fldChar w:fldCharType="begin"/>
+      </w:r>
+      <w:r>
+        <w:rPr>
+          <w:rStyle w:val="afff6"/>
+        </w:rPr>
+        <w:instrText xml:space="preserve"> REF _Ref228189309 \h </w:instrText>
+      </w:r>
+      <w:r>
+        <w:rPr>
+          <w:rStyle w:val="afff6"/>
+        </w:rPr>
         <w:instrText xml:space="preserve"> \* MERGEFORMAT </w:instrText>
       </w:r>
       <w:r>
         <w:rPr>
           <w:rStyle w:val="afff6"/>
         </w:rPr>
+      </w:r>
+      <w:r>
+        <w:rPr>
+          <w:rStyle w:val="afff6"/>
+        </w:rPr>
         <w:fldChar w:fldCharType="separate"/>
       </w:r>
       <w:r>
         <w:rPr>
           <w:rStyle w:val="afff6"/>
         </w:rPr>
-        <w:t>Рисунок 16</w:t>
+        <w:t>17</w:t>
       </w:r>
       <w:r>
         <w:rPr>
@@ -20619,77 +19968,30 @@
         <w:fldChar w:fldCharType="end"/>
       </w:r>
       <w:r>
+        <w:t xml:space="preserve">). Бензин из резервуара 11 (см. </w:t>
+      </w:r>
+      <w:r>
         <w:rPr>
           <w:rStyle w:val="afff6"/>
         </w:rPr>
-        <w:t xml:space="preserve">, </w:t>
+        <w:fldChar w:fldCharType="begin"/>
       </w:r>
       <w:r>
         <w:rPr>
           <w:rStyle w:val="afff6"/>
         </w:rPr>
-        <w:fldChar w:fldCharType="begin"/>
+        <w:instrText xml:space="preserve"> REF _Ref228189254 \h </w:instrText>
       </w:r>
       <w:r>
         <w:rPr>
           <w:rStyle w:val="afff6"/>
         </w:rPr>
-        <w:instrText xml:space="preserve"> REF _Ref228189309 \h </w:instrText>
+        <w:instrText xml:space="preserve"> \* MERGEFORMAT </w:instrText>
       </w:r>
       <w:r>
         <w:rPr>
           <w:rStyle w:val="afff6"/>
         </w:rPr>
-      </w:r>
-      <w:r>
-        <w:rPr>
-          <w:rStyle w:val="afff6"/>
-        </w:rPr>
-        <w:instrText xml:space="preserve"> \* MERGEFORMAT </w:instrText>
-      </w:r>
-      <w:r>
-        <w:rPr>
-          <w:rStyle w:val="afff6"/>
-        </w:rPr>
-        <w:fldChar w:fldCharType="separate"/>
-      </w:r>
-      <w:r>
-        <w:rPr>
-          <w:rStyle w:val="afff6"/>
-        </w:rPr>
-        <w:t>17</w:t>
-      </w:r>
-      <w:r>
-        <w:rPr>
-          <w:rStyle w:val="afff6"/>
-        </w:rPr>
-        <w:fldChar w:fldCharType="end"/>
-      </w:r>
-      <w:r>
-        <w:t xml:space="preserve">). Бензин из резервуара 11 (см. </w:t>
-      </w:r>
-      <w:r>
-        <w:rPr>
-          <w:rStyle w:val="afff6"/>
-        </w:rPr>
-        <w:fldChar w:fldCharType="begin"/>
-      </w:r>
-      <w:r>
-        <w:rPr>
-          <w:rStyle w:val="afff6"/>
-        </w:rPr>
-        <w:instrText xml:space="preserve"> REF _Ref228189254 \h </w:instrText>
-      </w:r>
-      <w:r>
-        <w:rPr>
-          <w:rStyle w:val="afff6"/>
-        </w:rPr>
-      </w:r>
-      <w:r>
-        <w:rPr>
-          <w:rStyle w:val="afff6"/>
-        </w:rPr>
-        <w:instrText xml:space="preserve"> \* MERGEFORMAT </w:instrText>
       </w:r>
       <w:r>
         <w:rPr>
@@ -20772,30 +20074,17 @@
                             <w:r>
                               <w:t xml:space="preserve">Рисунок </w:t>
                             </w:r>
-                            <w:r>
-                              <w:fldChar w:fldCharType="begin"/>
-                            </w:r>
-                            <w:r>
-                              <w:instrText xml:space="preserve"> SEQ Рисунок \* ARABIC </w:instrText>
-                            </w:r>
-                            <w:r>
-                              <w:fldChar w:fldCharType="separate"/>
-                            </w:r>
-                            <w:r>
-                              <w:rPr>
-                                <w:noProof/>
-                              </w:rPr>
-                              <w:t>16</w:t>
-                            </w:r>
-                            <w:r>
-                              <w:fldChar w:fldCharType="end"/>
-                            </w:r>
+                            <w:fldSimple w:instr=" SEQ Рисунок \* ARABIC ">
+                              <w:r>
+                                <w:rPr>
+                                  <w:noProof/>
+                                </w:rPr>
+                                <w:t>16</w:t>
+                              </w:r>
+                            </w:fldSimple>
                             <w:bookmarkEnd w:id="71"/>
                             <w:r>
-                              <w:t xml:space="preserve">. </w:t>
-                            </w:r>
-                            <w:r>
-                              <w:t>Устройство индикатора типа М:</w:t>
+                              <w:t>. Устройство индикатора типа М:</w:t>
                             </w:r>
                           </w:p>
                           <w:p>
@@ -20803,25 +20092,7 @@
                               <w:pStyle w:val="afffd"/>
                             </w:pPr>
                             <w:r>
-                              <w:t>1 — гайка;</w:t>
-                            </w:r>
-                            <w:r>
-                              <w:t xml:space="preserve"> </w:t>
-                            </w:r>
-                            <w:r>
-                              <w:t>2 — указатель</w:t>
-                            </w:r>
-                            <w:r>
-                              <w:t xml:space="preserve"> </w:t>
-                            </w:r>
-                            <w:r>
-                              <w:t>высоты пламени;</w:t>
-                            </w:r>
-                            <w:r>
-                              <w:t xml:space="preserve"> </w:t>
-                            </w:r>
-                            <w:r>
-                              <w:t>3 — опорная стойка; 4 — горелка; 5 — винт; 6 — выключатель; 7 — спираль; 8 — латунный колпачок; 9 — контактная игла; 10 — контактная трубка; 11 — бензиновый резервуар; 12 — корпус для батареи</w:t>
+                              <w:t>1 — гайка; 2 — указатель высоты пламени; 3 — опорная стойка; 4 — горелка; 5 — винт; 6 — выключатель; 7 — спираль; 8 — латунный колпачок; 9 — контактная игла; 10 — контактная трубка; 11 — бензиновый резервуар; 12 — корпус для батареи</w:t>
                             </w:r>
                           </w:p>
                         </w:txbxContent>
@@ -20840,7 +20111,7 @@
           </mc:Choice>
           <mc:Fallback>
             <w:pict>
-              <v:shape w14:anchorId="15F817D2" id="_x0000_s1056" type="#_x0000_t202" style="position:absolute;left:0;text-align:left;margin-left:-5.15pt;margin-top:166.75pt;width:129pt;height:.05pt;z-index:-251608064;visibility:visible;mso-wrap-style:square;mso-wrap-distance-left:9pt;mso-wrap-distance-top:0;mso-wrap-distance-right:9pt;mso-wrap-distance-bottom:0;mso-position-horizontal:absolute;mso-position-horizontal-relative:text;mso-position-vertical:absolute;mso-position-vertical-relative:text;v-text-anchor:top" o:gfxdata="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" stroked="f">
+              <v:shape w14:anchorId="15F817D2" id="_x0000_s1056" type="#_x0000_t202" style="position:absolute;left:0;text-align:left;margin-left:-5.15pt;margin-top:166.75pt;width:129pt;height:.05pt;z-index:-251608064;visibility:visible;mso-wrap-style:square;mso-wrap-distance-left:9pt;mso-wrap-distance-top:0;mso-wrap-distance-right:9pt;mso-wrap-distance-bottom:0;mso-position-horizontal:absolute;mso-position-horizontal-relative:text;mso-position-vertical:absolute;mso-position-vertical-relative:text;v-text-anchor:top" o:gfxdata="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" stroked="f">
                 <v:textbox style="mso-fit-shape-to-text:t" inset="0,0,0,0">
                   <w:txbxContent>
                     <w:p>
@@ -20851,30 +20122,17 @@
                       <w:r>
                         <w:t xml:space="preserve">Рисунок </w:t>
                       </w:r>
-                      <w:r>
-                        <w:fldChar w:fldCharType="begin"/>
-                      </w:r>
-                      <w:r>
-                        <w:instrText xml:space="preserve"> SEQ Рисунок \* ARABIC </w:instrText>
-                      </w:r>
-                      <w:r>
-                        <w:fldChar w:fldCharType="separate"/>
-                      </w:r>
-                      <w:r>
-                        <w:rPr>
-                          <w:noProof/>
-                        </w:rPr>
-                        <w:t>16</w:t>
-                      </w:r>
-                      <w:r>
-                        <w:fldChar w:fldCharType="end"/>
-                      </w:r>
+                      <w:fldSimple w:instr=" SEQ Рисунок \* ARABIC ">
+                        <w:r>
+                          <w:rPr>
+                            <w:noProof/>
+                          </w:rPr>
+                          <w:t>16</w:t>
+                        </w:r>
+                      </w:fldSimple>
                       <w:bookmarkEnd w:id="72"/>
                       <w:r>
-                        <w:t xml:space="preserve">. </w:t>
-                      </w:r>
-                      <w:r>
-                        <w:t>Устройство индикатора типа М:</w:t>
+                        <w:t>. Устройство индикатора типа М:</w:t>
                       </w:r>
                     </w:p>
                     <w:p>
@@ -20882,25 +20140,7 @@
                         <w:pStyle w:val="afffd"/>
                       </w:pPr>
                       <w:r>
-                        <w:t>1 — гайка;</w:t>
-                      </w:r>
-                      <w:r>
-                        <w:t xml:space="preserve"> </w:t>
-                      </w:r>
-                      <w:r>
-                        <w:t>2 — указатель</w:t>
-                      </w:r>
-                      <w:r>
-                        <w:t xml:space="preserve"> </w:t>
-                      </w:r>
-                      <w:r>
-                        <w:t>высоты пламени;</w:t>
-                      </w:r>
-                      <w:r>
-                        <w:t xml:space="preserve"> </w:t>
-                      </w:r>
-                      <w:r>
-                        <w:t>3 — опорная стойка; 4 — горелка; 5 — винт; 6 — выключатель; 7 — спираль; 8 — латунный колпачок; 9 — контактная игла; 10 — контактная трубка; 11 — бензиновый резервуар; 12 — корпус для батареи</w:t>
+                        <w:t>1 — гайка; 2 — указатель высоты пламени; 3 — опорная стойка; 4 — горелка; 5 — винт; 6 — выключатель; 7 — спираль; 8 — латунный колпачок; 9 — контактная игла; 10 — контактная трубка; 11 — бензиновый резервуар; 12 — корпус для батареи</w:t>
                       </w:r>
                     </w:p>
                   </w:txbxContent>
@@ -20979,7 +20219,7 @@
           </mc:Choice>
           <mc:Fallback>
             <w:pict>
-              <v:shape w14:anchorId="5D89FCBC" id="_x0000_s1057" type="#_x0000_t202" style="position:absolute;left:0;text-align:left;margin-left:-5.15pt;margin-top:17.35pt;width:129pt;height:144.9pt;z-index:-251610112;visibility:visible;mso-wrap-style:square;mso-wrap-distance-left:9pt;mso-wrap-distance-top:0;mso-wrap-distance-right:9pt;mso-wrap-distance-bottom:0;mso-position-horizontal:absolute;mso-position-horizontal-relative:text;mso-position-vertical:absolute;mso-position-vertical-relative:text;v-text-anchor:top" o:gfxdata="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" fillcolor="white [3201]" strokeweight=".5pt">
+              <v:shape w14:anchorId="5D89FCBC" id="_x0000_s1057" type="#_x0000_t202" style="position:absolute;left:0;text-align:left;margin-left:-5.15pt;margin-top:17.35pt;width:129pt;height:144.9pt;z-index:-251610112;visibility:visible;mso-wrap-style:square;mso-wrap-distance-left:9pt;mso-wrap-distance-top:0;mso-wrap-distance-right:9pt;mso-wrap-distance-bottom:0;mso-position-horizontal:absolute;mso-position-horizontal-relative:text;mso-position-vertical:absolute;mso-position-vertical-relative:text;v-text-anchor:top" o:gfxdata="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" fillcolor="white [3201]" strokeweight=".5pt">
                 <v:textbox>
                   <w:txbxContent>
                     <w:p/>
@@ -21110,30 +20350,17 @@
                             <w:r>
                               <w:t xml:space="preserve">Рисунок </w:t>
                             </w:r>
-                            <w:r>
-                              <w:fldChar w:fldCharType="begin"/>
-                            </w:r>
-                            <w:r>
-                              <w:instrText xml:space="preserve"> SEQ Рисунок \* ARABIC </w:instrText>
-                            </w:r>
-                            <w:r>
-                              <w:fldChar w:fldCharType="separate"/>
-                            </w:r>
-                            <w:r>
-                              <w:rPr>
-                                <w:noProof/>
-                              </w:rPr>
-                              <w:t>17</w:t>
-                            </w:r>
-                            <w:r>
-                              <w:fldChar w:fldCharType="end"/>
-                            </w:r>
+                            <w:fldSimple w:instr=" SEQ Рисунок \* ARABIC ">
+                              <w:r>
+                                <w:rPr>
+                                  <w:noProof/>
+                                </w:rPr>
+                                <w:t>17</w:t>
+                              </w:r>
+                            </w:fldSimple>
                             <w:bookmarkEnd w:id="73"/>
                             <w:r>
-                              <w:t xml:space="preserve">. </w:t>
-                            </w:r>
-                            <w:r>
-                              <w:t>Схема действия индикатора типа М:</w:t>
+                              <w:t>. Схема действия индикатора типа М:</w:t>
                             </w:r>
                           </w:p>
                           <w:p>
@@ -21147,40 +20374,13 @@
                               </w:rPr>
                             </w:pPr>
                             <w:r>
-                              <w:t xml:space="preserve">а — положение спирали и контактной иглы </w:t>
-                            </w:r>
-                            <w:r>
-                              <w:t>и</w:t>
-                            </w:r>
-                            <w:r>
-                              <w:t>ндикатора в нерабочем состоянии;</w:t>
-                            </w:r>
-                            <w:r>
-                              <w:t xml:space="preserve"> </w:t>
-                            </w:r>
-                            <w:r>
-                              <w:t>б — положение</w:t>
-                            </w:r>
-                            <w:r>
-                              <w:t xml:space="preserve"> спирали и контактной иглы при нормальном пламени</w:t>
+                              <w:t>а — положение спирали и контактной иглы индикатора в нерабочем состоянии; б — положение спирали и контактной иглы при нормальном пламени</w:t>
                             </w:r>
                             <w:r>
                               <w:t>;</w:t>
                             </w:r>
                             <w:r>
-                              <w:t xml:space="preserve"> </w:t>
-                            </w:r>
-                            <w:r>
-                              <w:t>в — спираль</w:t>
-                            </w:r>
-                            <w:r>
-                              <w:t xml:space="preserve"> и контактная игла в положении «опасно» </w:t>
-                            </w:r>
-                            <w:r>
-                              <w:t>—</w:t>
-                            </w:r>
-                            <w:r>
-                              <w:t xml:space="preserve"> при увеличении пламени контактная игла замыкает контакты электролампы</w:t>
+                              <w:t xml:space="preserve"> в — спираль и контактная игла в положении «опасно» — при увеличении пламени контактная игла замыкает контакты электролампы</w:t>
                             </w:r>
                           </w:p>
                         </w:txbxContent>
@@ -21199,7 +20399,7 @@
           </mc:Choice>
           <mc:Fallback>
             <w:pict>
-              <v:shape w14:anchorId="0AB91209" id="_x0000_s1058" type="#_x0000_t202" style="position:absolute;left:0;text-align:left;margin-left:.35pt;margin-top:94.9pt;width:309.4pt;height:.05pt;z-index:-251606016;visibility:visible;mso-wrap-style:square;mso-wrap-distance-left:9pt;mso-wrap-distance-top:0;mso-wrap-distance-right:9pt;mso-wrap-distance-bottom:0;mso-position-horizontal:absolute;mso-position-horizontal-relative:text;mso-position-vertical:absolute;mso-position-vertical-relative:text;v-text-anchor:top" o:gfxdata="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" stroked="f">
+              <v:shape w14:anchorId="0AB91209" id="_x0000_s1058" type="#_x0000_t202" style="position:absolute;left:0;text-align:left;margin-left:.35pt;margin-top:94.9pt;width:309.4pt;height:.05pt;z-index:-251606016;visibility:visible;mso-wrap-style:square;mso-wrap-distance-left:9pt;mso-wrap-distance-top:0;mso-wrap-distance-right:9pt;mso-wrap-distance-bottom:0;mso-position-horizontal:absolute;mso-position-horizontal-relative:text;mso-position-vertical:absolute;mso-position-vertical-relative:text;v-text-anchor:top" o:gfxdata="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" stroked="f">
                 <v:textbox style="mso-fit-shape-to-text:t" inset="0,0,0,0">
                   <w:txbxContent>
                     <w:p>
@@ -21210,30 +20410,17 @@
                       <w:r>
                         <w:t xml:space="preserve">Рисунок </w:t>
                       </w:r>
-                      <w:r>
-                        <w:fldChar w:fldCharType="begin"/>
-                      </w:r>
-                      <w:r>
-                        <w:instrText xml:space="preserve"> SEQ Рисунок \* ARABIC </w:instrText>
-                      </w:r>
-                      <w:r>
-                        <w:fldChar w:fldCharType="separate"/>
-                      </w:r>
-                      <w:r>
-                        <w:rPr>
-                          <w:noProof/>
-                        </w:rPr>
-                        <w:t>17</w:t>
-                      </w:r>
-                      <w:r>
-                        <w:fldChar w:fldCharType="end"/>
-                      </w:r>
+                      <w:fldSimple w:instr=" SEQ Рисунок \* ARABIC ">
+                        <w:r>
+                          <w:rPr>
+                            <w:noProof/>
+                          </w:rPr>
+                          <w:t>17</w:t>
+                        </w:r>
+                      </w:fldSimple>
                       <w:bookmarkEnd w:id="74"/>
                       <w:r>
-                        <w:t xml:space="preserve">. </w:t>
-                      </w:r>
-                      <w:r>
-                        <w:t>Схема действия индикатора типа М:</w:t>
+                        <w:t>. Схема действия индикатора типа М:</w:t>
                       </w:r>
                     </w:p>
                     <w:p>
@@ -21247,40 +20434,13 @@
                         </w:rPr>
                       </w:pPr>
                       <w:r>
-                        <w:t xml:space="preserve">а — положение спирали и контактной иглы </w:t>
-                      </w:r>
-                      <w:r>
-                        <w:t>и</w:t>
-                      </w:r>
-                      <w:r>
-                        <w:t>ндикатора в нерабочем состоянии;</w:t>
-                      </w:r>
-                      <w:r>
-                        <w:t xml:space="preserve"> </w:t>
-                      </w:r>
-                      <w:r>
-                        <w:t>б — положение</w:t>
-                      </w:r>
-                      <w:r>
-                        <w:t xml:space="preserve"> спирали и контактной иглы при нормальном пламени</w:t>
+                        <w:t>а — положение спирали и контактной иглы индикатора в нерабочем состоянии; б — положение спирали и контактной иглы при нормальном пламени</w:t>
                       </w:r>
                       <w:r>
                         <w:t>;</w:t>
                       </w:r>
                       <w:r>
-                        <w:t xml:space="preserve"> </w:t>
-                      </w:r>
-                      <w:r>
-                        <w:t>в — спираль</w:t>
-                      </w:r>
-                      <w:r>
-                        <w:t xml:space="preserve"> и контактная игла в положении «опасно» </w:t>
-                      </w:r>
-                      <w:r>
-                        <w:t>—</w:t>
-                      </w:r>
-                      <w:r>
-                        <w:t xml:space="preserve"> при увеличении пламени контактная игла замыкает контакты электролампы</w:t>
+                        <w:t xml:space="preserve"> в — спираль и контактная игла в положении «опасно» — при увеличении пламени контактная игла замыкает контакты электролампы</w:t>
                       </w:r>
                     </w:p>
                   </w:txbxContent>
@@ -21359,7 +20519,7 @@
           </mc:Choice>
           <mc:Fallback>
             <w:pict>
-              <v:shape w14:anchorId="04973CC6" id="Надпись 17" o:spid="_x0000_s1059" type="#_x0000_t202" style="position:absolute;left:0;text-align:left;margin-left:.4pt;margin-top:0;width:309.45pt;height:90.45pt;z-index:-251643904;visibility:visible;mso-wrap-style:square;mso-wrap-distance-left:9pt;mso-wrap-distance-top:0;mso-wrap-distance-right:9pt;mso-wrap-distance-bottom:0;mso-position-horizontal:absolute;mso-position-horizontal-relative:text;mso-position-vertical:absolute;mso-position-vertical-relative:text;v-text-anchor:top" o:gfxdata="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" fillcolor="white [3201]" strokeweight=".5pt">
+              <v:shape w14:anchorId="04973CC6" id="Надпись 17" o:spid="_x0000_s1059" type="#_x0000_t202" style="position:absolute;left:0;text-align:left;margin-left:.4pt;margin-top:0;width:309.45pt;height:90.45pt;z-index:-251643904;visibility:visible;mso-wrap-style:square;mso-wrap-distance-left:9pt;mso-wrap-distance-top:0;mso-wrap-distance-right:9pt;mso-wrap-distance-bottom:0;mso-position-horizontal:absolute;mso-position-horizontal-relative:text;mso-position-vertical:absolute;mso-position-vertical-relative:text;v-text-anchor:top" o:gfxdata="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" fillcolor="white [3201]" strokeweight=".5pt">
                 <v:textbox>
                   <w:txbxContent>
                     <w:p/>
@@ -21514,12 +20674,12 @@
         <w:rPr>
           <w:rStyle w:val="afff6"/>
         </w:rPr>
+        <w:instrText xml:space="preserve"> \* MERGEFORMAT </w:instrText>
       </w:r>
       <w:r>
         <w:rPr>
           <w:rStyle w:val="afff6"/>
         </w:rPr>
-        <w:instrText xml:space="preserve"> \* MERGEFORMAT </w:instrText>
       </w:r>
       <w:r>
         <w:rPr>
@@ -21569,24 +20729,14 @@
       <w:r>
         <w:t xml:space="preserve">Таблица </w:t>
       </w:r>
-      <w:r>
-        <w:fldChar w:fldCharType="begin"/>
-      </w:r>
-      <w:r>
-        <w:instrText xml:space="preserve"> SEQ Таблица \* ARABIC </w:instrText>
-      </w:r>
-      <w:r>
-        <w:fldChar w:fldCharType="separate"/>
-      </w:r>
-      <w:r>
-        <w:rPr>
-          <w:noProof/>
-        </w:rPr>
-        <w:t>6</w:t>
-      </w:r>
-      <w:r>
-        <w:fldChar w:fldCharType="end"/>
-      </w:r>
+      <w:fldSimple w:instr=" SEQ Таблица \* ARABIC ">
+        <w:r>
+          <w:rPr>
+            <w:noProof/>
+          </w:rPr>
+          <w:t>6</w:t>
+        </w:r>
+      </w:fldSimple>
       <w:bookmarkEnd w:id="75"/>
     </w:p>
     <w:tbl>
@@ -22232,7 +21382,7 @@
         <w:pStyle w:val="a0"/>
         <w:numPr>
           <w:ilvl w:val="0"/>
-          <w:numId w:val="58"/>
+          <w:numId w:val="12"/>
         </w:numPr>
       </w:pPr>
       <w:r>
@@ -22464,7 +21614,7 @@
         <w:pStyle w:val="a0"/>
         <w:numPr>
           <w:ilvl w:val="0"/>
-          <w:numId w:val="59"/>
+          <w:numId w:val="13"/>
         </w:numPr>
       </w:pPr>
       <w:r>
@@ -22476,7 +21626,7 @@
         <w:pStyle w:val="a0"/>
         <w:numPr>
           <w:ilvl w:val="0"/>
-          <w:numId w:val="59"/>
+          <w:numId w:val="13"/>
         </w:numPr>
       </w:pPr>
       <w:r>
@@ -22488,7 +21638,7 @@
         <w:pStyle w:val="a0"/>
         <w:numPr>
           <w:ilvl w:val="0"/>
-          <w:numId w:val="59"/>
+          <w:numId w:val="13"/>
         </w:numPr>
       </w:pPr>
       <w:r>
@@ -22500,7 +21650,7 @@
         <w:pStyle w:val="a0"/>
         <w:numPr>
           <w:ilvl w:val="0"/>
-          <w:numId w:val="59"/>
+          <w:numId w:val="13"/>
         </w:numPr>
       </w:pPr>
       <w:r>
@@ -22581,7 +21731,7 @@
         <w:pStyle w:val="a0"/>
         <w:numPr>
           <w:ilvl w:val="0"/>
-          <w:numId w:val="60"/>
+          <w:numId w:val="14"/>
         </w:numPr>
       </w:pPr>
       <w:r>
@@ -22874,7 +22024,7 @@
         <w:pStyle w:val="a0"/>
         <w:numPr>
           <w:ilvl w:val="0"/>
-          <w:numId w:val="61"/>
+          <w:numId w:val="15"/>
         </w:numPr>
       </w:pPr>
       <w:r>
@@ -22886,7 +22036,7 @@
         <w:pStyle w:val="a0"/>
         <w:numPr>
           <w:ilvl w:val="0"/>
-          <w:numId w:val="61"/>
+          <w:numId w:val="15"/>
         </w:numPr>
       </w:pPr>
       <w:r>
@@ -23316,7 +22466,7 @@
         <w:pStyle w:val="a0"/>
         <w:numPr>
           <w:ilvl w:val="0"/>
-          <w:numId w:val="42"/>
+          <w:numId w:val="8"/>
         </w:numPr>
         <w:ind w:left="426" w:hanging="426"/>
       </w:pPr>
@@ -23747,7 +22897,15 @@
       </w:r>
       <w:proofErr w:type="spellEnd"/>
       <w:r>
-        <w:t xml:space="preserve"> О.С., Пугин А.В., Семин М.А., Дьяконов А.С.; заявители и патентообладатели ОАО “Беларуськалий” и ПФИЦ </w:t>
+        <w:t xml:space="preserve"> О.С., </w:t>
+      </w:r>
+      <w:proofErr w:type="spellStart"/>
+      <w:r>
+        <w:t>Пугин</w:t>
+      </w:r>
+      <w:proofErr w:type="spellEnd"/>
+      <w:r>
+        <w:t xml:space="preserve"> А.В., Семин М.А., Дьяконов А.С.; заявители и патентообладатели ОАО “Беларуськалий” и ПФИЦ </w:t>
       </w:r>
       <w:proofErr w:type="spellStart"/>
       <w:r>
@@ -29691,7 +28849,7 @@
 </file>
 
 <file path=word/endnotes.xml><?xml version="1.0" encoding="utf-8"?>
-<w:endnotes xmlns:wpc="http://schemas.microsoft.com/office/word/2010/wordprocessingCanvas" xmlns:cx="http://schemas.microsoft.com/office/drawing/2014/chartex" xmlns:cx1="http://schemas.microsoft.com/office/drawing/2015/9/8/chartex" xmlns:cx2="http://schemas.microsoft.com/office/drawing/2015/10/21/chartex" xmlns:cx3="http://schemas.microsoft.com/office/drawing/2016/5/9/chartex" xmlns:cx4="http://schemas.microsoft.com/office/drawing/2016/5/10/chartex" xmlns:cx5="http://schemas.microsoft.com/office/drawing/2016/5/11/chartex" xmlns:cx6="http://schemas.microsoft.com/office/drawing/2016/5/12/chartex" xmlns:cx7="http://schemas.microsoft.com/office/drawing/2016/5/13/chartex" xmlns:cx8="http://schemas.microsoft.com/office/drawing/2016/5/14/chartex" xmlns:mc="http://schemas.openxmlformats.org/markup-compatibility/2006" xmlns:aink="http://schemas.microsoft.com/office/drawing/2016/ink" xmlns:am3d="http://schemas.microsoft.com/office/drawing/2017/model3d" xmlns:o="urn:schemas-microsoft-com:office:office" xmlns:oel="http://schemas.microsoft.com/office/2019/extlst" xmlns:r="http://schemas.openxmlformats.org/officeDocument/2006/relationships" xmlns:m="http://schemas.openxmlformats.org/officeDocument/2006/math" xmlns:v="urn:schemas-microsoft-com:vml" xmlns:wp14="http://schemas.microsoft.com/office/word/2010/wordprocessingDrawing" xmlns:wp="http://schemas.openxmlformats.org/drawingml/2006/wordprocessingDrawing" xmlns:w10="urn:schemas-microsoft-com:office:word" xmlns:w="http://schemas.openxmlformats.org/wordprocessingml/2006/main" xmlns:w14="http://schemas.microsoft.com/office/word/2010/wordml" xmlns:w15="http://schemas.microsoft.com/office/word/2012/wordml" xmlns:w16cex="http://schemas.microsoft.com/office/word/2018/wordml/cex" xmlns:w16cid="http://schemas.microsoft.com/office/word/2016/wordml/cid" xmlns:w16="http://schemas.microsoft.com/office/word/2018/wordml" xmlns:w16du="http://schemas.microsoft.com/office/word/2023/wordml/word16du" xmlns:w16sdtdh="http://schemas.microsoft.com/office/word/2020/wordml/sdtdatahash" xmlns:w16se="http://schemas.microsoft.com/office/word/2015/wordml/symex" xmlns:wpg="http://schemas.microsoft.com/office/word/2010/wordprocessingGroup" xmlns:wpi="http://schemas.microsoft.com/office/word/2010/wordprocessingInk" xmlns:wne="http://schemas.microsoft.com/office/word/2006/wordml" xmlns:wps="http://schemas.microsoft.com/office/word/2010/wordprocessingShape" mc:Ignorable="w14 w15 w16se w16cid w16 w16cex w16sdtdh wp14">
+<w:endnotes xmlns:wpc="http://schemas.microsoft.com/office/word/2010/wordprocessingCanvas" xmlns:cx="http://schemas.microsoft.com/office/drawing/2014/chartex" xmlns:cx1="http://schemas.microsoft.com/office/drawing/2015/9/8/chartex" xmlns:cx2="http://schemas.microsoft.com/office/drawing/2015/10/21/chartex" xmlns:cx3="http://schemas.microsoft.com/office/drawing/2016/5/9/chartex" xmlns:cx4="http://schemas.microsoft.com/office/drawing/2016/5/10/chartex" xmlns:cx5="http://schemas.microsoft.com/office/drawing/2016/5/11/chartex" xmlns:cx6="http://schemas.microsoft.com/office/drawing/2016/5/12/chartex" xmlns:cx7="http://schemas.microsoft.com/office/drawing/2016/5/13/chartex" xmlns:cx8="http://schemas.microsoft.com/office/drawing/2016/5/14/chartex" xmlns:mc="http://schemas.openxmlformats.org/markup-compatibility/2006" xmlns:aink="http://schemas.microsoft.com/office/drawing/2016/ink" xmlns:am3d="http://schemas.microsoft.com/office/drawing/2017/model3d" xmlns:o="urn:schemas-microsoft-com:office:office" xmlns:r="http://schemas.openxmlformats.org/officeDocument/2006/relationships" xmlns:m="http://schemas.openxmlformats.org/officeDocument/2006/math" xmlns:v="urn:schemas-microsoft-com:vml" xmlns:wp14="http://schemas.microsoft.com/office/word/2010/wordprocessingDrawing" xmlns:wp="http://schemas.openxmlformats.org/drawingml/2006/wordprocessingDrawing" xmlns:w10="urn:schemas-microsoft-com:office:word" xmlns:w="http://schemas.openxmlformats.org/wordprocessingml/2006/main" xmlns:w14="http://schemas.microsoft.com/office/word/2010/wordml" xmlns:w15="http://schemas.microsoft.com/office/word/2012/wordml" xmlns:w16cex="http://schemas.microsoft.com/office/word/2018/wordml/cex" xmlns:w16cid="http://schemas.microsoft.com/office/word/2016/wordml/cid" xmlns:w16="http://schemas.microsoft.com/office/word/2018/wordml" xmlns:w16sdtdh="http://schemas.microsoft.com/office/word/2020/wordml/sdtdatahash" xmlns:w16se="http://schemas.microsoft.com/office/word/2015/wordml/symex" xmlns:wpg="http://schemas.microsoft.com/office/word/2010/wordprocessingGroup" xmlns:wpi="http://schemas.microsoft.com/office/word/2010/wordprocessingInk" xmlns:wne="http://schemas.microsoft.com/office/word/2006/wordml" xmlns:wps="http://schemas.microsoft.com/office/word/2010/wordprocessingShape" mc:Ignorable="w14 w15 w16se w16cid w16 w16cex w16sdtdh wp14">
   <w:endnote w:type="separator" w:id="-1">
     <w:p>
       <w:r>
@@ -29719,7 +28877,7 @@
 </file>
 
 <file path=word/footer1.xml><?xml version="1.0" encoding="utf-8"?>
-<w:ftr xmlns:wpc="http://schemas.microsoft.com/office/word/2010/wordprocessingCanvas" xmlns:cx="http://schemas.microsoft.com/office/drawing/2014/chartex" xmlns:cx1="http://schemas.microsoft.com/office/drawing/2015/9/8/chartex" xmlns:cx2="http://schemas.microsoft.com/office/drawing/2015/10/21/chartex" xmlns:cx3="http://schemas.microsoft.com/office/drawing/2016/5/9/chartex" xmlns:cx4="http://schemas.microsoft.com/office/drawing/2016/5/10/chartex" xmlns:cx5="http://schemas.microsoft.com/office/drawing/2016/5/11/chartex" xmlns:cx6="http://schemas.microsoft.com/office/drawing/2016/5/12/chartex" xmlns:cx7="http://schemas.microsoft.com/office/drawing/2016/5/13/chartex" xmlns:cx8="http://schemas.microsoft.com/office/drawing/2016/5/14/chartex" xmlns:mc="http://schemas.openxmlformats.org/markup-compatibility/2006" xmlns:aink="http://schemas.microsoft.com/office/drawing/2016/ink" xmlns:am3d="http://schemas.microsoft.com/office/drawing/2017/model3d" xmlns:o="urn:schemas-microsoft-com:office:office" xmlns:oel="http://schemas.microsoft.com/office/2019/extlst" xmlns:r="http://schemas.openxmlformats.org/officeDocument/2006/relationships" xmlns:m="http://schemas.openxmlformats.org/officeDocument/2006/math" xmlns:v="urn:schemas-microsoft-com:vml" xmlns:wp14="http://schemas.microsoft.com/office/word/2010/wordprocessingDrawing" xmlns:wp="http://schemas.openxmlformats.org/drawingml/2006/wordprocessingDrawing" xmlns:w10="urn:schemas-microsoft-com:office:word" xmlns:w="http://schemas.openxmlformats.org/wordprocessingml/2006/main" xmlns:w14="http://schemas.microsoft.com/office/word/2010/wordml" xmlns:w15="http://schemas.microsoft.com/office/word/2012/wordml" xmlns:w16cex="http://schemas.microsoft.com/office/word/2018/wordml/cex" xmlns:w16cid="http://schemas.microsoft.com/office/word/2016/wordml/cid" xmlns:w16="http://schemas.microsoft.com/office/word/2018/wordml" xmlns:w16du="http://schemas.microsoft.com/office/word/2023/wordml/word16du" xmlns:w16sdtdh="http://schemas.microsoft.com/office/word/2020/wordml/sdtdatahash" xmlns:w16se="http://schemas.microsoft.com/office/word/2015/wordml/symex" xmlns:wpg="http://schemas.microsoft.com/office/word/2010/wordprocessingGroup" xmlns:wpi="http://schemas.microsoft.com/office/word/2010/wordprocessingInk" xmlns:wne="http://schemas.microsoft.com/office/word/2006/wordml" xmlns:wps="http://schemas.microsoft.com/office/word/2010/wordprocessingShape" mc:Ignorable="w14 w15 w16se w16cid w16 w16cex w16sdtdh wp14">
+<w:ftr xmlns:wpc="http://schemas.microsoft.com/office/word/2010/wordprocessingCanvas" xmlns:cx="http://schemas.microsoft.com/office/drawing/2014/chartex" xmlns:cx1="http://schemas.microsoft.com/office/drawing/2015/9/8/chartex" xmlns:cx2="http://schemas.microsoft.com/office/drawing/2015/10/21/chartex" xmlns:cx3="http://schemas.microsoft.com/office/drawing/2016/5/9/chartex" xmlns:cx4="http://schemas.microsoft.com/office/drawing/2016/5/10/chartex" xmlns:cx5="http://schemas.microsoft.com/office/drawing/2016/5/11/chartex" xmlns:cx6="http://schemas.microsoft.com/office/drawing/2016/5/12/chartex" xmlns:cx7="http://schemas.microsoft.com/office/drawing/2016/5/13/chartex" xmlns:cx8="http://schemas.microsoft.com/office/drawing/2016/5/14/chartex" xmlns:mc="http://schemas.openxmlformats.org/markup-compatibility/2006" xmlns:aink="http://schemas.microsoft.com/office/drawing/2016/ink" xmlns:am3d="http://schemas.microsoft.com/office/drawing/2017/model3d" xmlns:o="urn:schemas-microsoft-com:office:office" xmlns:r="http://schemas.openxmlformats.org/officeDocument/2006/relationships" xmlns:m="http://schemas.openxmlformats.org/officeDocument/2006/math" xmlns:v="urn:schemas-microsoft-com:vml" xmlns:wp14="http://schemas.microsoft.com/office/word/2010/wordprocessingDrawing" xmlns:wp="http://schemas.openxmlformats.org/drawingml/2006/wordprocessingDrawing" xmlns:w10="urn:schemas-microsoft-com:office:word" xmlns:w="http://schemas.openxmlformats.org/wordprocessingml/2006/main" xmlns:w14="http://schemas.microsoft.com/office/word/2010/wordml" xmlns:w15="http://schemas.microsoft.com/office/word/2012/wordml" xmlns:w16cex="http://schemas.microsoft.com/office/word/2018/wordml/cex" xmlns:w16cid="http://schemas.microsoft.com/office/word/2016/wordml/cid" xmlns:w16="http://schemas.microsoft.com/office/word/2018/wordml" xmlns:w16sdtdh="http://schemas.microsoft.com/office/word/2020/wordml/sdtdatahash" xmlns:w16se="http://schemas.microsoft.com/office/word/2015/wordml/symex" xmlns:wpg="http://schemas.microsoft.com/office/word/2010/wordprocessingGroup" xmlns:wpi="http://schemas.microsoft.com/office/word/2010/wordprocessingInk" xmlns:wne="http://schemas.microsoft.com/office/word/2006/wordml" xmlns:wps="http://schemas.microsoft.com/office/word/2010/wordprocessingShape" mc:Ignorable="w14 w15 w16se w16cid w16 w16cex w16sdtdh wp14">
   <w:sdt>
     <w:sdtPr>
       <w:id w:val="-2105402461"/>
@@ -29728,6 +28886,7 @@
         <w:docPartUnique/>
       </w:docPartObj>
     </w:sdtPr>
+    <w:sdtEndPr/>
     <w:sdtContent>
       <w:p>
         <w:pPr>
@@ -29764,7 +28923,7 @@
 </file>
 
 <file path=word/footer2.xml><?xml version="1.0" encoding="utf-8"?>
-<w:ftr xmlns:wpc="http://schemas.microsoft.com/office/word/2010/wordprocessingCanvas" xmlns:cx="http://schemas.microsoft.com/office/drawing/2014/chartex" xmlns:cx1="http://schemas.microsoft.com/office/drawing/2015/9/8/chartex" xmlns:cx2="http://schemas.microsoft.com/office/drawing/2015/10/21/chartex" xmlns:cx3="http://schemas.microsoft.com/office/drawing/2016/5/9/chartex" xmlns:cx4="http://schemas.microsoft.com/office/drawing/2016/5/10/chartex" xmlns:cx5="http://schemas.microsoft.com/office/drawing/2016/5/11/chartex" xmlns:cx6="http://schemas.microsoft.com/office/drawing/2016/5/12/chartex" xmlns:cx7="http://schemas.microsoft.com/office/drawing/2016/5/13/chartex" xmlns:cx8="http://schemas.microsoft.com/office/drawing/2016/5/14/chartex" xmlns:mc="http://schemas.openxmlformats.org/markup-compatibility/2006" xmlns:aink="http://schemas.microsoft.com/office/drawing/2016/ink" xmlns:am3d="http://schemas.microsoft.com/office/drawing/2017/model3d" xmlns:o="urn:schemas-microsoft-com:office:office" xmlns:oel="http://schemas.microsoft.com/office/2019/extlst" xmlns:r="http://schemas.openxmlformats.org/officeDocument/2006/relationships" xmlns:m="http://schemas.openxmlformats.org/officeDocument/2006/math" xmlns:v="urn:schemas-microsoft-com:vml" xmlns:wp14="http://schemas.microsoft.com/office/word/2010/wordprocessingDrawing" xmlns:wp="http://schemas.openxmlformats.org/drawingml/2006/wordprocessingDrawing" xmlns:w10="urn:schemas-microsoft-com:office:word" xmlns:w="http://schemas.openxmlformats.org/wordprocessingml/2006/main" xmlns:w14="http://schemas.microsoft.com/office/word/2010/wordml" xmlns:w15="http://schemas.microsoft.com/office/word/2012/wordml" xmlns:w16cex="http://schemas.microsoft.com/office/word/2018/wordml/cex" xmlns:w16cid="http://schemas.microsoft.com/office/word/2016/wordml/cid" xmlns:w16="http://schemas.microsoft.com/office/word/2018/wordml" xmlns:w16du="http://schemas.microsoft.com/office/word/2023/wordml/word16du" xmlns:w16sdtdh="http://schemas.microsoft.com/office/word/2020/wordml/sdtdatahash" xmlns:w16se="http://schemas.microsoft.com/office/word/2015/wordml/symex" xmlns:wpg="http://schemas.microsoft.com/office/word/2010/wordprocessingGroup" xmlns:wpi="http://schemas.microsoft.com/office/word/2010/wordprocessingInk" xmlns:wne="http://schemas.microsoft.com/office/word/2006/wordml" xmlns:wps="http://schemas.microsoft.com/office/word/2010/wordprocessingShape" mc:Ignorable="w14 w15 w16se w16cid w16 w16cex w16sdtdh wp14">
+<w:ftr xmlns:wpc="http://schemas.microsoft.com/office/word/2010/wordprocessingCanvas" xmlns:cx="http://schemas.microsoft.com/office/drawing/2014/chartex" xmlns:cx1="http://schemas.microsoft.com/office/drawing/2015/9/8/chartex" xmlns:cx2="http://schemas.microsoft.com/office/drawing/2015/10/21/chartex" xmlns:cx3="http://schemas.microsoft.com/office/drawing/2016/5/9/chartex" xmlns:cx4="http://schemas.microsoft.com/office/drawing/2016/5/10/chartex" xmlns:cx5="http://schemas.microsoft.com/office/drawing/2016/5/11/chartex" xmlns:cx6="http://schemas.microsoft.com/office/drawing/2016/5/12/chartex" xmlns:cx7="http://schemas.microsoft.com/office/drawing/2016/5/13/chartex" xmlns:cx8="http://schemas.microsoft.com/office/drawing/2016/5/14/chartex" xmlns:mc="http://schemas.openxmlformats.org/markup-compatibility/2006" xmlns:aink="http://schemas.microsoft.com/office/drawing/2016/ink" xmlns:am3d="http://schemas.microsoft.com/office/drawing/2017/model3d" xmlns:o="urn:schemas-microsoft-com:office:office" xmlns:r="http://schemas.openxmlformats.org/officeDocument/2006/relationships" xmlns:m="http://schemas.openxmlformats.org/officeDocument/2006/math" xmlns:v="urn:schemas-microsoft-com:vml" xmlns:wp14="http://schemas.microsoft.com/office/word/2010/wordprocessingDrawing" xmlns:wp="http://schemas.openxmlformats.org/drawingml/2006/wordprocessingDrawing" xmlns:w10="urn:schemas-microsoft-com:office:word" xmlns:w="http://schemas.openxmlformats.org/wordprocessingml/2006/main" xmlns:w14="http://schemas.microsoft.com/office/word/2010/wordml" xmlns:w15="http://schemas.microsoft.com/office/word/2012/wordml" xmlns:w16cex="http://schemas.microsoft.com/office/word/2018/wordml/cex" xmlns:w16cid="http://schemas.microsoft.com/office/word/2016/wordml/cid" xmlns:w16="http://schemas.microsoft.com/office/word/2018/wordml" xmlns:w16sdtdh="http://schemas.microsoft.com/office/word/2020/wordml/sdtdatahash" xmlns:w16se="http://schemas.microsoft.com/office/word/2015/wordml/symex" xmlns:wpg="http://schemas.microsoft.com/office/word/2010/wordprocessingGroup" xmlns:wpi="http://schemas.microsoft.com/office/word/2010/wordprocessingInk" xmlns:wne="http://schemas.microsoft.com/office/word/2006/wordml" xmlns:wps="http://schemas.microsoft.com/office/word/2010/wordprocessingShape" mc:Ignorable="w14 w15 w16se w16cid w16 w16cex w16sdtdh wp14">
   <w:sdt>
     <w:sdtPr>
       <w:id w:val="2014416536"/>
@@ -29773,6 +28932,7 @@
         <w:docPartUnique/>
       </w:docPartObj>
     </w:sdtPr>
+    <w:sdtEndPr/>
     <w:sdtContent>
       <w:p>
         <w:pPr>
@@ -29824,7 +28984,7 @@
 </file>
 
 <file path=word/footer3.xml><?xml version="1.0" encoding="utf-8"?>
-<w:ftr xmlns:wpc="http://schemas.microsoft.com/office/word/2010/wordprocessingCanvas" xmlns:cx="http://schemas.microsoft.com/office/drawing/2014/chartex" xmlns:cx1="http://schemas.microsoft.com/office/drawing/2015/9/8/chartex" xmlns:cx2="http://schemas.microsoft.com/office/drawing/2015/10/21/chartex" xmlns:cx3="http://schemas.microsoft.com/office/drawing/2016/5/9/chartex" xmlns:cx4="http://schemas.microsoft.com/office/drawing/2016/5/10/chartex" xmlns:cx5="http://schemas.microsoft.com/office/drawing/2016/5/11/chartex" xmlns:cx6="http://schemas.microsoft.com/office/drawing/2016/5/12/chartex" xmlns:cx7="http://schemas.microsoft.com/office/drawing/2016/5/13/chartex" xmlns:cx8="http://schemas.microsoft.com/office/drawing/2016/5/14/chartex" xmlns:mc="http://schemas.openxmlformats.org/markup-compatibility/2006" xmlns:aink="http://schemas.microsoft.com/office/drawing/2016/ink" xmlns:am3d="http://schemas.microsoft.com/office/drawing/2017/model3d" xmlns:o="urn:schemas-microsoft-com:office:office" xmlns:oel="http://schemas.microsoft.com/office/2019/extlst" xmlns:r="http://schemas.openxmlformats.org/officeDocument/2006/relationships" xmlns:m="http://schemas.openxmlformats.org/officeDocument/2006/math" xmlns:v="urn:schemas-microsoft-com:vml" xmlns:wp14="http://schemas.microsoft.com/office/word/2010/wordprocessingDrawing" xmlns:wp="http://schemas.openxmlformats.org/drawingml/2006/wordprocessingDrawing" xmlns:w10="urn:schemas-microsoft-com:office:word" xmlns:w="http://schemas.openxmlformats.org/wordprocessingml/2006/main" xmlns:w14="http://schemas.microsoft.com/office/word/2010/wordml" xmlns:w15="http://schemas.microsoft.com/office/word/2012/wordml" xmlns:w16cex="http://schemas.microsoft.com/office/word/2018/wordml/cex" xmlns:w16cid="http://schemas.microsoft.com/office/word/2016/wordml/cid" xmlns:w16="http://schemas.microsoft.com/office/word/2018/wordml" xmlns:w16du="http://schemas.microsoft.com/office/word/2023/wordml/word16du" xmlns:w16sdtdh="http://schemas.microsoft.com/office/word/2020/wordml/sdtdatahash" xmlns:w16se="http://schemas.microsoft.com/office/word/2015/wordml/symex" xmlns:wpg="http://schemas.microsoft.com/office/word/2010/wordprocessingGroup" xmlns:wpi="http://schemas.microsoft.com/office/word/2010/wordprocessingInk" xmlns:wne="http://schemas.microsoft.com/office/word/2006/wordml" xmlns:wps="http://schemas.microsoft.com/office/word/2010/wordprocessingShape" mc:Ignorable="w14 w15 w16se w16cid w16 w16cex w16sdtdh wp14">
+<w:ftr xmlns:wpc="http://schemas.microsoft.com/office/word/2010/wordprocessingCanvas" xmlns:cx="http://schemas.microsoft.com/office/drawing/2014/chartex" xmlns:cx1="http://schemas.microsoft.com/office/drawing/2015/9/8/chartex" xmlns:cx2="http://schemas.microsoft.com/office/drawing/2015/10/21/chartex" xmlns:cx3="http://schemas.microsoft.com/office/drawing/2016/5/9/chartex" xmlns:cx4="http://schemas.microsoft.com/office/drawing/2016/5/10/chartex" xmlns:cx5="http://schemas.microsoft.com/office/drawing/2016/5/11/chartex" xmlns:cx6="http://schemas.microsoft.com/office/drawing/2016/5/12/chartex" xmlns:cx7="http://schemas.microsoft.com/office/drawing/2016/5/13/chartex" xmlns:cx8="http://schemas.microsoft.com/office/drawing/2016/5/14/chartex" xmlns:mc="http://schemas.openxmlformats.org/markup-compatibility/2006" xmlns:aink="http://schemas.microsoft.com/office/drawing/2016/ink" xmlns:am3d="http://schemas.microsoft.com/office/drawing/2017/model3d" xmlns:o="urn:schemas-microsoft-com:office:office" xmlns:r="http://schemas.openxmlformats.org/officeDocument/2006/relationships" xmlns:m="http://schemas.openxmlformats.org/officeDocument/2006/math" xmlns:v="urn:schemas-microsoft-com:vml" xmlns:wp14="http://schemas.microsoft.com/office/word/2010/wordprocessingDrawing" xmlns:wp="http://schemas.openxmlformats.org/drawingml/2006/wordprocessingDrawing" xmlns:w10="urn:schemas-microsoft-com:office:word" xmlns:w="http://schemas.openxmlformats.org/wordprocessingml/2006/main" xmlns:w14="http://schemas.microsoft.com/office/word/2010/wordml" xmlns:w15="http://schemas.microsoft.com/office/word/2012/wordml" xmlns:w16cex="http://schemas.microsoft.com/office/word/2018/wordml/cex" xmlns:w16cid="http://schemas.microsoft.com/office/word/2016/wordml/cid" xmlns:w16="http://schemas.microsoft.com/office/word/2018/wordml" xmlns:w16sdtdh="http://schemas.microsoft.com/office/word/2020/wordml/sdtdatahash" xmlns:w16se="http://schemas.microsoft.com/office/word/2015/wordml/symex" xmlns:wpg="http://schemas.microsoft.com/office/word/2010/wordprocessingGroup" xmlns:wpi="http://schemas.microsoft.com/office/word/2010/wordprocessingInk" xmlns:wne="http://schemas.microsoft.com/office/word/2006/wordml" xmlns:wps="http://schemas.microsoft.com/office/word/2010/wordprocessingShape" mc:Ignorable="w14 w15 w16se w16cid w16 w16cex w16sdtdh wp14">
   <w:p>
     <w:pPr>
       <w:pStyle w:val="afe"/>
@@ -29834,7 +28994,7 @@
 </file>
 
 <file path=word/footer4.xml><?xml version="1.0" encoding="utf-8"?>
-<w:ftr xmlns:wpc="http://schemas.microsoft.com/office/word/2010/wordprocessingCanvas" xmlns:cx="http://schemas.microsoft.com/office/drawing/2014/chartex" xmlns:cx1="http://schemas.microsoft.com/office/drawing/2015/9/8/chartex" xmlns:cx2="http://schemas.microsoft.com/office/drawing/2015/10/21/chartex" xmlns:cx3="http://schemas.microsoft.com/office/drawing/2016/5/9/chartex" xmlns:cx4="http://schemas.microsoft.com/office/drawing/2016/5/10/chartex" xmlns:cx5="http://schemas.microsoft.com/office/drawing/2016/5/11/chartex" xmlns:cx6="http://schemas.microsoft.com/office/drawing/2016/5/12/chartex" xmlns:cx7="http://schemas.microsoft.com/office/drawing/2016/5/13/chartex" xmlns:cx8="http://schemas.microsoft.com/office/drawing/2016/5/14/chartex" xmlns:mc="http://schemas.openxmlformats.org/markup-compatibility/2006" xmlns:aink="http://schemas.microsoft.com/office/drawing/2016/ink" xmlns:am3d="http://schemas.microsoft.com/office/drawing/2017/model3d" xmlns:o="urn:schemas-microsoft-com:office:office" xmlns:oel="http://schemas.microsoft.com/office/2019/extlst" xmlns:r="http://schemas.openxmlformats.org/officeDocument/2006/relationships" xmlns:m="http://schemas.openxmlformats.org/officeDocument/2006/math" xmlns:v="urn:schemas-microsoft-com:vml" xmlns:wp14="http://schemas.microsoft.com/office/word/2010/wordprocessingDrawing" xmlns:wp="http://schemas.openxmlformats.org/drawingml/2006/wordprocessingDrawing" xmlns:w10="urn:schemas-microsoft-com:office:word" xmlns:w="http://schemas.openxmlformats.org/wordprocessingml/2006/main" xmlns:w14="http://schemas.microsoft.com/office/word/2010/wordml" xmlns:w15="http://schemas.microsoft.com/office/word/2012/wordml" xmlns:w16cex="http://schemas.microsoft.com/office/word/2018/wordml/cex" xmlns:w16cid="http://schemas.microsoft.com/office/word/2016/wordml/cid" xmlns:w16="http://schemas.microsoft.com/office/word/2018/wordml" xmlns:w16du="http://schemas.microsoft.com/office/word/2023/wordml/word16du" xmlns:w16sdtdh="http://schemas.microsoft.com/office/word/2020/wordml/sdtdatahash" xmlns:w16se="http://schemas.microsoft.com/office/word/2015/wordml/symex" xmlns:wpg="http://schemas.microsoft.com/office/word/2010/wordprocessingGroup" xmlns:wpi="http://schemas.microsoft.com/office/word/2010/wordprocessingInk" xmlns:wne="http://schemas.microsoft.com/office/word/2006/wordml" xmlns:wps="http://schemas.microsoft.com/office/word/2010/wordprocessingShape" mc:Ignorable="w14 w15 w16se w16cid w16 w16cex w16sdtdh wp14">
+<w:ftr xmlns:wpc="http://schemas.microsoft.com/office/word/2010/wordprocessingCanvas" xmlns:cx="http://schemas.microsoft.com/office/drawing/2014/chartex" xmlns:cx1="http://schemas.microsoft.com/office/drawing/2015/9/8/chartex" xmlns:cx2="http://schemas.microsoft.com/office/drawing/2015/10/21/chartex" xmlns:cx3="http://schemas.microsoft.com/office/drawing/2016/5/9/chartex" xmlns:cx4="http://schemas.microsoft.com/office/drawing/2016/5/10/chartex" xmlns:cx5="http://schemas.microsoft.com/office/drawing/2016/5/11/chartex" xmlns:cx6="http://schemas.microsoft.com/office/drawing/2016/5/12/chartex" xmlns:cx7="http://schemas.microsoft.com/office/drawing/2016/5/13/chartex" xmlns:cx8="http://schemas.microsoft.com/office/drawing/2016/5/14/chartex" xmlns:mc="http://schemas.openxmlformats.org/markup-compatibility/2006" xmlns:aink="http://schemas.microsoft.com/office/drawing/2016/ink" xmlns:am3d="http://schemas.microsoft.com/office/drawing/2017/model3d" xmlns:o="urn:schemas-microsoft-com:office:office" xmlns:r="http://schemas.openxmlformats.org/officeDocument/2006/relationships" xmlns:m="http://schemas.openxmlformats.org/officeDocument/2006/math" xmlns:v="urn:schemas-microsoft-com:vml" xmlns:wp14="http://schemas.microsoft.com/office/word/2010/wordprocessingDrawing" xmlns:wp="http://schemas.openxmlformats.org/drawingml/2006/wordprocessingDrawing" xmlns:w10="urn:schemas-microsoft-com:office:word" xmlns:w="http://schemas.openxmlformats.org/wordprocessingml/2006/main" xmlns:w14="http://schemas.microsoft.com/office/word/2010/wordml" xmlns:w15="http://schemas.microsoft.com/office/word/2012/wordml" xmlns:w16cex="http://schemas.microsoft.com/office/word/2018/wordml/cex" xmlns:w16cid="http://schemas.microsoft.com/office/word/2016/wordml/cid" xmlns:w16="http://schemas.microsoft.com/office/word/2018/wordml" xmlns:w16sdtdh="http://schemas.microsoft.com/office/word/2020/wordml/sdtdatahash" xmlns:w16se="http://schemas.microsoft.com/office/word/2015/wordml/symex" xmlns:wpg="http://schemas.microsoft.com/office/word/2010/wordprocessingGroup" xmlns:wpi="http://schemas.microsoft.com/office/word/2010/wordprocessingInk" xmlns:wne="http://schemas.microsoft.com/office/word/2006/wordml" xmlns:wps="http://schemas.microsoft.com/office/word/2010/wordprocessingShape" mc:Ignorable="w14 w15 w16se w16cid w16 w16cex w16sdtdh wp14">
   <w:p>
     <w:pPr>
       <w:pStyle w:val="afe"/>
@@ -29844,7 +29004,7 @@
 </file>
 
 <file path=word/footer5.xml><?xml version="1.0" encoding="utf-8"?>
-<w:ftr xmlns:wpc="http://schemas.microsoft.com/office/word/2010/wordprocessingCanvas" xmlns:cx="http://schemas.microsoft.com/office/drawing/2014/chartex" xmlns:cx1="http://schemas.microsoft.com/office/drawing/2015/9/8/chartex" xmlns:cx2="http://schemas.microsoft.com/office/drawing/2015/10/21/chartex" xmlns:cx3="http://schemas.microsoft.com/office/drawing/2016/5/9/chartex" xmlns:cx4="http://schemas.microsoft.com/office/drawing/2016/5/10/chartex" xmlns:cx5="http://schemas.microsoft.com/office/drawing/2016/5/11/chartex" xmlns:cx6="http://schemas.microsoft.com/office/drawing/2016/5/12/chartex" xmlns:cx7="http://schemas.microsoft.com/office/drawing/2016/5/13/chartex" xmlns:cx8="http://schemas.microsoft.com/office/drawing/2016/5/14/chartex" xmlns:mc="http://schemas.openxmlformats.org/markup-compatibility/2006" xmlns:aink="http://schemas.microsoft.com/office/drawing/2016/ink" xmlns:am3d="http://schemas.microsoft.com/office/drawing/2017/model3d" xmlns:o="urn:schemas-microsoft-com:office:office" xmlns:oel="http://schemas.microsoft.com/office/2019/extlst" xmlns:r="http://schemas.openxmlformats.org/officeDocument/2006/relationships" xmlns:m="http://schemas.openxmlformats.org/officeDocument/2006/math" xmlns:v="urn:schemas-microsoft-com:vml" xmlns:wp14="http://schemas.microsoft.com/office/word/2010/wordprocessingDrawing" xmlns:wp="http://schemas.openxmlformats.org/drawingml/2006/wordprocessingDrawing" xmlns:w10="urn:schemas-microsoft-com:office:word" xmlns:w="http://schemas.openxmlformats.org/wordprocessingml/2006/main" xmlns:w14="http://schemas.microsoft.com/office/word/2010/wordml" xmlns:w15="http://schemas.microsoft.com/office/word/2012/wordml" xmlns:w16cex="http://schemas.microsoft.com/office/word/2018/wordml/cex" xmlns:w16cid="http://schemas.microsoft.com/office/word/2016/wordml/cid" xmlns:w16="http://schemas.microsoft.com/office/word/2018/wordml" xmlns:w16du="http://schemas.microsoft.com/office/word/2023/wordml/word16du" xmlns:w16sdtdh="http://schemas.microsoft.com/office/word/2020/wordml/sdtdatahash" xmlns:w16se="http://schemas.microsoft.com/office/word/2015/wordml/symex" xmlns:wpg="http://schemas.microsoft.com/office/word/2010/wordprocessingGroup" xmlns:wpi="http://schemas.microsoft.com/office/word/2010/wordprocessingInk" xmlns:wne="http://schemas.microsoft.com/office/word/2006/wordml" xmlns:wps="http://schemas.microsoft.com/office/word/2010/wordprocessingShape" mc:Ignorable="w14 w15 w16se w16cid w16 w16cex w16sdtdh wp14">
+<w:ftr xmlns:wpc="http://schemas.microsoft.com/office/word/2010/wordprocessingCanvas" xmlns:cx="http://schemas.microsoft.com/office/drawing/2014/chartex" xmlns:cx1="http://schemas.microsoft.com/office/drawing/2015/9/8/chartex" xmlns:cx2="http://schemas.microsoft.com/office/drawing/2015/10/21/chartex" xmlns:cx3="http://schemas.microsoft.com/office/drawing/2016/5/9/chartex" xmlns:cx4="http://schemas.microsoft.com/office/drawing/2016/5/10/chartex" xmlns:cx5="http://schemas.microsoft.com/office/drawing/2016/5/11/chartex" xmlns:cx6="http://schemas.microsoft.com/office/drawing/2016/5/12/chartex" xmlns:cx7="http://schemas.microsoft.com/office/drawing/2016/5/13/chartex" xmlns:cx8="http://schemas.microsoft.com/office/drawing/2016/5/14/chartex" xmlns:mc="http://schemas.openxmlformats.org/markup-compatibility/2006" xmlns:aink="http://schemas.microsoft.com/office/drawing/2016/ink" xmlns:am3d="http://schemas.microsoft.com/office/drawing/2017/model3d" xmlns:o="urn:schemas-microsoft-com:office:office" xmlns:r="http://schemas.openxmlformats.org/officeDocument/2006/relationships" xmlns:m="http://schemas.openxmlformats.org/officeDocument/2006/math" xmlns:v="urn:schemas-microsoft-com:vml" xmlns:wp14="http://schemas.microsoft.com/office/word/2010/wordprocessingDrawing" xmlns:wp="http://schemas.openxmlformats.org/drawingml/2006/wordprocessingDrawing" xmlns:w10="urn:schemas-microsoft-com:office:word" xmlns:w="http://schemas.openxmlformats.org/wordprocessingml/2006/main" xmlns:w14="http://schemas.microsoft.com/office/word/2010/wordml" xmlns:w15="http://schemas.microsoft.com/office/word/2012/wordml" xmlns:w16cex="http://schemas.microsoft.com/office/word/2018/wordml/cex" xmlns:w16cid="http://schemas.microsoft.com/office/word/2016/wordml/cid" xmlns:w16="http://schemas.microsoft.com/office/word/2018/wordml" xmlns:w16sdtdh="http://schemas.microsoft.com/office/word/2020/wordml/sdtdatahash" xmlns:w16se="http://schemas.microsoft.com/office/word/2015/wordml/symex" xmlns:wpg="http://schemas.microsoft.com/office/word/2010/wordprocessingGroup" xmlns:wpi="http://schemas.microsoft.com/office/word/2010/wordprocessingInk" xmlns:wne="http://schemas.microsoft.com/office/word/2006/wordml" xmlns:wps="http://schemas.microsoft.com/office/word/2010/wordprocessingShape" mc:Ignorable="w14 w15 w16se w16cid w16 w16cex w16sdtdh wp14">
   <w:p>
     <w:pPr>
       <w:pStyle w:val="afe"/>
@@ -29854,7 +29014,7 @@
 </file>
 
 <file path=word/footnotes.xml><?xml version="1.0" encoding="utf-8"?>
-<w:footnotes xmlns:wpc="http://schemas.microsoft.com/office/word/2010/wordprocessingCanvas" xmlns:cx="http://schemas.microsoft.com/office/drawing/2014/chartex" xmlns:cx1="http://schemas.microsoft.com/office/drawing/2015/9/8/chartex" xmlns:cx2="http://schemas.microsoft.com/office/drawing/2015/10/21/chartex" xmlns:cx3="http://schemas.microsoft.com/office/drawing/2016/5/9/chartex" xmlns:cx4="http://schemas.microsoft.com/office/drawing/2016/5/10/chartex" xmlns:cx5="http://schemas.microsoft.com/office/drawing/2016/5/11/chartex" xmlns:cx6="http://schemas.microsoft.com/office/drawing/2016/5/12/chartex" xmlns:cx7="http://schemas.microsoft.com/office/drawing/2016/5/13/chartex" xmlns:cx8="http://schemas.microsoft.com/office/drawing/2016/5/14/chartex" xmlns:mc="http://schemas.openxmlformats.org/markup-compatibility/2006" xmlns:aink="http://schemas.microsoft.com/office/drawing/2016/ink" xmlns:am3d="http://schemas.microsoft.com/office/drawing/2017/model3d" xmlns:o="urn:schemas-microsoft-com:office:office" xmlns:oel="http://schemas.microsoft.com/office/2019/extlst" xmlns:r="http://schemas.openxmlformats.org/officeDocument/2006/relationships" xmlns:m="http://schemas.openxmlformats.org/officeDocument/2006/math" xmlns:v="urn:schemas-microsoft-com:vml" xmlns:wp14="http://schemas.microsoft.com/office/word/2010/wordprocessingDrawing" xmlns:wp="http://schemas.openxmlformats.org/drawingml/2006/wordprocessingDrawing" xmlns:w10="urn:schemas-microsoft-com:office:word" xmlns:w="http://schemas.openxmlformats.org/wordprocessingml/2006/main" xmlns:w14="http://schemas.microsoft.com/office/word/2010/wordml" xmlns:w15="http://schemas.microsoft.com/office/word/2012/wordml" xmlns:w16cex="http://schemas.microsoft.com/office/word/2018/wordml/cex" xmlns:w16cid="http://schemas.microsoft.com/office/word/2016/wordml/cid" xmlns:w16="http://schemas.microsoft.com/office/word/2018/wordml" xmlns:w16du="http://schemas.microsoft.com/office/word/2023/wordml/word16du" xmlns:w16sdtdh="http://schemas.microsoft.com/office/word/2020/wordml/sdtdatahash" xmlns:w16se="http://schemas.microsoft.com/office/word/2015/wordml/symex" xmlns:wpg="http://schemas.microsoft.com/office/word/2010/wordprocessingGroup" xmlns:wpi="http://schemas.microsoft.com/office/word/2010/wordprocessingInk" xmlns:wne="http://schemas.microsoft.com/office/word/2006/wordml" xmlns:wps="http://schemas.microsoft.com/office/word/2010/wordprocessingShape" mc:Ignorable="w14 w15 w16se w16cid w16 w16cex w16sdtdh wp14">
+<w:footnotes xmlns:wpc="http://schemas.microsoft.com/office/word/2010/wordprocessingCanvas" xmlns:cx="http://schemas.microsoft.com/office/drawing/2014/chartex" xmlns:cx1="http://schemas.microsoft.com/office/drawing/2015/9/8/chartex" xmlns:cx2="http://schemas.microsoft.com/office/drawing/2015/10/21/chartex" xmlns:cx3="http://schemas.microsoft.com/office/drawing/2016/5/9/chartex" xmlns:cx4="http://schemas.microsoft.com/office/drawing/2016/5/10/chartex" xmlns:cx5="http://schemas.microsoft.com/office/drawing/2016/5/11/chartex" xmlns:cx6="http://schemas.microsoft.com/office/drawing/2016/5/12/chartex" xmlns:cx7="http://schemas.microsoft.com/office/drawing/2016/5/13/chartex" xmlns:cx8="http://schemas.microsoft.com/office/drawing/2016/5/14/chartex" xmlns:mc="http://schemas.openxmlformats.org/markup-compatibility/2006" xmlns:aink="http://schemas.microsoft.com/office/drawing/2016/ink" xmlns:am3d="http://schemas.microsoft.com/office/drawing/2017/model3d" xmlns:o="urn:schemas-microsoft-com:office:office" xmlns:r="http://schemas.openxmlformats.org/officeDocument/2006/relationships" xmlns:m="http://schemas.openxmlformats.org/officeDocument/2006/math" xmlns:v="urn:schemas-microsoft-com:vml" xmlns:wp14="http://schemas.microsoft.com/office/word/2010/wordprocessingDrawing" xmlns:wp="http://schemas.openxmlformats.org/drawingml/2006/wordprocessingDrawing" xmlns:w10="urn:schemas-microsoft-com:office:word" xmlns:w="http://schemas.openxmlformats.org/wordprocessingml/2006/main" xmlns:w14="http://schemas.microsoft.com/office/word/2010/wordml" xmlns:w15="http://schemas.microsoft.com/office/word/2012/wordml" xmlns:w16cex="http://schemas.microsoft.com/office/word/2018/wordml/cex" xmlns:w16cid="http://schemas.microsoft.com/office/word/2016/wordml/cid" xmlns:w16="http://schemas.microsoft.com/office/word/2018/wordml" xmlns:w16sdtdh="http://schemas.microsoft.com/office/word/2020/wordml/sdtdatahash" xmlns:w16se="http://schemas.microsoft.com/office/word/2015/wordml/symex" xmlns:wpg="http://schemas.microsoft.com/office/word/2010/wordprocessingGroup" xmlns:wpi="http://schemas.microsoft.com/office/word/2010/wordprocessingInk" xmlns:wne="http://schemas.microsoft.com/office/word/2006/wordml" xmlns:wps="http://schemas.microsoft.com/office/word/2010/wordprocessingShape" mc:Ignorable="w14 w15 w16se w16cid w16 w16cex w16sdtdh wp14">
   <w:footnote w:type="separator" w:id="-1">
     <w:p>
       <w:r>
@@ -29890,16 +29050,7 @@
         <w:footnoteRef/>
       </w:r>
       <w:r>
-        <w:t xml:space="preserve"> Асфиксия </w:t>
-      </w:r>
-      <w:r>
-        <w:t>—</w:t>
-      </w:r>
-      <w:r>
-        <w:t xml:space="preserve"> кислородное голодание </w:t>
-      </w:r>
-      <w:r>
-        <w:t>и избыточное накопление углекислоты в организме человека или животного.</w:t>
+        <w:t xml:space="preserve"> Асфиксия — кислородное голодание и избыточное накопление углекислоты в организме человека или животного.</w:t>
       </w:r>
     </w:p>
   </w:footnote>
@@ -29915,10 +29066,7 @@
         <w:footnoteRef/>
       </w:r>
       <w:r>
-        <w:t xml:space="preserve"> </w:t>
-      </w:r>
-      <w:r>
-        <w:t xml:space="preserve">Более подробные сведения о выделении взрывчатых газов в металлических шахтах см. А. М. </w:t>
+        <w:t xml:space="preserve"> Более подробные сведения о выделении взрывчатых газов в металлических шахтах см. А. М. </w:t>
       </w:r>
       <w:proofErr w:type="spellStart"/>
       <w:r>
@@ -29926,10 +29074,7 @@
       </w:r>
       <w:proofErr w:type="spellEnd"/>
       <w:r>
-        <w:t xml:space="preserve"> «Выделение метана в металлических рудниках», «Горный журнал», 1957</w:t>
-      </w:r>
-      <w:r>
-        <w:t>.</w:t>
+        <w:t xml:space="preserve"> «Выделение метана в металлических рудниках», «Горный журнал», 1957.</w:t>
       </w:r>
     </w:p>
   </w:footnote>
@@ -29967,13 +29112,7 @@
         <w:footnoteRef/>
       </w:r>
       <w:r>
-        <w:t xml:space="preserve"> Характер его </w:t>
-      </w:r>
-      <w:r>
-        <w:t>дизъюнктивных разрушений</w:t>
-      </w:r>
-      <w:r>
-        <w:t>.</w:t>
+        <w:t xml:space="preserve"> Характер его дизъюнктивных разрушений.</w:t>
       </w:r>
     </w:p>
   </w:footnote>
@@ -29989,10 +29128,7 @@
         <w:footnoteRef/>
       </w:r>
       <w:r>
-        <w:t xml:space="preserve"> Метод прогноза газообильности шахты </w:t>
-      </w:r>
-      <w:r>
-        <w:t>по газоносности кернов разрабатывается в настоящее время специальной комиссией при ИГД АН СССР.</w:t>
+        <w:t xml:space="preserve"> Метод прогноза газообильности шахты по газоносности кернов разрабатывается в настоящее время специальной комиссией при ИГД АН СССР.</w:t>
       </w:r>
     </w:p>
   </w:footnote>
@@ -30008,10 +29144,7 @@
         <w:footnoteRef/>
       </w:r>
       <w:r>
-        <w:t xml:space="preserve"> Шахты, </w:t>
-      </w:r>
-      <w:r>
-        <w:t>опасные по внезапным выбросам и суфлярным выделениям газа, относятся независимо от величины относительной газообильности к сверхкатегорным.</w:t>
+        <w:t xml:space="preserve"> Шахты, опасные по внезапным выбросам и суфлярным выделениям газа, относятся независимо от величины относительной газообильности к сверхкатегорным.</w:t>
       </w:r>
     </w:p>
   </w:footnote>
@@ -30027,10 +29160,7 @@
         <w:footnoteRef/>
       </w:r>
       <w:r>
-        <w:t xml:space="preserve"> </w:t>
-      </w:r>
-      <w:r>
-        <w:t>Непосредственно в очистных забоях часовой дебит газа может при некоторых производственных процессах превышать в два-три раза средний часовой дебит за сутки.</w:t>
+        <w:t xml:space="preserve"> Непосредственно в очистных забоях часовой дебит газа может при некоторых производственных процессах превышать в два-три раза средний часовой дебит за сутки.</w:t>
       </w:r>
     </w:p>
   </w:footnote>
@@ -30046,10 +29176,7 @@
         <w:footnoteRef/>
       </w:r>
       <w:r>
-        <w:t xml:space="preserve"> </w:t>
-      </w:r>
-      <w:r>
-        <w:t>Резкое повышение депрессии шахтного вентилятора и в особенности участкового может сопровождаться пародоксальным явлением: увеличением процентного содержания метана в выработке при увеличении количества воздуха, циркулирующего по участку, что объясняется повышенным отсосом при увеличившейся депрессии газа, скопившегося в трещинах кровли и в выработанных пространствах. Однако через некоторое время (иногда через несколько часов) содержание газа спадает в соответствии с возросшим количеством циркулирующего воздуха.</w:t>
+        <w:t xml:space="preserve"> Резкое повышение депрессии шахтного вентилятора и в особенности участкового может сопровождаться пародоксальным явлением: увеличением процентного содержания метана в выработке при увеличении количества воздуха, циркулирующего по участку, что объясняется повышенным отсосом при увеличившейся депрессии газа, скопившегося в трещинах кровли и в выработанных пространствах. Однако через некоторое время (иногда через несколько часов) содержание газа спадает в соответствии с возросшим количеством циркулирующего воздуха.</w:t>
       </w:r>
     </w:p>
   </w:footnote>
@@ -30065,13 +29192,7 @@
         <w:footnoteRef/>
       </w:r>
       <w:r>
-        <w:t xml:space="preserve"> Субботин Г. К. </w:t>
-      </w:r>
-      <w:r>
-        <w:t>Шахтный оптический газоопределитель</w:t>
-      </w:r>
-      <w:r>
-        <w:t xml:space="preserve"> (интерферометр), Сборник по горноспасательному оборудованию. Углетехиздат, 1951 г., стр. 93-107.</w:t>
+        <w:t xml:space="preserve"> Субботин Г. К. Шахтный оптический газоопределитель (интерферометр), Сборник по горноспасательному оборудованию. Углетехиздат, 1951 г., стр. 93-107.</w:t>
       </w:r>
     </w:p>
   </w:footnote>
@@ -30087,13 +29208,7 @@
         <w:footnoteRef/>
       </w:r>
       <w:r>
-        <w:t xml:space="preserve"> Подробнее об </w:t>
-      </w:r>
-      <w:r>
-        <w:t>эквивалентном отверстии см. часть II, глава V</w:t>
-      </w:r>
-      <w:r>
-        <w:t>.</w:t>
+        <w:t xml:space="preserve"> Подробнее об эквивалентном отверстии см. часть II, глава V.</w:t>
       </w:r>
     </w:p>
   </w:footnote>
@@ -30109,10 +29224,7 @@
         <w:footnoteRef/>
       </w:r>
       <w:r>
-        <w:t xml:space="preserve"> </w:t>
-      </w:r>
-      <w:r>
-        <w:t>В последнее время требование проветривания наклонных очистных забоев в газовых шахтах восходящей струей начали рассматривать как дискуссионное, так как даже при скорости движения воздуха в 1— 1,5 м/сек режим вентиляционной струи — установившийся турбулентный.</w:t>
+        <w:t xml:space="preserve"> В последнее время требование проветривания наклонных очистных забоев в газовых шахтах восходящей струей начали рассматривать как дискуссионное, так как даже при скорости движения воздуха в 1— 1,5 м/сек режим вентиляционной струи — установившийся турбулентный.</w:t>
       </w:r>
     </w:p>
     <w:p>
@@ -30142,16 +29254,7 @@
         <w:footnoteRef/>
       </w:r>
       <w:r>
-        <w:t xml:space="preserve"> </w:t>
-      </w:r>
-      <w:r>
-        <w:t>Попытка использовать газ {метан), выбрасываемый через вентиляционные шахты</w:t>
-      </w:r>
-      <w:r>
-        <w:t xml:space="preserve"> </w:t>
-      </w:r>
-      <w:r>
-        <w:t>на земную поверхность, осуществлена на шахте «Стаффорд» (Ланкашир, Англия), где этот газ совместно с газом, получаемым при дегазации угольных пластов, был использован в качестве топлива для газовой турбины.</w:t>
+        <w:t xml:space="preserve"> Попытка использовать газ {метан), выбрасываемый через вентиляционные шахты на земную поверхность, осуществлена на шахте «Стаффорд» (Ланкашир, Англия), где этот газ совместно с газом, получаемым при дегазации угольных пластов, был использован в качестве топлива для газовой турбины.</w:t>
       </w:r>
     </w:p>
   </w:footnote>
@@ -30159,7 +29262,7 @@
 </file>
 
 <file path=word/header1.xml><?xml version="1.0" encoding="utf-8"?>
-<w:hdr xmlns:wpc="http://schemas.microsoft.com/office/word/2010/wordprocessingCanvas" xmlns:cx="http://schemas.microsoft.com/office/drawing/2014/chartex" xmlns:cx1="http://schemas.microsoft.com/office/drawing/2015/9/8/chartex" xmlns:cx2="http://schemas.microsoft.com/office/drawing/2015/10/21/chartex" xmlns:cx3="http://schemas.microsoft.com/office/drawing/2016/5/9/chartex" xmlns:cx4="http://schemas.microsoft.com/office/drawing/2016/5/10/chartex" xmlns:cx5="http://schemas.microsoft.com/office/drawing/2016/5/11/chartex" xmlns:cx6="http://schemas.microsoft.com/office/drawing/2016/5/12/chartex" xmlns:cx7="http://schemas.microsoft.com/office/drawing/2016/5/13/chartex" xmlns:cx8="http://schemas.microsoft.com/office/drawing/2016/5/14/chartex" xmlns:mc="http://schemas.openxmlformats.org/markup-compatibility/2006" xmlns:aink="http://schemas.microsoft.com/office/drawing/2016/ink" xmlns:am3d="http://schemas.microsoft.com/office/drawing/2017/model3d" xmlns:o="urn:schemas-microsoft-com:office:office" xmlns:oel="http://schemas.microsoft.com/office/2019/extlst" xmlns:r="http://schemas.openxmlformats.org/officeDocument/2006/relationships" xmlns:m="http://schemas.openxmlformats.org/officeDocument/2006/math" xmlns:v="urn:schemas-microsoft-com:vml" xmlns:wp14="http://schemas.microsoft.com/office/word/2010/wordprocessingDrawing" xmlns:wp="http://schemas.openxmlformats.org/drawingml/2006/wordprocessingDrawing" xmlns:w10="urn:schemas-microsoft-com:office:word" xmlns:w="http://schemas.openxmlformats.org/wordprocessingml/2006/main" xmlns:w14="http://schemas.microsoft.com/office/word/2010/wordml" xmlns:w15="http://schemas.microsoft.com/office/word/2012/wordml" xmlns:w16cex="http://schemas.microsoft.com/office/word/2018/wordml/cex" xmlns:w16cid="http://schemas.microsoft.com/office/word/2016/wordml/cid" xmlns:w16="http://schemas.microsoft.com/office/word/2018/wordml" xmlns:w16du="http://schemas.microsoft.com/office/word/2023/wordml/word16du" xmlns:w16sdtdh="http://schemas.microsoft.com/office/word/2020/wordml/sdtdatahash" xmlns:w16se="http://schemas.microsoft.com/office/word/2015/wordml/symex" xmlns:wpg="http://schemas.microsoft.com/office/word/2010/wordprocessingGroup" xmlns:wpi="http://schemas.microsoft.com/office/word/2010/wordprocessingInk" xmlns:wne="http://schemas.microsoft.com/office/word/2006/wordml" xmlns:wps="http://schemas.microsoft.com/office/word/2010/wordprocessingShape" mc:Ignorable="w14 w15 w16se w16cid w16 w16cex w16sdtdh wp14">
+<w:hdr xmlns:wpc="http://schemas.microsoft.com/office/word/2010/wordprocessingCanvas" xmlns:cx="http://schemas.microsoft.com/office/drawing/2014/chartex" xmlns:cx1="http://schemas.microsoft.com/office/drawing/2015/9/8/chartex" xmlns:cx2="http://schemas.microsoft.com/office/drawing/2015/10/21/chartex" xmlns:cx3="http://schemas.microsoft.com/office/drawing/2016/5/9/chartex" xmlns:cx4="http://schemas.microsoft.com/office/drawing/2016/5/10/chartex" xmlns:cx5="http://schemas.microsoft.com/office/drawing/2016/5/11/chartex" xmlns:cx6="http://schemas.microsoft.com/office/drawing/2016/5/12/chartex" xmlns:cx7="http://schemas.microsoft.com/office/drawing/2016/5/13/chartex" xmlns:cx8="http://schemas.microsoft.com/office/drawing/2016/5/14/chartex" xmlns:mc="http://schemas.openxmlformats.org/markup-compatibility/2006" xmlns:aink="http://schemas.microsoft.com/office/drawing/2016/ink" xmlns:am3d="http://schemas.microsoft.com/office/drawing/2017/model3d" xmlns:o="urn:schemas-microsoft-com:office:office" xmlns:r="http://schemas.openxmlformats.org/officeDocument/2006/relationships" xmlns:m="http://schemas.openxmlformats.org/officeDocument/2006/math" xmlns:v="urn:schemas-microsoft-com:vml" xmlns:wp14="http://schemas.microsoft.com/office/word/2010/wordprocessingDrawing" xmlns:wp="http://schemas.openxmlformats.org/drawingml/2006/wordprocessingDrawing" xmlns:w10="urn:schemas-microsoft-com:office:word" xmlns:w="http://schemas.openxmlformats.org/wordprocessingml/2006/main" xmlns:w14="http://schemas.microsoft.com/office/word/2010/wordml" xmlns:w15="http://schemas.microsoft.com/office/word/2012/wordml" xmlns:w16cex="http://schemas.microsoft.com/office/word/2018/wordml/cex" xmlns:w16cid="http://schemas.microsoft.com/office/word/2016/wordml/cid" xmlns:w16="http://schemas.microsoft.com/office/word/2018/wordml" xmlns:w16sdtdh="http://schemas.microsoft.com/office/word/2020/wordml/sdtdatahash" xmlns:w16se="http://schemas.microsoft.com/office/word/2015/wordml/symex" xmlns:wpg="http://schemas.microsoft.com/office/word/2010/wordprocessingGroup" xmlns:wpi="http://schemas.microsoft.com/office/word/2010/wordprocessingInk" xmlns:wne="http://schemas.microsoft.com/office/word/2006/wordml" xmlns:wps="http://schemas.microsoft.com/office/word/2010/wordprocessingShape" mc:Ignorable="w14 w15 w16se w16cid w16 w16cex w16sdtdh wp14">
   <w:p>
     <w:pPr>
       <w:pStyle w:val="afc"/>
@@ -30174,7 +29277,7 @@
 </file>
 
 <file path=word/header2.xml><?xml version="1.0" encoding="utf-8"?>
-<w:hdr xmlns:wpc="http://schemas.microsoft.com/office/word/2010/wordprocessingCanvas" xmlns:cx="http://schemas.microsoft.com/office/drawing/2014/chartex" xmlns:cx1="http://schemas.microsoft.com/office/drawing/2015/9/8/chartex" xmlns:cx2="http://schemas.microsoft.com/office/drawing/2015/10/21/chartex" xmlns:cx3="http://schemas.microsoft.com/office/drawing/2016/5/9/chartex" xmlns:cx4="http://schemas.microsoft.com/office/drawing/2016/5/10/chartex" xmlns:cx5="http://schemas.microsoft.com/office/drawing/2016/5/11/chartex" xmlns:cx6="http://schemas.microsoft.com/office/drawing/2016/5/12/chartex" xmlns:cx7="http://schemas.microsoft.com/office/drawing/2016/5/13/chartex" xmlns:cx8="http://schemas.microsoft.com/office/drawing/2016/5/14/chartex" xmlns:mc="http://schemas.openxmlformats.org/markup-compatibility/2006" xmlns:aink="http://schemas.microsoft.com/office/drawing/2016/ink" xmlns:am3d="http://schemas.microsoft.com/office/drawing/2017/model3d" xmlns:o="urn:schemas-microsoft-com:office:office" xmlns:oel="http://schemas.microsoft.com/office/2019/extlst" xmlns:r="http://schemas.openxmlformats.org/officeDocument/2006/relationships" xmlns:m="http://schemas.openxmlformats.org/officeDocument/2006/math" xmlns:v="urn:schemas-microsoft-com:vml" xmlns:wp14="http://schemas.microsoft.com/office/word/2010/wordprocessingDrawing" xmlns:wp="http://schemas.openxmlformats.org/drawingml/2006/wordprocessingDrawing" xmlns:w10="urn:schemas-microsoft-com:office:word" xmlns:w="http://schemas.openxmlformats.org/wordprocessingml/2006/main" xmlns:w14="http://schemas.microsoft.com/office/word/2010/wordml" xmlns:w15="http://schemas.microsoft.com/office/word/2012/wordml" xmlns:w16cex="http://schemas.microsoft.com/office/word/2018/wordml/cex" xmlns:w16cid="http://schemas.microsoft.com/office/word/2016/wordml/cid" xmlns:w16="http://schemas.microsoft.com/office/word/2018/wordml" xmlns:w16du="http://schemas.microsoft.com/office/word/2023/wordml/word16du" xmlns:w16sdtdh="http://schemas.microsoft.com/office/word/2020/wordml/sdtdatahash" xmlns:w16se="http://schemas.microsoft.com/office/word/2015/wordml/symex" xmlns:wpg="http://schemas.microsoft.com/office/word/2010/wordprocessingGroup" xmlns:wpi="http://schemas.microsoft.com/office/word/2010/wordprocessingInk" xmlns:wne="http://schemas.microsoft.com/office/word/2006/wordml" xmlns:wps="http://schemas.microsoft.com/office/word/2010/wordprocessingShape" mc:Ignorable="w14 w15 w16se w16cid w16 w16cex w16sdtdh wp14">
+<w:hdr xmlns:wpc="http://schemas.microsoft.com/office/word/2010/wordprocessingCanvas" xmlns:cx="http://schemas.microsoft.com/office/drawing/2014/chartex" xmlns:cx1="http://schemas.microsoft.com/office/drawing/2015/9/8/chartex" xmlns:cx2="http://schemas.microsoft.com/office/drawing/2015/10/21/chartex" xmlns:cx3="http://schemas.microsoft.com/office/drawing/2016/5/9/chartex" xmlns:cx4="http://schemas.microsoft.com/office/drawing/2016/5/10/chartex" xmlns:cx5="http://schemas.microsoft.com/office/drawing/2016/5/11/chartex" xmlns:cx6="http://schemas.microsoft.com/office/drawing/2016/5/12/chartex" xmlns:cx7="http://schemas.microsoft.com/office/drawing/2016/5/13/chartex" xmlns:cx8="http://schemas.microsoft.com/office/drawing/2016/5/14/chartex" xmlns:mc="http://schemas.openxmlformats.org/markup-compatibility/2006" xmlns:aink="http://schemas.microsoft.com/office/drawing/2016/ink" xmlns:am3d="http://schemas.microsoft.com/office/drawing/2017/model3d" xmlns:o="urn:schemas-microsoft-com:office:office" xmlns:r="http://schemas.openxmlformats.org/officeDocument/2006/relationships" xmlns:m="http://schemas.openxmlformats.org/officeDocument/2006/math" xmlns:v="urn:schemas-microsoft-com:vml" xmlns:wp14="http://schemas.microsoft.com/office/word/2010/wordprocessingDrawing" xmlns:wp="http://schemas.openxmlformats.org/drawingml/2006/wordprocessingDrawing" xmlns:w10="urn:schemas-microsoft-com:office:word" xmlns:w="http://schemas.openxmlformats.org/wordprocessingml/2006/main" xmlns:w14="http://schemas.microsoft.com/office/word/2010/wordml" xmlns:w15="http://schemas.microsoft.com/office/word/2012/wordml" xmlns:w16cex="http://schemas.microsoft.com/office/word/2018/wordml/cex" xmlns:w16cid="http://schemas.microsoft.com/office/word/2016/wordml/cid" xmlns:w16="http://schemas.microsoft.com/office/word/2018/wordml" xmlns:w16sdtdh="http://schemas.microsoft.com/office/word/2020/wordml/sdtdatahash" xmlns:w16se="http://schemas.microsoft.com/office/word/2015/wordml/symex" xmlns:wpg="http://schemas.microsoft.com/office/word/2010/wordprocessingGroup" xmlns:wpi="http://schemas.microsoft.com/office/word/2010/wordprocessingInk" xmlns:wne="http://schemas.microsoft.com/office/word/2006/wordml" xmlns:wps="http://schemas.microsoft.com/office/word/2010/wordprocessingShape" mc:Ignorable="w14 w15 w16se w16cid w16 w16cex w16sdtdh wp14">
   <w:p>
     <w:pPr>
       <w:pStyle w:val="afc"/>
@@ -30238,7 +29341,7 @@
 </file>
 
 <file path=word/header3.xml><?xml version="1.0" encoding="utf-8"?>
-<w:hdr xmlns:wpc="http://schemas.microsoft.com/office/word/2010/wordprocessingCanvas" xmlns:cx="http://schemas.microsoft.com/office/drawing/2014/chartex" xmlns:cx1="http://schemas.microsoft.com/office/drawing/2015/9/8/chartex" xmlns:cx2="http://schemas.microsoft.com/office/drawing/2015/10/21/chartex" xmlns:cx3="http://schemas.microsoft.com/office/drawing/2016/5/9/chartex" xmlns:cx4="http://schemas.microsoft.com/office/drawing/2016/5/10/chartex" xmlns:cx5="http://schemas.microsoft.com/office/drawing/2016/5/11/chartex" xmlns:cx6="http://schemas.microsoft.com/office/drawing/2016/5/12/chartex" xmlns:cx7="http://schemas.microsoft.com/office/drawing/2016/5/13/chartex" xmlns:cx8="http://schemas.microsoft.com/office/drawing/2016/5/14/chartex" xmlns:mc="http://schemas.openxmlformats.org/markup-compatibility/2006" xmlns:aink="http://schemas.microsoft.com/office/drawing/2016/ink" xmlns:am3d="http://schemas.microsoft.com/office/drawing/2017/model3d" xmlns:o="urn:schemas-microsoft-com:office:office" xmlns:oel="http://schemas.microsoft.com/office/2019/extlst" xmlns:r="http://schemas.openxmlformats.org/officeDocument/2006/relationships" xmlns:m="http://schemas.openxmlformats.org/officeDocument/2006/math" xmlns:v="urn:schemas-microsoft-com:vml" xmlns:wp14="http://schemas.microsoft.com/office/word/2010/wordprocessingDrawing" xmlns:wp="http://schemas.openxmlformats.org/drawingml/2006/wordprocessingDrawing" xmlns:w10="urn:schemas-microsoft-com:office:word" xmlns:w="http://schemas.openxmlformats.org/wordprocessingml/2006/main" xmlns:w14="http://schemas.microsoft.com/office/word/2010/wordml" xmlns:w15="http://schemas.microsoft.com/office/word/2012/wordml" xmlns:w16cex="http://schemas.microsoft.com/office/word/2018/wordml/cex" xmlns:w16cid="http://schemas.microsoft.com/office/word/2016/wordml/cid" xmlns:w16="http://schemas.microsoft.com/office/word/2018/wordml" xmlns:w16du="http://schemas.microsoft.com/office/word/2023/wordml/word16du" xmlns:w16sdtdh="http://schemas.microsoft.com/office/word/2020/wordml/sdtdatahash" xmlns:w16se="http://schemas.microsoft.com/office/word/2015/wordml/symex" xmlns:wpg="http://schemas.microsoft.com/office/word/2010/wordprocessingGroup" xmlns:wpi="http://schemas.microsoft.com/office/word/2010/wordprocessingInk" xmlns:wne="http://schemas.microsoft.com/office/word/2006/wordml" xmlns:wps="http://schemas.microsoft.com/office/word/2010/wordprocessingShape" mc:Ignorable="w14 w15 w16se w16cid w16 w16cex w16sdtdh wp14">
+<w:hdr xmlns:wpc="http://schemas.microsoft.com/office/word/2010/wordprocessingCanvas" xmlns:cx="http://schemas.microsoft.com/office/drawing/2014/chartex" xmlns:cx1="http://schemas.microsoft.com/office/drawing/2015/9/8/chartex" xmlns:cx2="http://schemas.microsoft.com/office/drawing/2015/10/21/chartex" xmlns:cx3="http://schemas.microsoft.com/office/drawing/2016/5/9/chartex" xmlns:cx4="http://schemas.microsoft.com/office/drawing/2016/5/10/chartex" xmlns:cx5="http://schemas.microsoft.com/office/drawing/2016/5/11/chartex" xmlns:cx6="http://schemas.microsoft.com/office/drawing/2016/5/12/chartex" xmlns:cx7="http://schemas.microsoft.com/office/drawing/2016/5/13/chartex" xmlns:cx8="http://schemas.microsoft.com/office/drawing/2016/5/14/chartex" xmlns:mc="http://schemas.openxmlformats.org/markup-compatibility/2006" xmlns:aink="http://schemas.microsoft.com/office/drawing/2016/ink" xmlns:am3d="http://schemas.microsoft.com/office/drawing/2017/model3d" xmlns:o="urn:schemas-microsoft-com:office:office" xmlns:r="http://schemas.openxmlformats.org/officeDocument/2006/relationships" xmlns:m="http://schemas.openxmlformats.org/officeDocument/2006/math" xmlns:v="urn:schemas-microsoft-com:vml" xmlns:wp14="http://schemas.microsoft.com/office/word/2010/wordprocessingDrawing" xmlns:wp="http://schemas.openxmlformats.org/drawingml/2006/wordprocessingDrawing" xmlns:w10="urn:schemas-microsoft-com:office:word" xmlns:w="http://schemas.openxmlformats.org/wordprocessingml/2006/main" xmlns:w14="http://schemas.microsoft.com/office/word/2010/wordml" xmlns:w15="http://schemas.microsoft.com/office/word/2012/wordml" xmlns:w16cex="http://schemas.microsoft.com/office/word/2018/wordml/cex" xmlns:w16cid="http://schemas.microsoft.com/office/word/2016/wordml/cid" xmlns:w16="http://schemas.microsoft.com/office/word/2018/wordml" xmlns:w16sdtdh="http://schemas.microsoft.com/office/word/2020/wordml/sdtdatahash" xmlns:w16se="http://schemas.microsoft.com/office/word/2015/wordml/symex" xmlns:wpg="http://schemas.microsoft.com/office/word/2010/wordprocessingGroup" xmlns:wpi="http://schemas.microsoft.com/office/word/2010/wordprocessingInk" xmlns:wne="http://schemas.microsoft.com/office/word/2006/wordml" xmlns:wps="http://schemas.microsoft.com/office/word/2010/wordprocessingShape" mc:Ignorable="w14 w15 w16se w16cid w16 w16cex w16sdtdh wp14">
   <w:p>
     <w:pPr>
       <w:pStyle w:val="afc"/>
@@ -30248,7 +29351,7 @@
 </file>
 
 <file path=word/header4.xml><?xml version="1.0" encoding="utf-8"?>
-<w:hdr xmlns:wpc="http://schemas.microsoft.com/office/word/2010/wordprocessingCanvas" xmlns:cx="http://schemas.microsoft.com/office/drawing/2014/chartex" xmlns:cx1="http://schemas.microsoft.com/office/drawing/2015/9/8/chartex" xmlns:cx2="http://schemas.microsoft.com/office/drawing/2015/10/21/chartex" xmlns:cx3="http://schemas.microsoft.com/office/drawing/2016/5/9/chartex" xmlns:cx4="http://schemas.microsoft.com/office/drawing/2016/5/10/chartex" xmlns:cx5="http://schemas.microsoft.com/office/drawing/2016/5/11/chartex" xmlns:cx6="http://schemas.microsoft.com/office/drawing/2016/5/12/chartex" xmlns:cx7="http://schemas.microsoft.com/office/drawing/2016/5/13/chartex" xmlns:cx8="http://schemas.microsoft.com/office/drawing/2016/5/14/chartex" xmlns:mc="http://schemas.openxmlformats.org/markup-compatibility/2006" xmlns:aink="http://schemas.microsoft.com/office/drawing/2016/ink" xmlns:am3d="http://schemas.microsoft.com/office/drawing/2017/model3d" xmlns:o="urn:schemas-microsoft-com:office:office" xmlns:oel="http://schemas.microsoft.com/office/2019/extlst" xmlns:r="http://schemas.openxmlformats.org/officeDocument/2006/relationships" xmlns:m="http://schemas.openxmlformats.org/officeDocument/2006/math" xmlns:v="urn:schemas-microsoft-com:vml" xmlns:wp14="http://schemas.microsoft.com/office/word/2010/wordprocessingDrawing" xmlns:wp="http://schemas.openxmlformats.org/drawingml/2006/wordprocessingDrawing" xmlns:w10="urn:schemas-microsoft-com:office:word" xmlns:w="http://schemas.openxmlformats.org/wordprocessingml/2006/main" xmlns:w14="http://schemas.microsoft.com/office/word/2010/wordml" xmlns:w15="http://schemas.microsoft.com/office/word/2012/wordml" xmlns:w16cex="http://schemas.microsoft.com/office/word/2018/wordml/cex" xmlns:w16cid="http://schemas.microsoft.com/office/word/2016/wordml/cid" xmlns:w16="http://schemas.microsoft.com/office/word/2018/wordml" xmlns:w16du="http://schemas.microsoft.com/office/word/2023/wordml/word16du" xmlns:w16sdtdh="http://schemas.microsoft.com/office/word/2020/wordml/sdtdatahash" xmlns:w16se="http://schemas.microsoft.com/office/word/2015/wordml/symex" xmlns:wpg="http://schemas.microsoft.com/office/word/2010/wordprocessingGroup" xmlns:wpi="http://schemas.microsoft.com/office/word/2010/wordprocessingInk" xmlns:wne="http://schemas.microsoft.com/office/word/2006/wordml" xmlns:wps="http://schemas.microsoft.com/office/word/2010/wordprocessingShape" mc:Ignorable="w14 w15 w16se w16cid w16 w16cex w16sdtdh wp14">
+<w:hdr xmlns:wpc="http://schemas.microsoft.com/office/word/2010/wordprocessingCanvas" xmlns:cx="http://schemas.microsoft.com/office/drawing/2014/chartex" xmlns:cx1="http://schemas.microsoft.com/office/drawing/2015/9/8/chartex" xmlns:cx2="http://schemas.microsoft.com/office/drawing/2015/10/21/chartex" xmlns:cx3="http://schemas.microsoft.com/office/drawing/2016/5/9/chartex" xmlns:cx4="http://schemas.microsoft.com/office/drawing/2016/5/10/chartex" xmlns:cx5="http://schemas.microsoft.com/office/drawing/2016/5/11/chartex" xmlns:cx6="http://schemas.microsoft.com/office/drawing/2016/5/12/chartex" xmlns:cx7="http://schemas.microsoft.com/office/drawing/2016/5/13/chartex" xmlns:cx8="http://schemas.microsoft.com/office/drawing/2016/5/14/chartex" xmlns:mc="http://schemas.openxmlformats.org/markup-compatibility/2006" xmlns:aink="http://schemas.microsoft.com/office/drawing/2016/ink" xmlns:am3d="http://schemas.microsoft.com/office/drawing/2017/model3d" xmlns:o="urn:schemas-microsoft-com:office:office" xmlns:r="http://schemas.openxmlformats.org/officeDocument/2006/relationships" xmlns:m="http://schemas.openxmlformats.org/officeDocument/2006/math" xmlns:v="urn:schemas-microsoft-com:vml" xmlns:wp14="http://schemas.microsoft.com/office/word/2010/wordprocessingDrawing" xmlns:wp="http://schemas.openxmlformats.org/drawingml/2006/wordprocessingDrawing" xmlns:w10="urn:schemas-microsoft-com:office:word" xmlns:w="http://schemas.openxmlformats.org/wordprocessingml/2006/main" xmlns:w14="http://schemas.microsoft.com/office/word/2010/wordml" xmlns:w15="http://schemas.microsoft.com/office/word/2012/wordml" xmlns:w16cex="http://schemas.microsoft.com/office/word/2018/wordml/cex" xmlns:w16cid="http://schemas.microsoft.com/office/word/2016/wordml/cid" xmlns:w16="http://schemas.microsoft.com/office/word/2018/wordml" xmlns:w16sdtdh="http://schemas.microsoft.com/office/word/2020/wordml/sdtdatahash" xmlns:w16se="http://schemas.microsoft.com/office/word/2015/wordml/symex" xmlns:wpg="http://schemas.microsoft.com/office/word/2010/wordprocessingGroup" xmlns:wpi="http://schemas.microsoft.com/office/word/2010/wordprocessingInk" xmlns:wne="http://schemas.microsoft.com/office/word/2006/wordml" xmlns:wps="http://schemas.microsoft.com/office/word/2010/wordprocessingShape" mc:Ignorable="w14 w15 w16se w16cid w16 w16cex w16sdtdh wp14">
   <w:p>
     <w:pPr>
       <w:pStyle w:val="afc"/>
@@ -30258,7 +29361,7 @@
 </file>
 
 <file path=word/header5.xml><?xml version="1.0" encoding="utf-8"?>
-<w:hdr xmlns:wpc="http://schemas.microsoft.com/office/word/2010/wordprocessingCanvas" xmlns:cx="http://schemas.microsoft.com/office/drawing/2014/chartex" xmlns:cx1="http://schemas.microsoft.com/office/drawing/2015/9/8/chartex" xmlns:cx2="http://schemas.microsoft.com/office/drawing/2015/10/21/chartex" xmlns:cx3="http://schemas.microsoft.com/office/drawing/2016/5/9/chartex" xmlns:cx4="http://schemas.microsoft.com/office/drawing/2016/5/10/chartex" xmlns:cx5="http://schemas.microsoft.com/office/drawing/2016/5/11/chartex" xmlns:cx6="http://schemas.microsoft.com/office/drawing/2016/5/12/chartex" xmlns:cx7="http://schemas.microsoft.com/office/drawing/2016/5/13/chartex" xmlns:cx8="http://schemas.microsoft.com/office/drawing/2016/5/14/chartex" xmlns:mc="http://schemas.openxmlformats.org/markup-compatibility/2006" xmlns:aink="http://schemas.microsoft.com/office/drawing/2016/ink" xmlns:am3d="http://schemas.microsoft.com/office/drawing/2017/model3d" xmlns:o="urn:schemas-microsoft-com:office:office" xmlns:oel="http://schemas.microsoft.com/office/2019/extlst" xmlns:r="http://schemas.openxmlformats.org/officeDocument/2006/relationships" xmlns:m="http://schemas.openxmlformats.org/officeDocument/2006/math" xmlns:v="urn:schemas-microsoft-com:vml" xmlns:wp14="http://schemas.microsoft.com/office/word/2010/wordprocessingDrawing" xmlns:wp="http://schemas.openxmlformats.org/drawingml/2006/wordprocessingDrawing" xmlns:w10="urn:schemas-microsoft-com:office:word" xmlns:w="http://schemas.openxmlformats.org/wordprocessingml/2006/main" xmlns:w14="http://schemas.microsoft.com/office/word/2010/wordml" xmlns:w15="http://schemas.microsoft.com/office/word/2012/wordml" xmlns:w16cex="http://schemas.microsoft.com/office/word/2018/wordml/cex" xmlns:w16cid="http://schemas.microsoft.com/office/word/2016/wordml/cid" xmlns:w16="http://schemas.microsoft.com/office/word/2018/wordml" xmlns:w16du="http://schemas.microsoft.com/office/word/2023/wordml/word16du" xmlns:w16sdtdh="http://schemas.microsoft.com/office/word/2020/wordml/sdtdatahash" xmlns:w16se="http://schemas.microsoft.com/office/word/2015/wordml/symex" xmlns:wpg="http://schemas.microsoft.com/office/word/2010/wordprocessingGroup" xmlns:wpi="http://schemas.microsoft.com/office/word/2010/wordprocessingInk" xmlns:wne="http://schemas.microsoft.com/office/word/2006/wordml" xmlns:wps="http://schemas.microsoft.com/office/word/2010/wordprocessingShape" mc:Ignorable="w14 w15 w16se w16cid w16 w16cex w16sdtdh wp14">
+<w:hdr xmlns:wpc="http://schemas.microsoft.com/office/word/2010/wordprocessingCanvas" xmlns:cx="http://schemas.microsoft.com/office/drawing/2014/chartex" xmlns:cx1="http://schemas.microsoft.com/office/drawing/2015/9/8/chartex" xmlns:cx2="http://schemas.microsoft.com/office/drawing/2015/10/21/chartex" xmlns:cx3="http://schemas.microsoft.com/office/drawing/2016/5/9/chartex" xmlns:cx4="http://schemas.microsoft.com/office/drawing/2016/5/10/chartex" xmlns:cx5="http://schemas.microsoft.com/office/drawing/2016/5/11/chartex" xmlns:cx6="http://schemas.microsoft.com/office/drawing/2016/5/12/chartex" xmlns:cx7="http://schemas.microsoft.com/office/drawing/2016/5/13/chartex" xmlns:cx8="http://schemas.microsoft.com/office/drawing/2016/5/14/chartex" xmlns:mc="http://schemas.openxmlformats.org/markup-compatibility/2006" xmlns:aink="http://schemas.microsoft.com/office/drawing/2016/ink" xmlns:am3d="http://schemas.microsoft.com/office/drawing/2017/model3d" xmlns:o="urn:schemas-microsoft-com:office:office" xmlns:r="http://schemas.openxmlformats.org/officeDocument/2006/relationships" xmlns:m="http://schemas.openxmlformats.org/officeDocument/2006/math" xmlns:v="urn:schemas-microsoft-com:vml" xmlns:wp14="http://schemas.microsoft.com/office/word/2010/wordprocessingDrawing" xmlns:wp="http://schemas.openxmlformats.org/drawingml/2006/wordprocessingDrawing" xmlns:w10="urn:schemas-microsoft-com:office:word" xmlns:w="http://schemas.openxmlformats.org/wordprocessingml/2006/main" xmlns:w14="http://schemas.microsoft.com/office/word/2010/wordml" xmlns:w15="http://schemas.microsoft.com/office/word/2012/wordml" xmlns:w16cex="http://schemas.microsoft.com/office/word/2018/wordml/cex" xmlns:w16cid="http://schemas.microsoft.com/office/word/2016/wordml/cid" xmlns:w16="http://schemas.microsoft.com/office/word/2018/wordml" xmlns:w16sdtdh="http://schemas.microsoft.com/office/word/2020/wordml/sdtdatahash" xmlns:w16se="http://schemas.microsoft.com/office/word/2015/wordml/symex" xmlns:wpg="http://schemas.microsoft.com/office/word/2010/wordprocessingGroup" xmlns:wpi="http://schemas.microsoft.com/office/word/2010/wordprocessingInk" xmlns:wne="http://schemas.microsoft.com/office/word/2006/wordml" xmlns:wps="http://schemas.microsoft.com/office/word/2010/wordprocessingShape" mc:Ignorable="w14 w15 w16se w16cid w16 w16cex w16sdtdh wp14">
   <w:p>
     <w:pPr>
       <w:pStyle w:val="afc"/>
@@ -30337,7 +29440,7 @@
             </wp:anchor>
           </w:drawing>
         </mc:Choice>
-        <mc:Fallback>
+        <mc:Fallback xmlns:w16du="http://schemas.microsoft.com/office/word/2023/wordml/word16du" xmlns:oel="http://schemas.microsoft.com/office/2019/extlst">
           <w:pict>
             <v:rect w14:anchorId="09C1CE81" id="Прямоугольник 157" o:spid="_x0000_s1026" style="position:absolute;margin-left:-.65pt;margin-top:-36.05pt;width:419.55pt;height:595.3pt;z-index:251658245;visibility:visible;mso-wrap-style:square;mso-width-percent:0;mso-height-percent:0;mso-wrap-distance-left:9pt;mso-wrap-distance-top:0;mso-wrap-distance-right:9pt;mso-wrap-distance-bottom:0;mso-position-horizontal:absolute;mso-position-horizontal-relative:page;mso-position-vertical:absolute;mso-position-vertical-relative:text;mso-width-percent:0;mso-height-percent:0;mso-width-relative:margin;mso-height-relative:margin;v-text-anchor:middle" o:gfxdata="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" fillcolor="#323234 [3213]" stroked="f" strokeweight="2pt">
               <w10:wrap anchorx="page"/>
@@ -30351,7 +29454,7 @@
 </file>
 
 <file path=word/header6.xml><?xml version="1.0" encoding="utf-8"?>
-<w:hdr xmlns:wpc="http://schemas.microsoft.com/office/word/2010/wordprocessingCanvas" xmlns:cx="http://schemas.microsoft.com/office/drawing/2014/chartex" xmlns:cx1="http://schemas.microsoft.com/office/drawing/2015/9/8/chartex" xmlns:cx2="http://schemas.microsoft.com/office/drawing/2015/10/21/chartex" xmlns:cx3="http://schemas.microsoft.com/office/drawing/2016/5/9/chartex" xmlns:cx4="http://schemas.microsoft.com/office/drawing/2016/5/10/chartex" xmlns:cx5="http://schemas.microsoft.com/office/drawing/2016/5/11/chartex" xmlns:cx6="http://schemas.microsoft.com/office/drawing/2016/5/12/chartex" xmlns:cx7="http://schemas.microsoft.com/office/drawing/2016/5/13/chartex" xmlns:cx8="http://schemas.microsoft.com/office/drawing/2016/5/14/chartex" xmlns:mc="http://schemas.openxmlformats.org/markup-compatibility/2006" xmlns:aink="http://schemas.microsoft.com/office/drawing/2016/ink" xmlns:am3d="http://schemas.microsoft.com/office/drawing/2017/model3d" xmlns:o="urn:schemas-microsoft-com:office:office" xmlns:oel="http://schemas.microsoft.com/office/2019/extlst" xmlns:r="http://schemas.openxmlformats.org/officeDocument/2006/relationships" xmlns:m="http://schemas.openxmlformats.org/officeDocument/2006/math" xmlns:v="urn:schemas-microsoft-com:vml" xmlns:wp14="http://schemas.microsoft.com/office/word/2010/wordprocessingDrawing" xmlns:wp="http://schemas.openxmlformats.org/drawingml/2006/wordprocessingDrawing" xmlns:w10="urn:schemas-microsoft-com:office:word" xmlns:w="http://schemas.openxmlformats.org/wordprocessingml/2006/main" xmlns:w14="http://schemas.microsoft.com/office/word/2010/wordml" xmlns:w15="http://schemas.microsoft.com/office/word/2012/wordml" xmlns:w16cex="http://schemas.microsoft.com/office/word/2018/wordml/cex" xmlns:w16cid="http://schemas.microsoft.com/office/word/2016/wordml/cid" xmlns:w16="http://schemas.microsoft.com/office/word/2018/wordml" xmlns:w16du="http://schemas.microsoft.com/office/word/2023/wordml/word16du" xmlns:w16sdtdh="http://schemas.microsoft.com/office/word/2020/wordml/sdtdatahash" xmlns:w16se="http://schemas.microsoft.com/office/word/2015/wordml/symex" xmlns:wpg="http://schemas.microsoft.com/office/word/2010/wordprocessingGroup" xmlns:wpi="http://schemas.microsoft.com/office/word/2010/wordprocessingInk" xmlns:wne="http://schemas.microsoft.com/office/word/2006/wordml" xmlns:wps="http://schemas.microsoft.com/office/word/2010/wordprocessingShape" mc:Ignorable="w14 w15 w16se w16cid w16 w16cex w16sdtdh wp14">
+<w:hdr xmlns:wpc="http://schemas.microsoft.com/office/word/2010/wordprocessingCanvas" xmlns:cx="http://schemas.microsoft.com/office/drawing/2014/chartex" xmlns:cx1="http://schemas.microsoft.com/office/drawing/2015/9/8/chartex" xmlns:cx2="http://schemas.microsoft.com/office/drawing/2015/10/21/chartex" xmlns:cx3="http://schemas.microsoft.com/office/drawing/2016/5/9/chartex" xmlns:cx4="http://schemas.microsoft.com/office/drawing/2016/5/10/chartex" xmlns:cx5="http://schemas.microsoft.com/office/drawing/2016/5/11/chartex" xmlns:cx6="http://schemas.microsoft.com/office/drawing/2016/5/12/chartex" xmlns:cx7="http://schemas.microsoft.com/office/drawing/2016/5/13/chartex" xmlns:cx8="http://schemas.microsoft.com/office/drawing/2016/5/14/chartex" xmlns:mc="http://schemas.openxmlformats.org/markup-compatibility/2006" xmlns:aink="http://schemas.microsoft.com/office/drawing/2016/ink" xmlns:am3d="http://schemas.microsoft.com/office/drawing/2017/model3d" xmlns:o="urn:schemas-microsoft-com:office:office" xmlns:r="http://schemas.openxmlformats.org/officeDocument/2006/relationships" xmlns:m="http://schemas.openxmlformats.org/officeDocument/2006/math" xmlns:v="urn:schemas-microsoft-com:vml" xmlns:wp14="http://schemas.microsoft.com/office/word/2010/wordprocessingDrawing" xmlns:wp="http://schemas.openxmlformats.org/drawingml/2006/wordprocessingDrawing" xmlns:w10="urn:schemas-microsoft-com:office:word" xmlns:w="http://schemas.openxmlformats.org/wordprocessingml/2006/main" xmlns:w14="http://schemas.microsoft.com/office/word/2010/wordml" xmlns:w15="http://schemas.microsoft.com/office/word/2012/wordml" xmlns:w16cex="http://schemas.microsoft.com/office/word/2018/wordml/cex" xmlns:w16cid="http://schemas.microsoft.com/office/word/2016/wordml/cid" xmlns:w16="http://schemas.microsoft.com/office/word/2018/wordml" xmlns:w16sdtdh="http://schemas.microsoft.com/office/word/2020/wordml/sdtdatahash" xmlns:w16se="http://schemas.microsoft.com/office/word/2015/wordml/symex" xmlns:wpg="http://schemas.microsoft.com/office/word/2010/wordprocessingGroup" xmlns:wpi="http://schemas.microsoft.com/office/word/2010/wordprocessingInk" xmlns:wne="http://schemas.microsoft.com/office/word/2006/wordml" xmlns:wps="http://schemas.microsoft.com/office/word/2010/wordprocessingShape" mc:Ignorable="w14 w15 w16se w16cid w16 w16cex w16sdtdh wp14">
   <w:p>
     <w:pPr>
       <w:pStyle w:val="afc"/>
@@ -30430,7 +29533,7 @@
             </wp:anchor>
           </w:drawing>
         </mc:Choice>
-        <mc:Fallback>
+        <mc:Fallback xmlns:w16du="http://schemas.microsoft.com/office/word/2023/wordml/word16du" xmlns:oel="http://schemas.microsoft.com/office/2019/extlst">
           <w:pict>
             <v:rect w14:anchorId="531ECDBE" id="Прямоугольник 3" o:spid="_x0000_s1026" style="position:absolute;margin-left:-.65pt;margin-top:-35.25pt;width:419.55pt;height:595.3pt;z-index:251658243;visibility:visible;mso-wrap-style:square;mso-width-percent:0;mso-height-percent:0;mso-wrap-distance-left:9pt;mso-wrap-distance-top:0;mso-wrap-distance-right:9pt;mso-wrap-distance-bottom:0;mso-position-horizontal:absolute;mso-position-horizontal-relative:page;mso-position-vertical:absolute;mso-position-vertical-relative:text;mso-width-percent:0;mso-height-percent:0;mso-width-relative:margin;mso-height-relative:margin;v-text-anchor:middle" o:gfxdata="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" fillcolor="#323234 [3213]" stroked="f" strokeweight="2pt">
               <w10:wrap anchorx="page"/>
@@ -30444,7 +29547,7 @@
 </file>
 
 <file path=word/header7.xml><?xml version="1.0" encoding="utf-8"?>
-<w:hdr xmlns:wpc="http://schemas.microsoft.com/office/word/2010/wordprocessingCanvas" xmlns:cx="http://schemas.microsoft.com/office/drawing/2014/chartex" xmlns:cx1="http://schemas.microsoft.com/office/drawing/2015/9/8/chartex" xmlns:cx2="http://schemas.microsoft.com/office/drawing/2015/10/21/chartex" xmlns:cx3="http://schemas.microsoft.com/office/drawing/2016/5/9/chartex" xmlns:cx4="http://schemas.microsoft.com/office/drawing/2016/5/10/chartex" xmlns:cx5="http://schemas.microsoft.com/office/drawing/2016/5/11/chartex" xmlns:cx6="http://schemas.microsoft.com/office/drawing/2016/5/12/chartex" xmlns:cx7="http://schemas.microsoft.com/office/drawing/2016/5/13/chartex" xmlns:cx8="http://schemas.microsoft.com/office/drawing/2016/5/14/chartex" xmlns:mc="http://schemas.openxmlformats.org/markup-compatibility/2006" xmlns:aink="http://schemas.microsoft.com/office/drawing/2016/ink" xmlns:am3d="http://schemas.microsoft.com/office/drawing/2017/model3d" xmlns:o="urn:schemas-microsoft-com:office:office" xmlns:oel="http://schemas.microsoft.com/office/2019/extlst" xmlns:r="http://schemas.openxmlformats.org/officeDocument/2006/relationships" xmlns:m="http://schemas.openxmlformats.org/officeDocument/2006/math" xmlns:v="urn:schemas-microsoft-com:vml" xmlns:wp14="http://schemas.microsoft.com/office/word/2010/wordprocessingDrawing" xmlns:wp="http://schemas.openxmlformats.org/drawingml/2006/wordprocessingDrawing" xmlns:w10="urn:schemas-microsoft-com:office:word" xmlns:w="http://schemas.openxmlformats.org/wordprocessingml/2006/main" xmlns:w14="http://schemas.microsoft.com/office/word/2010/wordml" xmlns:w15="http://schemas.microsoft.com/office/word/2012/wordml" xmlns:w16cex="http://schemas.microsoft.com/office/word/2018/wordml/cex" xmlns:w16cid="http://schemas.microsoft.com/office/word/2016/wordml/cid" xmlns:w16="http://schemas.microsoft.com/office/word/2018/wordml" xmlns:w16du="http://schemas.microsoft.com/office/word/2023/wordml/word16du" xmlns:w16sdtdh="http://schemas.microsoft.com/office/word/2020/wordml/sdtdatahash" xmlns:w16se="http://schemas.microsoft.com/office/word/2015/wordml/symex" xmlns:wpg="http://schemas.microsoft.com/office/word/2010/wordprocessingGroup" xmlns:wpi="http://schemas.microsoft.com/office/word/2010/wordprocessingInk" xmlns:wne="http://schemas.microsoft.com/office/word/2006/wordml" xmlns:wps="http://schemas.microsoft.com/office/word/2010/wordprocessingShape" mc:Ignorable="w14 w15 w16se w16cid w16 w16cex w16sdtdh wp14">
+<w:hdr xmlns:wpc="http://schemas.microsoft.com/office/word/2010/wordprocessingCanvas" xmlns:cx="http://schemas.microsoft.com/office/drawing/2014/chartex" xmlns:cx1="http://schemas.microsoft.com/office/drawing/2015/9/8/chartex" xmlns:cx2="http://schemas.microsoft.com/office/drawing/2015/10/21/chartex" xmlns:cx3="http://schemas.microsoft.com/office/drawing/2016/5/9/chartex" xmlns:cx4="http://schemas.microsoft.com/office/drawing/2016/5/10/chartex" xmlns:cx5="http://schemas.microsoft.com/office/drawing/2016/5/11/chartex" xmlns:cx6="http://schemas.microsoft.com/office/drawing/2016/5/12/chartex" xmlns:cx7="http://schemas.microsoft.com/office/drawing/2016/5/13/chartex" xmlns:cx8="http://schemas.microsoft.com/office/drawing/2016/5/14/chartex" xmlns:mc="http://schemas.openxmlformats.org/markup-compatibility/2006" xmlns:aink="http://schemas.microsoft.com/office/drawing/2016/ink" xmlns:am3d="http://schemas.microsoft.com/office/drawing/2017/model3d" xmlns:o="urn:schemas-microsoft-com:office:office" xmlns:r="http://schemas.openxmlformats.org/officeDocument/2006/relationships" xmlns:m="http://schemas.openxmlformats.org/officeDocument/2006/math" xmlns:v="urn:schemas-microsoft-com:vml" xmlns:wp14="http://schemas.microsoft.com/office/word/2010/wordprocessingDrawing" xmlns:wp="http://schemas.openxmlformats.org/drawingml/2006/wordprocessingDrawing" xmlns:w10="urn:schemas-microsoft-com:office:word" xmlns:w="http://schemas.openxmlformats.org/wordprocessingml/2006/main" xmlns:w14="http://schemas.microsoft.com/office/word/2010/wordml" xmlns:w15="http://schemas.microsoft.com/office/word/2012/wordml" xmlns:w16cex="http://schemas.microsoft.com/office/word/2018/wordml/cex" xmlns:w16cid="http://schemas.microsoft.com/office/word/2016/wordml/cid" xmlns:w16="http://schemas.microsoft.com/office/word/2018/wordml" xmlns:w16sdtdh="http://schemas.microsoft.com/office/word/2020/wordml/sdtdatahash" xmlns:w16se="http://schemas.microsoft.com/office/word/2015/wordml/symex" xmlns:wpg="http://schemas.microsoft.com/office/word/2010/wordprocessingGroup" xmlns:wpi="http://schemas.microsoft.com/office/word/2010/wordprocessingInk" xmlns:wne="http://schemas.microsoft.com/office/word/2006/wordml" xmlns:wps="http://schemas.microsoft.com/office/word/2010/wordprocessingShape" mc:Ignorable="w14 w15 w16se w16cid w16 w16cex w16sdtdh wp14">
   <w:p>
     <w:pPr>
       <w:pStyle w:val="afc"/>
@@ -30454,96 +29557,8 @@
 </file>
 
 <file path=word/numbering.xml><?xml version="1.0" encoding="utf-8"?>
-<w:numbering xmlns:wpc="http://schemas.microsoft.com/office/word/2010/wordprocessingCanvas" xmlns:cx="http://schemas.microsoft.com/office/drawing/2014/chartex" xmlns:cx1="http://schemas.microsoft.com/office/drawing/2015/9/8/chartex" xmlns:cx2="http://schemas.microsoft.com/office/drawing/2015/10/21/chartex" xmlns:cx3="http://schemas.microsoft.com/office/drawing/2016/5/9/chartex" xmlns:cx4="http://schemas.microsoft.com/office/drawing/2016/5/10/chartex" xmlns:cx5="http://schemas.microsoft.com/office/drawing/2016/5/11/chartex" xmlns:cx6="http://schemas.microsoft.com/office/drawing/2016/5/12/chartex" xmlns:cx7="http://schemas.microsoft.com/office/drawing/2016/5/13/chartex" xmlns:cx8="http://schemas.microsoft.com/office/drawing/2016/5/14/chartex" xmlns:mc="http://schemas.openxmlformats.org/markup-compatibility/2006" xmlns:aink="http://schemas.microsoft.com/office/drawing/2016/ink" xmlns:am3d="http://schemas.microsoft.com/office/drawing/2017/model3d" xmlns:o="urn:schemas-microsoft-com:office:office" xmlns:oel="http://schemas.microsoft.com/office/2019/extlst" xmlns:r="http://schemas.openxmlformats.org/officeDocument/2006/relationships" xmlns:m="http://schemas.openxmlformats.org/officeDocument/2006/math" xmlns:v="urn:schemas-microsoft-com:vml" xmlns:wp14="http://schemas.microsoft.com/office/word/2010/wordprocessingDrawing" xmlns:wp="http://schemas.openxmlformats.org/drawingml/2006/wordprocessingDrawing" xmlns:w10="urn:schemas-microsoft-com:office:word" xmlns:w="http://schemas.openxmlformats.org/wordprocessingml/2006/main" xmlns:w14="http://schemas.microsoft.com/office/word/2010/wordml" xmlns:w15="http://schemas.microsoft.com/office/word/2012/wordml" xmlns:w16cex="http://schemas.microsoft.com/office/word/2018/wordml/cex" xmlns:w16cid="http://schemas.microsoft.com/office/word/2016/wordml/cid" xmlns:w16="http://schemas.microsoft.com/office/word/2018/wordml" xmlns:w16du="http://schemas.microsoft.com/office/word/2023/wordml/word16du" xmlns:w16sdtdh="http://schemas.microsoft.com/office/word/2020/wordml/sdtdatahash" xmlns:w16se="http://schemas.microsoft.com/office/word/2015/wordml/symex" xmlns:wpg="http://schemas.microsoft.com/office/word/2010/wordprocessingGroup" xmlns:wpi="http://schemas.microsoft.com/office/word/2010/wordprocessingInk" xmlns:wne="http://schemas.microsoft.com/office/word/2006/wordml" xmlns:wps="http://schemas.microsoft.com/office/word/2010/wordprocessingShape" mc:Ignorable="w14 w15 w16se w16cid w16 w16cex w16sdtdh wp14">
+<w:numbering xmlns:wpc="http://schemas.microsoft.com/office/word/2010/wordprocessingCanvas" xmlns:cx="http://schemas.microsoft.com/office/drawing/2014/chartex" xmlns:cx1="http://schemas.microsoft.com/office/drawing/2015/9/8/chartex" xmlns:cx2="http://schemas.microsoft.com/office/drawing/2015/10/21/chartex" xmlns:cx3="http://schemas.microsoft.com/office/drawing/2016/5/9/chartex" xmlns:cx4="http://schemas.microsoft.com/office/drawing/2016/5/10/chartex" xmlns:cx5="http://schemas.microsoft.com/office/drawing/2016/5/11/chartex" xmlns:cx6="http://schemas.microsoft.com/office/drawing/2016/5/12/chartex" xmlns:cx7="http://schemas.microsoft.com/office/drawing/2016/5/13/chartex" xmlns:cx8="http://schemas.microsoft.com/office/drawing/2016/5/14/chartex" xmlns:mc="http://schemas.openxmlformats.org/markup-compatibility/2006" xmlns:aink="http://schemas.microsoft.com/office/drawing/2016/ink" xmlns:am3d="http://schemas.microsoft.com/office/drawing/2017/model3d" xmlns:o="urn:schemas-microsoft-com:office:office" xmlns:r="http://schemas.openxmlformats.org/officeDocument/2006/relationships" xmlns:m="http://schemas.openxmlformats.org/officeDocument/2006/math" xmlns:v="urn:schemas-microsoft-com:vml" xmlns:wp14="http://schemas.microsoft.com/office/word/2010/wordprocessingDrawing" xmlns:wp="http://schemas.openxmlformats.org/drawingml/2006/wordprocessingDrawing" xmlns:w10="urn:schemas-microsoft-com:office:word" xmlns:w="http://schemas.openxmlformats.org/wordprocessingml/2006/main" xmlns:w14="http://schemas.microsoft.com/office/word/2010/wordml" xmlns:w15="http://schemas.microsoft.com/office/word/2012/wordml" xmlns:w16cex="http://schemas.microsoft.com/office/word/2018/wordml/cex" xmlns:w16cid="http://schemas.microsoft.com/office/word/2016/wordml/cid" xmlns:w16="http://schemas.microsoft.com/office/word/2018/wordml" xmlns:w16sdtdh="http://schemas.microsoft.com/office/word/2020/wordml/sdtdatahash" xmlns:w16se="http://schemas.microsoft.com/office/word/2015/wordml/symex" xmlns:wpg="http://schemas.microsoft.com/office/word/2010/wordprocessingGroup" xmlns:wpi="http://schemas.microsoft.com/office/word/2010/wordprocessingInk" xmlns:wne="http://schemas.microsoft.com/office/word/2006/wordml" xmlns:wps="http://schemas.microsoft.com/office/word/2010/wordprocessingShape" mc:Ignorable="w14 w15 w16se w16cid w16 w16cex w16sdtdh wp14">
   <w:abstractNum w:abstractNumId="0" w15:restartNumberingAfterBreak="0">
-    <w:nsid w:val="FFFFFF7C"/>
-    <w:multiLevelType w:val="singleLevel"/>
-    <w:tmpl w:val="A644FBDC"/>
-    <w:lvl w:ilvl="0">
-      <w:start w:val="1"/>
-      <w:numFmt w:val="decimal"/>
-      <w:lvlText w:val="%1."/>
-      <w:lvlJc w:val="left"/>
-      <w:pPr>
-        <w:tabs>
-          <w:tab w:val="num" w:pos="1492"/>
-        </w:tabs>
-        <w:ind w:left="1492" w:hanging="360"/>
-      </w:pPr>
-    </w:lvl>
-  </w:abstractNum>
-  <w:abstractNum w:abstractNumId="1" w15:restartNumberingAfterBreak="0">
-    <w:nsid w:val="FFFFFF7D"/>
-    <w:multiLevelType w:val="singleLevel"/>
-    <w:tmpl w:val="1750B00E"/>
-    <w:lvl w:ilvl="0">
-      <w:start w:val="1"/>
-      <w:numFmt w:val="decimal"/>
-      <w:lvlText w:val="%1."/>
-      <w:lvlJc w:val="left"/>
-      <w:pPr>
-        <w:tabs>
-          <w:tab w:val="num" w:pos="1209"/>
-        </w:tabs>
-        <w:ind w:left="1209" w:hanging="360"/>
-      </w:pPr>
-    </w:lvl>
-  </w:abstractNum>
-  <w:abstractNum w:abstractNumId="2" w15:restartNumberingAfterBreak="0">
-    <w:nsid w:val="FFFFFF7E"/>
-    <w:multiLevelType w:val="singleLevel"/>
-    <w:tmpl w:val="679AFA90"/>
-    <w:lvl w:ilvl="0">
-      <w:start w:val="1"/>
-      <w:numFmt w:val="decimal"/>
-      <w:lvlText w:val="%1."/>
-      <w:lvlJc w:val="left"/>
-      <w:pPr>
-        <w:tabs>
-          <w:tab w:val="num" w:pos="926"/>
-        </w:tabs>
-        <w:ind w:left="926" w:hanging="360"/>
-      </w:pPr>
-    </w:lvl>
-  </w:abstractNum>
-  <w:abstractNum w:abstractNumId="3" w15:restartNumberingAfterBreak="0">
-    <w:nsid w:val="FFFFFF7F"/>
-    <w:multiLevelType w:val="singleLevel"/>
-    <w:tmpl w:val="1F7C5604"/>
-    <w:lvl w:ilvl="0">
-      <w:start w:val="1"/>
-      <w:numFmt w:val="decimal"/>
-      <w:lvlText w:val="%1."/>
-      <w:lvlJc w:val="left"/>
-      <w:pPr>
-        <w:tabs>
-          <w:tab w:val="num" w:pos="643"/>
-        </w:tabs>
-        <w:ind w:left="643" w:hanging="360"/>
-      </w:pPr>
-    </w:lvl>
-  </w:abstractNum>
-  <w:abstractNum w:abstractNumId="4" w15:restartNumberingAfterBreak="0">
-    <w:nsid w:val="FFFFFF80"/>
-    <w:multiLevelType w:val="singleLevel"/>
-    <w:tmpl w:val="6FEC19DA"/>
-    <w:lvl w:ilvl="0">
-      <w:start w:val="1"/>
-      <w:numFmt w:val="bullet"/>
-      <w:lvlText w:val=""/>
-      <w:lvlJc w:val="left"/>
-      <w:pPr>
-        <w:tabs>
-          <w:tab w:val="num" w:pos="1492"/>
-        </w:tabs>
-        <w:ind w:left="1492" w:hanging="360"/>
-      </w:pPr>
-      <w:rPr>
-        <w:rFonts w:ascii="Symbol" w:hAnsi="Symbol" w:hint="default"/>
-      </w:rPr>
-    </w:lvl>
-  </w:abstractNum>
-  <w:abstractNum w:abstractNumId="5" w15:restartNumberingAfterBreak="0">
     <w:nsid w:val="FFFFFF81"/>
     <w:multiLevelType w:val="singleLevel"/>
     <w:tmpl w:val="FA0E8B04"/>
@@ -30564,7 +29579,7 @@
       </w:rPr>
     </w:lvl>
   </w:abstractNum>
-  <w:abstractNum w:abstractNumId="6" w15:restartNumberingAfterBreak="0">
+  <w:abstractNum w:abstractNumId="1" w15:restartNumberingAfterBreak="0">
     <w:nsid w:val="FFFFFF82"/>
     <w:multiLevelType w:val="singleLevel"/>
     <w:tmpl w:val="134CCE48"/>
@@ -30582,96 +29597,7 @@
       </w:rPr>
     </w:lvl>
   </w:abstractNum>
-  <w:abstractNum w:abstractNumId="7" w15:restartNumberingAfterBreak="0">
-    <w:nsid w:val="0BD64FE4"/>
-    <w:multiLevelType w:val="hybridMultilevel"/>
-    <w:tmpl w:val="46C0925E"/>
-    <w:lvl w:ilvl="0" w:tplc="C50E610A">
-      <w:start w:val="1"/>
-      <w:numFmt w:val="decimal"/>
-      <w:lvlText w:val="2.%1"/>
-      <w:lvlJc w:val="left"/>
-      <w:pPr>
-        <w:ind w:left="720" w:hanging="360"/>
-      </w:pPr>
-      <w:rPr>
-        <w:rFonts w:hint="default"/>
-      </w:rPr>
-    </w:lvl>
-    <w:lvl w:ilvl="1" w:tplc="04190019" w:tentative="1">
-      <w:start w:val="1"/>
-      <w:numFmt w:val="lowerLetter"/>
-      <w:lvlText w:val="%2."/>
-      <w:lvlJc w:val="left"/>
-      <w:pPr>
-        <w:ind w:left="1440" w:hanging="360"/>
-      </w:pPr>
-    </w:lvl>
-    <w:lvl w:ilvl="2" w:tplc="0419001B" w:tentative="1">
-      <w:start w:val="1"/>
-      <w:numFmt w:val="lowerRoman"/>
-      <w:lvlText w:val="%3."/>
-      <w:lvlJc w:val="right"/>
-      <w:pPr>
-        <w:ind w:left="2160" w:hanging="180"/>
-      </w:pPr>
-    </w:lvl>
-    <w:lvl w:ilvl="3" w:tplc="0419000F" w:tentative="1">
-      <w:start w:val="1"/>
-      <w:numFmt w:val="decimal"/>
-      <w:lvlText w:val="%4."/>
-      <w:lvlJc w:val="left"/>
-      <w:pPr>
-        <w:ind w:left="2880" w:hanging="360"/>
-      </w:pPr>
-    </w:lvl>
-    <w:lvl w:ilvl="4" w:tplc="04190019" w:tentative="1">
-      <w:start w:val="1"/>
-      <w:numFmt w:val="lowerLetter"/>
-      <w:lvlText w:val="%5."/>
-      <w:lvlJc w:val="left"/>
-      <w:pPr>
-        <w:ind w:left="3600" w:hanging="360"/>
-      </w:pPr>
-    </w:lvl>
-    <w:lvl w:ilvl="5" w:tplc="0419001B" w:tentative="1">
-      <w:start w:val="1"/>
-      <w:numFmt w:val="lowerRoman"/>
-      <w:lvlText w:val="%6."/>
-      <w:lvlJc w:val="right"/>
-      <w:pPr>
-        <w:ind w:left="4320" w:hanging="180"/>
-      </w:pPr>
-    </w:lvl>
-    <w:lvl w:ilvl="6" w:tplc="0419000F" w:tentative="1">
-      <w:start w:val="1"/>
-      <w:numFmt w:val="decimal"/>
-      <w:lvlText w:val="%7."/>
-      <w:lvlJc w:val="left"/>
-      <w:pPr>
-        <w:ind w:left="5040" w:hanging="360"/>
-      </w:pPr>
-    </w:lvl>
-    <w:lvl w:ilvl="7" w:tplc="04190019" w:tentative="1">
-      <w:start w:val="1"/>
-      <w:numFmt w:val="lowerLetter"/>
-      <w:lvlText w:val="%8."/>
-      <w:lvlJc w:val="left"/>
-      <w:pPr>
-        <w:ind w:left="5760" w:hanging="360"/>
-      </w:pPr>
-    </w:lvl>
-    <w:lvl w:ilvl="8" w:tplc="0419001B" w:tentative="1">
-      <w:start w:val="1"/>
-      <w:numFmt w:val="lowerRoman"/>
-      <w:lvlText w:val="%9."/>
-      <w:lvlJc w:val="right"/>
-      <w:pPr>
-        <w:ind w:left="6480" w:hanging="180"/>
-      </w:pPr>
-    </w:lvl>
-  </w:abstractNum>
-  <w:abstractNum w:abstractNumId="8" w15:restartNumberingAfterBreak="0">
+  <w:abstractNum w:abstractNumId="2" w15:restartNumberingAfterBreak="0">
     <w:nsid w:val="0E4B7905"/>
     <w:multiLevelType w:val="hybridMultilevel"/>
     <w:tmpl w:val="24A63ECA"/>
@@ -30758,233 +29684,7 @@
       </w:pPr>
     </w:lvl>
   </w:abstractNum>
-  <w:abstractNum w:abstractNumId="9" w15:restartNumberingAfterBreak="0">
-    <w:nsid w:val="105F3B02"/>
-    <w:multiLevelType w:val="multilevel"/>
-    <w:tmpl w:val="F1920070"/>
-    <w:lvl w:ilvl="0">
-      <w:start w:val="2"/>
-      <w:numFmt w:val="decimal"/>
-      <w:lvlText w:val="%1"/>
-      <w:lvlJc w:val="left"/>
-      <w:pPr>
-        <w:ind w:left="360" w:hanging="360"/>
-      </w:pPr>
-      <w:rPr>
-        <w:rFonts w:hint="default"/>
-      </w:rPr>
-    </w:lvl>
-    <w:lvl w:ilvl="1">
-      <w:start w:val="1"/>
-      <w:numFmt w:val="decimal"/>
-      <w:lvlText w:val="%1.%2"/>
-      <w:lvlJc w:val="left"/>
-      <w:pPr>
-        <w:ind w:left="360" w:hanging="360"/>
-      </w:pPr>
-      <w:rPr>
-        <w:rFonts w:hint="default"/>
-      </w:rPr>
-    </w:lvl>
-    <w:lvl w:ilvl="2">
-      <w:start w:val="1"/>
-      <w:numFmt w:val="decimal"/>
-      <w:lvlText w:val="%1.%2.%3"/>
-      <w:lvlJc w:val="left"/>
-      <w:pPr>
-        <w:ind w:left="360" w:hanging="360"/>
-      </w:pPr>
-      <w:rPr>
-        <w:rFonts w:hint="default"/>
-      </w:rPr>
-    </w:lvl>
-    <w:lvl w:ilvl="3">
-      <w:start w:val="1"/>
-      <w:numFmt w:val="decimal"/>
-      <w:lvlText w:val="%1.%2.%3.%4"/>
-      <w:lvlJc w:val="left"/>
-      <w:pPr>
-        <w:ind w:left="720" w:hanging="720"/>
-      </w:pPr>
-      <w:rPr>
-        <w:rFonts w:hint="default"/>
-      </w:rPr>
-    </w:lvl>
-    <w:lvl w:ilvl="4">
-      <w:start w:val="1"/>
-      <w:numFmt w:val="decimal"/>
-      <w:lvlText w:val="%1.%2.%3.%4.%5"/>
-      <w:lvlJc w:val="left"/>
-      <w:pPr>
-        <w:ind w:left="720" w:hanging="720"/>
-      </w:pPr>
-      <w:rPr>
-        <w:rFonts w:hint="default"/>
-      </w:rPr>
-    </w:lvl>
-    <w:lvl w:ilvl="5">
-      <w:start w:val="1"/>
-      <w:numFmt w:val="decimal"/>
-      <w:lvlText w:val="%1.%2.%3.%4.%5.%6"/>
-      <w:lvlJc w:val="left"/>
-      <w:pPr>
-        <w:ind w:left="720" w:hanging="720"/>
-      </w:pPr>
-      <w:rPr>
-        <w:rFonts w:hint="default"/>
-      </w:rPr>
-    </w:lvl>
-    <w:lvl w:ilvl="6">
-      <w:start w:val="1"/>
-      <w:numFmt w:val="decimal"/>
-      <w:lvlText w:val="%1.%2.%3.%4.%5.%6.%7"/>
-      <w:lvlJc w:val="left"/>
-      <w:pPr>
-        <w:ind w:left="1080" w:hanging="1080"/>
-      </w:pPr>
-      <w:rPr>
-        <w:rFonts w:hint="default"/>
-      </w:rPr>
-    </w:lvl>
-    <w:lvl w:ilvl="7">
-      <w:start w:val="1"/>
-      <w:numFmt w:val="decimal"/>
-      <w:lvlText w:val="%1.%2.%3.%4.%5.%6.%7.%8"/>
-      <w:lvlJc w:val="left"/>
-      <w:pPr>
-        <w:ind w:left="1080" w:hanging="1080"/>
-      </w:pPr>
-      <w:rPr>
-        <w:rFonts w:hint="default"/>
-      </w:rPr>
-    </w:lvl>
-    <w:lvl w:ilvl="8">
-      <w:start w:val="1"/>
-      <w:numFmt w:val="decimal"/>
-      <w:lvlText w:val="%1.%2.%3.%4.%5.%6.%7.%8.%9"/>
-      <w:lvlJc w:val="left"/>
-      <w:pPr>
-        <w:ind w:left="1440" w:hanging="1440"/>
-      </w:pPr>
-      <w:rPr>
-        <w:rFonts w:hint="default"/>
-      </w:rPr>
-    </w:lvl>
-  </w:abstractNum>
-  <w:abstractNum w:abstractNumId="10" w15:restartNumberingAfterBreak="0">
-    <w:nsid w:val="1CAD4BF6"/>
-    <w:multiLevelType w:val="multilevel"/>
-    <w:tmpl w:val="9ED4C314"/>
-    <w:lvl w:ilvl="0">
-      <w:start w:val="1"/>
-      <w:numFmt w:val="decimal"/>
-      <w:lvlText w:val="%1."/>
-      <w:lvlJc w:val="left"/>
-      <w:pPr>
-        <w:ind w:left="360" w:hanging="360"/>
-      </w:pPr>
-      <w:rPr>
-        <w:rFonts w:hint="default"/>
-      </w:rPr>
-    </w:lvl>
-    <w:lvl w:ilvl="1">
-      <w:start w:val="1"/>
-      <w:numFmt w:val="decimal"/>
-      <w:lvlText w:val="%1.%2."/>
-      <w:lvlJc w:val="left"/>
-      <w:pPr>
-        <w:ind w:left="720" w:hanging="360"/>
-      </w:pPr>
-      <w:rPr>
-        <w:rFonts w:hint="default"/>
-      </w:rPr>
-    </w:lvl>
-    <w:lvl w:ilvl="2">
-      <w:start w:val="1"/>
-      <w:numFmt w:val="decimal"/>
-      <w:lvlText w:val="%1.%2.%3."/>
-      <w:lvlJc w:val="left"/>
-      <w:pPr>
-        <w:ind w:left="1440" w:hanging="720"/>
-      </w:pPr>
-      <w:rPr>
-        <w:rFonts w:hint="default"/>
-      </w:rPr>
-    </w:lvl>
-    <w:lvl w:ilvl="3">
-      <w:start w:val="1"/>
-      <w:numFmt w:val="decimal"/>
-      <w:lvlText w:val="%1.%2.%3.%4."/>
-      <w:lvlJc w:val="left"/>
-      <w:pPr>
-        <w:ind w:left="1800" w:hanging="720"/>
-      </w:pPr>
-      <w:rPr>
-        <w:rFonts w:hint="default"/>
-      </w:rPr>
-    </w:lvl>
-    <w:lvl w:ilvl="4">
-      <w:start w:val="1"/>
-      <w:numFmt w:val="decimal"/>
-      <w:lvlText w:val="%1.%2.%3.%4.%5."/>
-      <w:lvlJc w:val="left"/>
-      <w:pPr>
-        <w:ind w:left="2160" w:hanging="720"/>
-      </w:pPr>
-      <w:rPr>
-        <w:rFonts w:hint="default"/>
-      </w:rPr>
-    </w:lvl>
-    <w:lvl w:ilvl="5">
-      <w:start w:val="1"/>
-      <w:numFmt w:val="decimal"/>
-      <w:lvlText w:val="%1.%2.%3.%4.%5.%6."/>
-      <w:lvlJc w:val="left"/>
-      <w:pPr>
-        <w:ind w:left="2880" w:hanging="1080"/>
-      </w:pPr>
-      <w:rPr>
-        <w:rFonts w:hint="default"/>
-      </w:rPr>
-    </w:lvl>
-    <w:lvl w:ilvl="6">
-      <w:start w:val="1"/>
-      <w:numFmt w:val="decimal"/>
-      <w:lvlText w:val="%1.%2.%3.%4.%5.%6.%7."/>
-      <w:lvlJc w:val="left"/>
-      <w:pPr>
-        <w:ind w:left="3240" w:hanging="1080"/>
-      </w:pPr>
-      <w:rPr>
-        <w:rFonts w:hint="default"/>
-      </w:rPr>
-    </w:lvl>
-    <w:lvl w:ilvl="7">
-      <w:start w:val="1"/>
-      <w:numFmt w:val="decimal"/>
-      <w:lvlText w:val="%1.%2.%3.%4.%5.%6.%7.%8."/>
-      <w:lvlJc w:val="left"/>
-      <w:pPr>
-        <w:ind w:left="3600" w:hanging="1080"/>
-      </w:pPr>
-      <w:rPr>
-        <w:rFonts w:hint="default"/>
-      </w:rPr>
-    </w:lvl>
-    <w:lvl w:ilvl="8">
-      <w:start w:val="1"/>
-      <w:numFmt w:val="decimal"/>
-      <w:lvlText w:val="%1.%2.%3.%4.%5.%6.%7.%8.%9."/>
-      <w:lvlJc w:val="left"/>
-      <w:pPr>
-        <w:ind w:left="4320" w:hanging="1440"/>
-      </w:pPr>
-      <w:rPr>
-        <w:rFonts w:hint="default"/>
-      </w:rPr>
-    </w:lvl>
-  </w:abstractNum>
-  <w:abstractNum w:abstractNumId="11" w15:restartNumberingAfterBreak="0">
+  <w:abstractNum w:abstractNumId="3" w15:restartNumberingAfterBreak="0">
     <w:nsid w:val="1F9C5B09"/>
     <w:multiLevelType w:val="multilevel"/>
     <w:tmpl w:val="907A3B6E"/>
@@ -31098,120 +29798,7 @@
       </w:rPr>
     </w:lvl>
   </w:abstractNum>
-  <w:abstractNum w:abstractNumId="12" w15:restartNumberingAfterBreak="0">
-    <w:nsid w:val="47E67D15"/>
-    <w:multiLevelType w:val="multilevel"/>
-    <w:tmpl w:val="A4C23984"/>
-    <w:lvl w:ilvl="0">
-      <w:start w:val="1"/>
-      <w:numFmt w:val="decimal"/>
-      <w:lvlText w:val="%1"/>
-      <w:lvlJc w:val="left"/>
-      <w:pPr>
-        <w:ind w:left="360" w:hanging="360"/>
-      </w:pPr>
-      <w:rPr>
-        <w:rFonts w:hint="default"/>
-      </w:rPr>
-    </w:lvl>
-    <w:lvl w:ilvl="1">
-      <w:start w:val="1"/>
-      <w:numFmt w:val="decimal"/>
-      <w:lvlText w:val="%1.%2"/>
-      <w:lvlJc w:val="left"/>
-      <w:pPr>
-        <w:ind w:left="360" w:hanging="360"/>
-      </w:pPr>
-      <w:rPr>
-        <w:rFonts w:hint="default"/>
-      </w:rPr>
-    </w:lvl>
-    <w:lvl w:ilvl="2">
-      <w:start w:val="1"/>
-      <w:numFmt w:val="decimal"/>
-      <w:lvlText w:val="%1.%2.%3"/>
-      <w:lvlJc w:val="left"/>
-      <w:pPr>
-        <w:ind w:left="360" w:hanging="360"/>
-      </w:pPr>
-      <w:rPr>
-        <w:rFonts w:hint="default"/>
-      </w:rPr>
-    </w:lvl>
-    <w:lvl w:ilvl="3">
-      <w:start w:val="1"/>
-      <w:numFmt w:val="decimal"/>
-      <w:lvlText w:val="%1.%2.%3.%4"/>
-      <w:lvlJc w:val="left"/>
-      <w:pPr>
-        <w:ind w:left="720" w:hanging="720"/>
-      </w:pPr>
-      <w:rPr>
-        <w:rFonts w:hint="default"/>
-      </w:rPr>
-    </w:lvl>
-    <w:lvl w:ilvl="4">
-      <w:start w:val="1"/>
-      <w:numFmt w:val="decimal"/>
-      <w:lvlText w:val="%1.%2.%3.%4.%5"/>
-      <w:lvlJc w:val="left"/>
-      <w:pPr>
-        <w:ind w:left="720" w:hanging="720"/>
-      </w:pPr>
-      <w:rPr>
-        <w:rFonts w:hint="default"/>
-      </w:rPr>
-    </w:lvl>
-    <w:lvl w:ilvl="5">
-      <w:start w:val="1"/>
-      <w:numFmt w:val="decimal"/>
-      <w:lvlText w:val="%1.%2.%3.%4.%5.%6"/>
-      <w:lvlJc w:val="left"/>
-      <w:pPr>
-        <w:ind w:left="720" w:hanging="720"/>
-      </w:pPr>
-      <w:rPr>
-        <w:rFonts w:hint="default"/>
-      </w:rPr>
-    </w:lvl>
-    <w:lvl w:ilvl="6">
-      <w:start w:val="1"/>
-      <w:numFmt w:val="decimal"/>
-      <w:lvlText w:val="%1.%2.%3.%4.%5.%6.%7"/>
-      <w:lvlJc w:val="left"/>
-      <w:pPr>
-        <w:ind w:left="1080" w:hanging="1080"/>
-      </w:pPr>
-      <w:rPr>
-        <w:rFonts w:hint="default"/>
-      </w:rPr>
-    </w:lvl>
-    <w:lvl w:ilvl="7">
-      <w:start w:val="1"/>
-      <w:numFmt w:val="decimal"/>
-      <w:lvlText w:val="%1.%2.%3.%4.%5.%6.%7.%8"/>
-      <w:lvlJc w:val="left"/>
-      <w:pPr>
-        <w:ind w:left="1080" w:hanging="1080"/>
-      </w:pPr>
-      <w:rPr>
-        <w:rFonts w:hint="default"/>
-      </w:rPr>
-    </w:lvl>
-    <w:lvl w:ilvl="8">
-      <w:start w:val="1"/>
-      <w:numFmt w:val="decimal"/>
-      <w:lvlText w:val="%1.%2.%3.%4.%5.%6.%7.%8.%9"/>
-      <w:lvlJc w:val="left"/>
-      <w:pPr>
-        <w:ind w:left="1440" w:hanging="1440"/>
-      </w:pPr>
-      <w:rPr>
-        <w:rFonts w:hint="default"/>
-      </w:rPr>
-    </w:lvl>
-  </w:abstractNum>
-  <w:abstractNum w:abstractNumId="13" w15:restartNumberingAfterBreak="0">
+  <w:abstractNum w:abstractNumId="4" w15:restartNumberingAfterBreak="0">
     <w:nsid w:val="544A6777"/>
     <w:multiLevelType w:val="hybridMultilevel"/>
     <w:tmpl w:val="8056E446"/>
@@ -31325,120 +29912,7 @@
       </w:rPr>
     </w:lvl>
   </w:abstractNum>
-  <w:abstractNum w:abstractNumId="14" w15:restartNumberingAfterBreak="0">
-    <w:nsid w:val="584635BF"/>
-    <w:multiLevelType w:val="multilevel"/>
-    <w:tmpl w:val="9B2C5E46"/>
-    <w:lvl w:ilvl="0">
-      <w:start w:val="2"/>
-      <w:numFmt w:val="decimal"/>
-      <w:lvlText w:val="%1."/>
-      <w:lvlJc w:val="left"/>
-      <w:pPr>
-        <w:ind w:left="360" w:hanging="360"/>
-      </w:pPr>
-      <w:rPr>
-        <w:rFonts w:hint="default"/>
-      </w:rPr>
-    </w:lvl>
-    <w:lvl w:ilvl="1">
-      <w:start w:val="1"/>
-      <w:numFmt w:val="decimal"/>
-      <w:lvlText w:val="%1.%2."/>
-      <w:lvlJc w:val="left"/>
-      <w:pPr>
-        <w:ind w:left="360" w:hanging="360"/>
-      </w:pPr>
-      <w:rPr>
-        <w:rFonts w:hint="default"/>
-      </w:rPr>
-    </w:lvl>
-    <w:lvl w:ilvl="2">
-      <w:start w:val="1"/>
-      <w:numFmt w:val="decimal"/>
-      <w:lvlText w:val="%1.%2.%3."/>
-      <w:lvlJc w:val="left"/>
-      <w:pPr>
-        <w:ind w:left="720" w:hanging="720"/>
-      </w:pPr>
-      <w:rPr>
-        <w:rFonts w:hint="default"/>
-      </w:rPr>
-    </w:lvl>
-    <w:lvl w:ilvl="3">
-      <w:start w:val="1"/>
-      <w:numFmt w:val="decimal"/>
-      <w:lvlText w:val="%1.%2.%3.%4."/>
-      <w:lvlJc w:val="left"/>
-      <w:pPr>
-        <w:ind w:left="720" w:hanging="720"/>
-      </w:pPr>
-      <w:rPr>
-        <w:rFonts w:hint="default"/>
-      </w:rPr>
-    </w:lvl>
-    <w:lvl w:ilvl="4">
-      <w:start w:val="1"/>
-      <w:numFmt w:val="decimal"/>
-      <w:lvlText w:val="%1.%2.%3.%4.%5."/>
-      <w:lvlJc w:val="left"/>
-      <w:pPr>
-        <w:ind w:left="720" w:hanging="720"/>
-      </w:pPr>
-      <w:rPr>
-        <w:rFonts w:hint="default"/>
-      </w:rPr>
-    </w:lvl>
-    <w:lvl w:ilvl="5">
-      <w:start w:val="1"/>
-      <w:numFmt w:val="decimal"/>
-      <w:lvlText w:val="%1.%2.%3.%4.%5.%6."/>
-      <w:lvlJc w:val="left"/>
-      <w:pPr>
-        <w:ind w:left="1080" w:hanging="1080"/>
-      </w:pPr>
-      <w:rPr>
-        <w:rFonts w:hint="default"/>
-      </w:rPr>
-    </w:lvl>
-    <w:lvl w:ilvl="6">
-      <w:start w:val="1"/>
-      <w:numFmt w:val="decimal"/>
-      <w:lvlText w:val="%1.%2.%3.%4.%5.%6.%7."/>
-      <w:lvlJc w:val="left"/>
-      <w:pPr>
-        <w:ind w:left="1080" w:hanging="1080"/>
-      </w:pPr>
-      <w:rPr>
-        <w:rFonts w:hint="default"/>
-      </w:rPr>
-    </w:lvl>
-    <w:lvl w:ilvl="7">
-      <w:start w:val="1"/>
-      <w:numFmt w:val="decimal"/>
-      <w:lvlText w:val="%1.%2.%3.%4.%5.%6.%7.%8."/>
-      <w:lvlJc w:val="left"/>
-      <w:pPr>
-        <w:ind w:left="1080" w:hanging="1080"/>
-      </w:pPr>
-      <w:rPr>
-        <w:rFonts w:hint="default"/>
-      </w:rPr>
-    </w:lvl>
-    <w:lvl w:ilvl="8">
-      <w:start w:val="1"/>
-      <w:numFmt w:val="decimal"/>
-      <w:lvlText w:val="%1.%2.%3.%4.%5.%6.%7.%8.%9."/>
-      <w:lvlJc w:val="left"/>
-      <w:pPr>
-        <w:ind w:left="1440" w:hanging="1440"/>
-      </w:pPr>
-      <w:rPr>
-        <w:rFonts w:hint="default"/>
-      </w:rPr>
-    </w:lvl>
-  </w:abstractNum>
-  <w:abstractNum w:abstractNumId="15" w15:restartNumberingAfterBreak="0">
+  <w:abstractNum w:abstractNumId="5" w15:restartNumberingAfterBreak="0">
     <w:nsid w:val="64B122C3"/>
     <w:multiLevelType w:val="hybridMultilevel"/>
     <w:tmpl w:val="CE02D45E"/>
@@ -31553,7 +30027,7 @@
       </w:rPr>
     </w:lvl>
   </w:abstractNum>
-  <w:abstractNum w:abstractNumId="16" w15:restartNumberingAfterBreak="0">
+  <w:abstractNum w:abstractNumId="6" w15:restartNumberingAfterBreak="0">
     <w:nsid w:val="76FF5A8F"/>
     <w:multiLevelType w:val="hybridMultilevel"/>
     <w:tmpl w:val="9C1C4CDC"/>
@@ -31667,26 +30141,29 @@
       </w:rPr>
     </w:lvl>
   </w:abstractNum>
-  <w:num w:numId="1" w16cid:durableId="804126729">
+  <w:num w:numId="1">
+    <w:abstractNumId w:val="1"/>
+  </w:num>
+  <w:num w:numId="2">
+    <w:abstractNumId w:val="0"/>
+  </w:num>
+  <w:num w:numId="3">
     <w:abstractNumId w:val="6"/>
   </w:num>
-  <w:num w:numId="2" w16cid:durableId="421339599">
+  <w:num w:numId="4">
+    <w:abstractNumId w:val="4"/>
+  </w:num>
+  <w:num w:numId="5">
+    <w:abstractNumId w:val="3"/>
+  </w:num>
+  <w:num w:numId="6">
     <w:abstractNumId w:val="5"/>
   </w:num>
-  <w:num w:numId="3" w16cid:durableId="1800108798">
-    <w:abstractNumId w:val="16"/>
+  <w:num w:numId="7">
+    <w:abstractNumId w:val="2"/>
   </w:num>
-  <w:num w:numId="4" w16cid:durableId="1818646815">
-    <w:abstractNumId w:val="13"/>
-  </w:num>
-  <w:num w:numId="5" w16cid:durableId="780951141">
-    <w:abstractNumId w:val="11"/>
-  </w:num>
-  <w:num w:numId="6" w16cid:durableId="140537561">
-    <w:abstractNumId w:val="15"/>
-  </w:num>
-  <w:num w:numId="7" w16cid:durableId="980230537">
-    <w:abstractNumId w:val="11"/>
+  <w:num w:numId="8">
+    <w:abstractNumId w:val="3"/>
     <w:lvlOverride w:ilvl="0">
       <w:startOverride w:val="1"/>
     </w:lvlOverride>
@@ -31715,11 +30192,8 @@
       <w:startOverride w:val="1"/>
     </w:lvlOverride>
   </w:num>
-  <w:num w:numId="8" w16cid:durableId="119304077">
-    <w:abstractNumId w:val="8"/>
-  </w:num>
-  <w:num w:numId="9" w16cid:durableId="297762516">
-    <w:abstractNumId w:val="11"/>
+  <w:num w:numId="9">
+    <w:abstractNumId w:val="3"/>
     <w:lvlOverride w:ilvl="0">
       <w:startOverride w:val="1"/>
     </w:lvlOverride>
@@ -31748,8 +30222,8 @@
       <w:startOverride w:val="1"/>
     </w:lvlOverride>
   </w:num>
-  <w:num w:numId="10" w16cid:durableId="1222209984">
-    <w:abstractNumId w:val="11"/>
+  <w:num w:numId="10">
+    <w:abstractNumId w:val="3"/>
     <w:lvlOverride w:ilvl="0">
       <w:startOverride w:val="1"/>
     </w:lvlOverride>
@@ -31778,8 +30252,8 @@
       <w:startOverride w:val="1"/>
     </w:lvlOverride>
   </w:num>
-  <w:num w:numId="11" w16cid:durableId="1758557207">
-    <w:abstractNumId w:val="11"/>
+  <w:num w:numId="11">
+    <w:abstractNumId w:val="3"/>
     <w:lvlOverride w:ilvl="0">
       <w:startOverride w:val="1"/>
     </w:lvlOverride>
@@ -31808,8 +30282,8 @@
       <w:startOverride w:val="1"/>
     </w:lvlOverride>
   </w:num>
-  <w:num w:numId="12" w16cid:durableId="2108455502">
-    <w:abstractNumId w:val="11"/>
+  <w:num w:numId="12">
+    <w:abstractNumId w:val="3"/>
     <w:lvlOverride w:ilvl="0">
       <w:startOverride w:val="1"/>
     </w:lvlOverride>
@@ -31838,8 +30312,8 @@
       <w:startOverride w:val="1"/>
     </w:lvlOverride>
   </w:num>
-  <w:num w:numId="13" w16cid:durableId="1281456440">
-    <w:abstractNumId w:val="11"/>
+  <w:num w:numId="13">
+    <w:abstractNumId w:val="3"/>
     <w:lvlOverride w:ilvl="0">
       <w:startOverride w:val="1"/>
     </w:lvlOverride>
@@ -31868,8 +30342,8 @@
       <w:startOverride w:val="1"/>
     </w:lvlOverride>
   </w:num>
-  <w:num w:numId="14" w16cid:durableId="286130532">
-    <w:abstractNumId w:val="11"/>
+  <w:num w:numId="14">
+    <w:abstractNumId w:val="3"/>
     <w:lvlOverride w:ilvl="0">
       <w:startOverride w:val="1"/>
     </w:lvlOverride>
@@ -31898,8 +30372,8 @@
       <w:startOverride w:val="1"/>
     </w:lvlOverride>
   </w:num>
-  <w:num w:numId="15" w16cid:durableId="621813143">
-    <w:abstractNumId w:val="11"/>
+  <w:num w:numId="15">
+    <w:abstractNumId w:val="3"/>
     <w:lvlOverride w:ilvl="0">
       <w:startOverride w:val="1"/>
     </w:lvlOverride>
@@ -31928,8 +30402,8 @@
       <w:startOverride w:val="1"/>
     </w:lvlOverride>
   </w:num>
-  <w:num w:numId="16" w16cid:durableId="1209997639">
-    <w:abstractNumId w:val="11"/>
+  <w:num w:numId="16">
+    <w:abstractNumId w:val="3"/>
     <w:lvlOverride w:ilvl="0">
       <w:startOverride w:val="1"/>
     </w:lvlOverride>
@@ -31958,1117 +30432,7 @@
       <w:startOverride w:val="1"/>
     </w:lvlOverride>
   </w:num>
-  <w:num w:numId="17" w16cid:durableId="1203790592">
-    <w:abstractNumId w:val="11"/>
-    <w:lvlOverride w:ilvl="0">
-      <w:startOverride w:val="1"/>
-    </w:lvlOverride>
-    <w:lvlOverride w:ilvl="1">
-      <w:startOverride w:val="1"/>
-    </w:lvlOverride>
-    <w:lvlOverride w:ilvl="2">
-      <w:startOverride w:val="1"/>
-    </w:lvlOverride>
-    <w:lvlOverride w:ilvl="3">
-      <w:startOverride w:val="1"/>
-    </w:lvlOverride>
-    <w:lvlOverride w:ilvl="4">
-      <w:startOverride w:val="1"/>
-    </w:lvlOverride>
-    <w:lvlOverride w:ilvl="5">
-      <w:startOverride w:val="1"/>
-    </w:lvlOverride>
-    <w:lvlOverride w:ilvl="6">
-      <w:startOverride w:val="1"/>
-    </w:lvlOverride>
-    <w:lvlOverride w:ilvl="7">
-      <w:startOverride w:val="1"/>
-    </w:lvlOverride>
-    <w:lvlOverride w:ilvl="8">
-      <w:startOverride w:val="1"/>
-    </w:lvlOverride>
-  </w:num>
-  <w:num w:numId="18" w16cid:durableId="1852376045">
-    <w:abstractNumId w:val="11"/>
-    <w:lvlOverride w:ilvl="0">
-      <w:startOverride w:val="1"/>
-    </w:lvlOverride>
-    <w:lvlOverride w:ilvl="1">
-      <w:startOverride w:val="1"/>
-    </w:lvlOverride>
-    <w:lvlOverride w:ilvl="2">
-      <w:startOverride w:val="1"/>
-    </w:lvlOverride>
-    <w:lvlOverride w:ilvl="3">
-      <w:startOverride w:val="1"/>
-    </w:lvlOverride>
-    <w:lvlOverride w:ilvl="4">
-      <w:startOverride w:val="1"/>
-    </w:lvlOverride>
-    <w:lvlOverride w:ilvl="5">
-      <w:startOverride w:val="1"/>
-    </w:lvlOverride>
-    <w:lvlOverride w:ilvl="6">
-      <w:startOverride w:val="1"/>
-    </w:lvlOverride>
-    <w:lvlOverride w:ilvl="7">
-      <w:startOverride w:val="1"/>
-    </w:lvlOverride>
-    <w:lvlOverride w:ilvl="8">
-      <w:startOverride w:val="1"/>
-    </w:lvlOverride>
-  </w:num>
-  <w:num w:numId="19" w16cid:durableId="1571961785">
-    <w:abstractNumId w:val="11"/>
-    <w:lvlOverride w:ilvl="0">
-      <w:startOverride w:val="1"/>
-    </w:lvlOverride>
-    <w:lvlOverride w:ilvl="1">
-      <w:startOverride w:val="1"/>
-    </w:lvlOverride>
-    <w:lvlOverride w:ilvl="2">
-      <w:startOverride w:val="1"/>
-    </w:lvlOverride>
-    <w:lvlOverride w:ilvl="3">
-      <w:startOverride w:val="1"/>
-    </w:lvlOverride>
-    <w:lvlOverride w:ilvl="4">
-      <w:startOverride w:val="1"/>
-    </w:lvlOverride>
-    <w:lvlOverride w:ilvl="5">
-      <w:startOverride w:val="1"/>
-    </w:lvlOverride>
-    <w:lvlOverride w:ilvl="6">
-      <w:startOverride w:val="1"/>
-    </w:lvlOverride>
-    <w:lvlOverride w:ilvl="7">
-      <w:startOverride w:val="1"/>
-    </w:lvlOverride>
-    <w:lvlOverride w:ilvl="8">
-      <w:startOverride w:val="1"/>
-    </w:lvlOverride>
-  </w:num>
-  <w:num w:numId="20" w16cid:durableId="784153824">
-    <w:abstractNumId w:val="11"/>
-    <w:lvlOverride w:ilvl="0">
-      <w:startOverride w:val="1"/>
-    </w:lvlOverride>
-    <w:lvlOverride w:ilvl="1">
-      <w:startOverride w:val="1"/>
-    </w:lvlOverride>
-    <w:lvlOverride w:ilvl="2">
-      <w:startOverride w:val="1"/>
-    </w:lvlOverride>
-    <w:lvlOverride w:ilvl="3">
-      <w:startOverride w:val="1"/>
-    </w:lvlOverride>
-    <w:lvlOverride w:ilvl="4">
-      <w:startOverride w:val="1"/>
-    </w:lvlOverride>
-    <w:lvlOverride w:ilvl="5">
-      <w:startOverride w:val="1"/>
-    </w:lvlOverride>
-    <w:lvlOverride w:ilvl="6">
-      <w:startOverride w:val="1"/>
-    </w:lvlOverride>
-    <w:lvlOverride w:ilvl="7">
-      <w:startOverride w:val="1"/>
-    </w:lvlOverride>
-    <w:lvlOverride w:ilvl="8">
-      <w:startOverride w:val="1"/>
-    </w:lvlOverride>
-  </w:num>
-  <w:num w:numId="21" w16cid:durableId="1799057944">
-    <w:abstractNumId w:val="11"/>
-    <w:lvlOverride w:ilvl="0">
-      <w:startOverride w:val="1"/>
-    </w:lvlOverride>
-    <w:lvlOverride w:ilvl="1">
-      <w:startOverride w:val="1"/>
-    </w:lvlOverride>
-    <w:lvlOverride w:ilvl="2">
-      <w:startOverride w:val="1"/>
-    </w:lvlOverride>
-    <w:lvlOverride w:ilvl="3">
-      <w:startOverride w:val="1"/>
-    </w:lvlOverride>
-    <w:lvlOverride w:ilvl="4">
-      <w:startOverride w:val="1"/>
-    </w:lvlOverride>
-    <w:lvlOverride w:ilvl="5">
-      <w:startOverride w:val="1"/>
-    </w:lvlOverride>
-    <w:lvlOverride w:ilvl="6">
-      <w:startOverride w:val="1"/>
-    </w:lvlOverride>
-    <w:lvlOverride w:ilvl="7">
-      <w:startOverride w:val="1"/>
-    </w:lvlOverride>
-    <w:lvlOverride w:ilvl="8">
-      <w:startOverride w:val="1"/>
-    </w:lvlOverride>
-  </w:num>
-  <w:num w:numId="22" w16cid:durableId="709845652">
-    <w:abstractNumId w:val="11"/>
-    <w:lvlOverride w:ilvl="0">
-      <w:startOverride w:val="1"/>
-    </w:lvlOverride>
-    <w:lvlOverride w:ilvl="1">
-      <w:startOverride w:val="1"/>
-    </w:lvlOverride>
-    <w:lvlOverride w:ilvl="2">
-      <w:startOverride w:val="1"/>
-    </w:lvlOverride>
-    <w:lvlOverride w:ilvl="3">
-      <w:startOverride w:val="1"/>
-    </w:lvlOverride>
-    <w:lvlOverride w:ilvl="4">
-      <w:startOverride w:val="1"/>
-    </w:lvlOverride>
-    <w:lvlOverride w:ilvl="5">
-      <w:startOverride w:val="1"/>
-    </w:lvlOverride>
-    <w:lvlOverride w:ilvl="6">
-      <w:startOverride w:val="1"/>
-    </w:lvlOverride>
-    <w:lvlOverride w:ilvl="7">
-      <w:startOverride w:val="1"/>
-    </w:lvlOverride>
-    <w:lvlOverride w:ilvl="8">
-      <w:startOverride w:val="1"/>
-    </w:lvlOverride>
-  </w:num>
-  <w:num w:numId="23" w16cid:durableId="1727561590">
-    <w:abstractNumId w:val="11"/>
-    <w:lvlOverride w:ilvl="0">
-      <w:startOverride w:val="1"/>
-    </w:lvlOverride>
-    <w:lvlOverride w:ilvl="1">
-      <w:startOverride w:val="1"/>
-    </w:lvlOverride>
-    <w:lvlOverride w:ilvl="2">
-      <w:startOverride w:val="1"/>
-    </w:lvlOverride>
-    <w:lvlOverride w:ilvl="3">
-      <w:startOverride w:val="1"/>
-    </w:lvlOverride>
-    <w:lvlOverride w:ilvl="4">
-      <w:startOverride w:val="1"/>
-    </w:lvlOverride>
-    <w:lvlOverride w:ilvl="5">
-      <w:startOverride w:val="1"/>
-    </w:lvlOverride>
-    <w:lvlOverride w:ilvl="6">
-      <w:startOverride w:val="1"/>
-    </w:lvlOverride>
-    <w:lvlOverride w:ilvl="7">
-      <w:startOverride w:val="1"/>
-    </w:lvlOverride>
-    <w:lvlOverride w:ilvl="8">
-      <w:startOverride w:val="1"/>
-    </w:lvlOverride>
-  </w:num>
-  <w:num w:numId="24" w16cid:durableId="808592517">
-    <w:abstractNumId w:val="11"/>
-    <w:lvlOverride w:ilvl="0">
-      <w:startOverride w:val="1"/>
-    </w:lvlOverride>
-    <w:lvlOverride w:ilvl="1">
-      <w:startOverride w:val="1"/>
-    </w:lvlOverride>
-    <w:lvlOverride w:ilvl="2">
-      <w:startOverride w:val="1"/>
-    </w:lvlOverride>
-    <w:lvlOverride w:ilvl="3">
-      <w:startOverride w:val="1"/>
-    </w:lvlOverride>
-    <w:lvlOverride w:ilvl="4">
-      <w:startOverride w:val="1"/>
-    </w:lvlOverride>
-    <w:lvlOverride w:ilvl="5">
-      <w:startOverride w:val="1"/>
-    </w:lvlOverride>
-    <w:lvlOverride w:ilvl="6">
-      <w:startOverride w:val="1"/>
-    </w:lvlOverride>
-    <w:lvlOverride w:ilvl="7">
-      <w:startOverride w:val="1"/>
-    </w:lvlOverride>
-    <w:lvlOverride w:ilvl="8">
-      <w:startOverride w:val="1"/>
-    </w:lvlOverride>
-  </w:num>
-  <w:num w:numId="25" w16cid:durableId="1913151495">
-    <w:abstractNumId w:val="11"/>
-    <w:lvlOverride w:ilvl="0">
-      <w:startOverride w:val="1"/>
-    </w:lvlOverride>
-    <w:lvlOverride w:ilvl="1">
-      <w:startOverride w:val="1"/>
-    </w:lvlOverride>
-    <w:lvlOverride w:ilvl="2">
-      <w:startOverride w:val="1"/>
-    </w:lvlOverride>
-    <w:lvlOverride w:ilvl="3">
-      <w:startOverride w:val="1"/>
-    </w:lvlOverride>
-    <w:lvlOverride w:ilvl="4">
-      <w:startOverride w:val="1"/>
-    </w:lvlOverride>
-    <w:lvlOverride w:ilvl="5">
-      <w:startOverride w:val="1"/>
-    </w:lvlOverride>
-    <w:lvlOverride w:ilvl="6">
-      <w:startOverride w:val="1"/>
-    </w:lvlOverride>
-    <w:lvlOverride w:ilvl="7">
-      <w:startOverride w:val="1"/>
-    </w:lvlOverride>
-    <w:lvlOverride w:ilvl="8">
-      <w:startOverride w:val="1"/>
-    </w:lvlOverride>
-  </w:num>
-  <w:num w:numId="26" w16cid:durableId="285703308">
-    <w:abstractNumId w:val="11"/>
-    <w:lvlOverride w:ilvl="0">
-      <w:startOverride w:val="1"/>
-    </w:lvlOverride>
-    <w:lvlOverride w:ilvl="1">
-      <w:startOverride w:val="1"/>
-    </w:lvlOverride>
-    <w:lvlOverride w:ilvl="2">
-      <w:startOverride w:val="1"/>
-    </w:lvlOverride>
-    <w:lvlOverride w:ilvl="3">
-      <w:startOverride w:val="1"/>
-    </w:lvlOverride>
-    <w:lvlOverride w:ilvl="4">
-      <w:startOverride w:val="1"/>
-    </w:lvlOverride>
-    <w:lvlOverride w:ilvl="5">
-      <w:startOverride w:val="1"/>
-    </w:lvlOverride>
-    <w:lvlOverride w:ilvl="6">
-      <w:startOverride w:val="1"/>
-    </w:lvlOverride>
-    <w:lvlOverride w:ilvl="7">
-      <w:startOverride w:val="1"/>
-    </w:lvlOverride>
-    <w:lvlOverride w:ilvl="8">
-      <w:startOverride w:val="1"/>
-    </w:lvlOverride>
-  </w:num>
-  <w:num w:numId="27" w16cid:durableId="689527512">
-    <w:abstractNumId w:val="11"/>
-    <w:lvlOverride w:ilvl="0">
-      <w:startOverride w:val="1"/>
-    </w:lvlOverride>
-    <w:lvlOverride w:ilvl="1">
-      <w:startOverride w:val="1"/>
-    </w:lvlOverride>
-    <w:lvlOverride w:ilvl="2">
-      <w:startOverride w:val="1"/>
-    </w:lvlOverride>
-    <w:lvlOverride w:ilvl="3">
-      <w:startOverride w:val="1"/>
-    </w:lvlOverride>
-    <w:lvlOverride w:ilvl="4">
-      <w:startOverride w:val="1"/>
-    </w:lvlOverride>
-    <w:lvlOverride w:ilvl="5">
-      <w:startOverride w:val="1"/>
-    </w:lvlOverride>
-    <w:lvlOverride w:ilvl="6">
-      <w:startOverride w:val="1"/>
-    </w:lvlOverride>
-    <w:lvlOverride w:ilvl="7">
-      <w:startOverride w:val="1"/>
-    </w:lvlOverride>
-    <w:lvlOverride w:ilvl="8">
-      <w:startOverride w:val="1"/>
-    </w:lvlOverride>
-  </w:num>
-  <w:num w:numId="28" w16cid:durableId="1877692623">
-    <w:abstractNumId w:val="11"/>
-    <w:lvlOverride w:ilvl="0">
-      <w:startOverride w:val="1"/>
-    </w:lvlOverride>
-    <w:lvlOverride w:ilvl="1">
-      <w:startOverride w:val="1"/>
-    </w:lvlOverride>
-    <w:lvlOverride w:ilvl="2">
-      <w:startOverride w:val="1"/>
-    </w:lvlOverride>
-    <w:lvlOverride w:ilvl="3">
-      <w:startOverride w:val="1"/>
-    </w:lvlOverride>
-    <w:lvlOverride w:ilvl="4">
-      <w:startOverride w:val="1"/>
-    </w:lvlOverride>
-    <w:lvlOverride w:ilvl="5">
-      <w:startOverride w:val="1"/>
-    </w:lvlOverride>
-    <w:lvlOverride w:ilvl="6">
-      <w:startOverride w:val="1"/>
-    </w:lvlOverride>
-    <w:lvlOverride w:ilvl="7">
-      <w:startOverride w:val="1"/>
-    </w:lvlOverride>
-    <w:lvlOverride w:ilvl="8">
-      <w:startOverride w:val="1"/>
-    </w:lvlOverride>
-  </w:num>
-  <w:num w:numId="29" w16cid:durableId="1764759056">
-    <w:abstractNumId w:val="11"/>
-    <w:lvlOverride w:ilvl="0">
-      <w:startOverride w:val="1"/>
-    </w:lvlOverride>
-    <w:lvlOverride w:ilvl="1">
-      <w:startOverride w:val="1"/>
-    </w:lvlOverride>
-    <w:lvlOverride w:ilvl="2">
-      <w:startOverride w:val="1"/>
-    </w:lvlOverride>
-    <w:lvlOverride w:ilvl="3">
-      <w:startOverride w:val="1"/>
-    </w:lvlOverride>
-    <w:lvlOverride w:ilvl="4">
-      <w:startOverride w:val="1"/>
-    </w:lvlOverride>
-    <w:lvlOverride w:ilvl="5">
-      <w:startOverride w:val="1"/>
-    </w:lvlOverride>
-    <w:lvlOverride w:ilvl="6">
-      <w:startOverride w:val="1"/>
-    </w:lvlOverride>
-    <w:lvlOverride w:ilvl="7">
-      <w:startOverride w:val="1"/>
-    </w:lvlOverride>
-    <w:lvlOverride w:ilvl="8">
-      <w:startOverride w:val="1"/>
-    </w:lvlOverride>
-  </w:num>
-  <w:num w:numId="30" w16cid:durableId="682631511">
-    <w:abstractNumId w:val="11"/>
-    <w:lvlOverride w:ilvl="0">
-      <w:startOverride w:val="1"/>
-    </w:lvlOverride>
-    <w:lvlOverride w:ilvl="1">
-      <w:startOverride w:val="1"/>
-    </w:lvlOverride>
-    <w:lvlOverride w:ilvl="2">
-      <w:startOverride w:val="1"/>
-    </w:lvlOverride>
-    <w:lvlOverride w:ilvl="3">
-      <w:startOverride w:val="1"/>
-    </w:lvlOverride>
-    <w:lvlOverride w:ilvl="4">
-      <w:startOverride w:val="1"/>
-    </w:lvlOverride>
-    <w:lvlOverride w:ilvl="5">
-      <w:startOverride w:val="1"/>
-    </w:lvlOverride>
-    <w:lvlOverride w:ilvl="6">
-      <w:startOverride w:val="1"/>
-    </w:lvlOverride>
-    <w:lvlOverride w:ilvl="7">
-      <w:startOverride w:val="1"/>
-    </w:lvlOverride>
-    <w:lvlOverride w:ilvl="8">
-      <w:startOverride w:val="1"/>
-    </w:lvlOverride>
-  </w:num>
-  <w:num w:numId="31" w16cid:durableId="909732053">
-    <w:abstractNumId w:val="11"/>
-    <w:lvlOverride w:ilvl="0">
-      <w:startOverride w:val="1"/>
-    </w:lvlOverride>
-    <w:lvlOverride w:ilvl="1">
-      <w:startOverride w:val="1"/>
-    </w:lvlOverride>
-    <w:lvlOverride w:ilvl="2">
-      <w:startOverride w:val="1"/>
-    </w:lvlOverride>
-    <w:lvlOverride w:ilvl="3">
-      <w:startOverride w:val="1"/>
-    </w:lvlOverride>
-    <w:lvlOverride w:ilvl="4">
-      <w:startOverride w:val="1"/>
-    </w:lvlOverride>
-    <w:lvlOverride w:ilvl="5">
-      <w:startOverride w:val="1"/>
-    </w:lvlOverride>
-    <w:lvlOverride w:ilvl="6">
-      <w:startOverride w:val="1"/>
-    </w:lvlOverride>
-    <w:lvlOverride w:ilvl="7">
-      <w:startOverride w:val="1"/>
-    </w:lvlOverride>
-    <w:lvlOverride w:ilvl="8">
-      <w:startOverride w:val="1"/>
-    </w:lvlOverride>
-  </w:num>
-  <w:num w:numId="32" w16cid:durableId="1052971484">
-    <w:abstractNumId w:val="12"/>
-  </w:num>
-  <w:num w:numId="33" w16cid:durableId="713315526">
-    <w:abstractNumId w:val="11"/>
-    <w:lvlOverride w:ilvl="0">
-      <w:startOverride w:val="1"/>
-    </w:lvlOverride>
-    <w:lvlOverride w:ilvl="1">
-      <w:startOverride w:val="1"/>
-    </w:lvlOverride>
-    <w:lvlOverride w:ilvl="2">
-      <w:startOverride w:val="1"/>
-    </w:lvlOverride>
-    <w:lvlOverride w:ilvl="3">
-      <w:startOverride w:val="1"/>
-    </w:lvlOverride>
-    <w:lvlOverride w:ilvl="4">
-      <w:startOverride w:val="1"/>
-    </w:lvlOverride>
-    <w:lvlOverride w:ilvl="5">
-      <w:startOverride w:val="1"/>
-    </w:lvlOverride>
-    <w:lvlOverride w:ilvl="6">
-      <w:startOverride w:val="1"/>
-    </w:lvlOverride>
-    <w:lvlOverride w:ilvl="7">
-      <w:startOverride w:val="1"/>
-    </w:lvlOverride>
-    <w:lvlOverride w:ilvl="8">
-      <w:startOverride w:val="1"/>
-    </w:lvlOverride>
-  </w:num>
-  <w:num w:numId="34" w16cid:durableId="25326766">
-    <w:abstractNumId w:val="11"/>
-    <w:lvlOverride w:ilvl="0">
-      <w:startOverride w:val="1"/>
-    </w:lvlOverride>
-    <w:lvlOverride w:ilvl="1">
-      <w:startOverride w:val="1"/>
-    </w:lvlOverride>
-    <w:lvlOverride w:ilvl="2">
-      <w:startOverride w:val="1"/>
-    </w:lvlOverride>
-    <w:lvlOverride w:ilvl="3">
-      <w:startOverride w:val="1"/>
-    </w:lvlOverride>
-    <w:lvlOverride w:ilvl="4">
-      <w:startOverride w:val="1"/>
-    </w:lvlOverride>
-    <w:lvlOverride w:ilvl="5">
-      <w:startOverride w:val="1"/>
-    </w:lvlOverride>
-    <w:lvlOverride w:ilvl="6">
-      <w:startOverride w:val="1"/>
-    </w:lvlOverride>
-    <w:lvlOverride w:ilvl="7">
-      <w:startOverride w:val="1"/>
-    </w:lvlOverride>
-    <w:lvlOverride w:ilvl="8">
-      <w:startOverride w:val="1"/>
-    </w:lvlOverride>
-  </w:num>
-  <w:num w:numId="35" w16cid:durableId="428240190">
-    <w:abstractNumId w:val="11"/>
-    <w:lvlOverride w:ilvl="0">
-      <w:startOverride w:val="1"/>
-    </w:lvlOverride>
-    <w:lvlOverride w:ilvl="1">
-      <w:startOverride w:val="1"/>
-    </w:lvlOverride>
-    <w:lvlOverride w:ilvl="2">
-      <w:startOverride w:val="1"/>
-    </w:lvlOverride>
-    <w:lvlOverride w:ilvl="3">
-      <w:startOverride w:val="1"/>
-    </w:lvlOverride>
-    <w:lvlOverride w:ilvl="4">
-      <w:startOverride w:val="1"/>
-    </w:lvlOverride>
-    <w:lvlOverride w:ilvl="5">
-      <w:startOverride w:val="1"/>
-    </w:lvlOverride>
-    <w:lvlOverride w:ilvl="6">
-      <w:startOverride w:val="1"/>
-    </w:lvlOverride>
-    <w:lvlOverride w:ilvl="7">
-      <w:startOverride w:val="1"/>
-    </w:lvlOverride>
-    <w:lvlOverride w:ilvl="8">
-      <w:startOverride w:val="1"/>
-    </w:lvlOverride>
-  </w:num>
-  <w:num w:numId="36" w16cid:durableId="577251708">
-    <w:abstractNumId w:val="11"/>
-    <w:lvlOverride w:ilvl="0">
-      <w:startOverride w:val="1"/>
-    </w:lvlOverride>
-    <w:lvlOverride w:ilvl="1">
-      <w:startOverride w:val="1"/>
-    </w:lvlOverride>
-    <w:lvlOverride w:ilvl="2">
-      <w:startOverride w:val="1"/>
-    </w:lvlOverride>
-    <w:lvlOverride w:ilvl="3">
-      <w:startOverride w:val="1"/>
-    </w:lvlOverride>
-    <w:lvlOverride w:ilvl="4">
-      <w:startOverride w:val="1"/>
-    </w:lvlOverride>
-    <w:lvlOverride w:ilvl="5">
-      <w:startOverride w:val="1"/>
-    </w:lvlOverride>
-    <w:lvlOverride w:ilvl="6">
-      <w:startOverride w:val="1"/>
-    </w:lvlOverride>
-    <w:lvlOverride w:ilvl="7">
-      <w:startOverride w:val="1"/>
-    </w:lvlOverride>
-    <w:lvlOverride w:ilvl="8">
-      <w:startOverride w:val="1"/>
-    </w:lvlOverride>
-  </w:num>
-  <w:num w:numId="37" w16cid:durableId="1164473321">
-    <w:abstractNumId w:val="11"/>
-    <w:lvlOverride w:ilvl="0">
-      <w:startOverride w:val="1"/>
-    </w:lvlOverride>
-    <w:lvlOverride w:ilvl="1">
-      <w:startOverride w:val="1"/>
-    </w:lvlOverride>
-    <w:lvlOverride w:ilvl="2">
-      <w:startOverride w:val="1"/>
-    </w:lvlOverride>
-    <w:lvlOverride w:ilvl="3">
-      <w:startOverride w:val="1"/>
-    </w:lvlOverride>
-    <w:lvlOverride w:ilvl="4">
-      <w:startOverride w:val="1"/>
-    </w:lvlOverride>
-    <w:lvlOverride w:ilvl="5">
-      <w:startOverride w:val="1"/>
-    </w:lvlOverride>
-    <w:lvlOverride w:ilvl="6">
-      <w:startOverride w:val="1"/>
-    </w:lvlOverride>
-    <w:lvlOverride w:ilvl="7">
-      <w:startOverride w:val="1"/>
-    </w:lvlOverride>
-    <w:lvlOverride w:ilvl="8">
-      <w:startOverride w:val="1"/>
-    </w:lvlOverride>
-  </w:num>
-  <w:num w:numId="38" w16cid:durableId="1968119198">
-    <w:abstractNumId w:val="11"/>
-    <w:lvlOverride w:ilvl="0">
-      <w:startOverride w:val="1"/>
-    </w:lvlOverride>
-    <w:lvlOverride w:ilvl="1">
-      <w:startOverride w:val="1"/>
-    </w:lvlOverride>
-    <w:lvlOverride w:ilvl="2">
-      <w:startOverride w:val="1"/>
-    </w:lvlOverride>
-    <w:lvlOverride w:ilvl="3">
-      <w:startOverride w:val="1"/>
-    </w:lvlOverride>
-    <w:lvlOverride w:ilvl="4">
-      <w:startOverride w:val="1"/>
-    </w:lvlOverride>
-    <w:lvlOverride w:ilvl="5">
-      <w:startOverride w:val="1"/>
-    </w:lvlOverride>
-    <w:lvlOverride w:ilvl="6">
-      <w:startOverride w:val="1"/>
-    </w:lvlOverride>
-    <w:lvlOverride w:ilvl="7">
-      <w:startOverride w:val="1"/>
-    </w:lvlOverride>
-    <w:lvlOverride w:ilvl="8">
-      <w:startOverride w:val="1"/>
-    </w:lvlOverride>
-  </w:num>
-  <w:num w:numId="39" w16cid:durableId="123668580">
-    <w:abstractNumId w:val="11"/>
-    <w:lvlOverride w:ilvl="0">
-      <w:startOverride w:val="1"/>
-    </w:lvlOverride>
-    <w:lvlOverride w:ilvl="1">
-      <w:startOverride w:val="1"/>
-    </w:lvlOverride>
-    <w:lvlOverride w:ilvl="2">
-      <w:startOverride w:val="1"/>
-    </w:lvlOverride>
-    <w:lvlOverride w:ilvl="3">
-      <w:startOverride w:val="1"/>
-    </w:lvlOverride>
-    <w:lvlOverride w:ilvl="4">
-      <w:startOverride w:val="1"/>
-    </w:lvlOverride>
-    <w:lvlOverride w:ilvl="5">
-      <w:startOverride w:val="1"/>
-    </w:lvlOverride>
-    <w:lvlOverride w:ilvl="6">
-      <w:startOverride w:val="1"/>
-    </w:lvlOverride>
-    <w:lvlOverride w:ilvl="7">
-      <w:startOverride w:val="1"/>
-    </w:lvlOverride>
-    <w:lvlOverride w:ilvl="8">
-      <w:startOverride w:val="1"/>
-    </w:lvlOverride>
-  </w:num>
-  <w:num w:numId="40" w16cid:durableId="1943876877">
-    <w:abstractNumId w:val="11"/>
-    <w:lvlOverride w:ilvl="0">
-      <w:startOverride w:val="1"/>
-    </w:lvlOverride>
-    <w:lvlOverride w:ilvl="1">
-      <w:startOverride w:val="1"/>
-    </w:lvlOverride>
-    <w:lvlOverride w:ilvl="2">
-      <w:startOverride w:val="1"/>
-    </w:lvlOverride>
-    <w:lvlOverride w:ilvl="3">
-      <w:startOverride w:val="1"/>
-    </w:lvlOverride>
-    <w:lvlOverride w:ilvl="4">
-      <w:startOverride w:val="1"/>
-    </w:lvlOverride>
-    <w:lvlOverride w:ilvl="5">
-      <w:startOverride w:val="1"/>
-    </w:lvlOverride>
-    <w:lvlOverride w:ilvl="6">
-      <w:startOverride w:val="1"/>
-    </w:lvlOverride>
-    <w:lvlOverride w:ilvl="7">
-      <w:startOverride w:val="1"/>
-    </w:lvlOverride>
-    <w:lvlOverride w:ilvl="8">
-      <w:startOverride w:val="1"/>
-    </w:lvlOverride>
-  </w:num>
-  <w:num w:numId="41" w16cid:durableId="734469634">
-    <w:abstractNumId w:val="11"/>
-    <w:lvlOverride w:ilvl="0">
-      <w:startOverride w:val="1"/>
-    </w:lvlOverride>
-    <w:lvlOverride w:ilvl="1">
-      <w:startOverride w:val="1"/>
-    </w:lvlOverride>
-    <w:lvlOverride w:ilvl="2">
-      <w:startOverride w:val="1"/>
-    </w:lvlOverride>
-    <w:lvlOverride w:ilvl="3">
-      <w:startOverride w:val="1"/>
-    </w:lvlOverride>
-    <w:lvlOverride w:ilvl="4">
-      <w:startOverride w:val="1"/>
-    </w:lvlOverride>
-    <w:lvlOverride w:ilvl="5">
-      <w:startOverride w:val="1"/>
-    </w:lvlOverride>
-    <w:lvlOverride w:ilvl="6">
-      <w:startOverride w:val="1"/>
-    </w:lvlOverride>
-    <w:lvlOverride w:ilvl="7">
-      <w:startOverride w:val="1"/>
-    </w:lvlOverride>
-    <w:lvlOverride w:ilvl="8">
-      <w:startOverride w:val="1"/>
-    </w:lvlOverride>
-  </w:num>
-  <w:num w:numId="42" w16cid:durableId="100689326">
-    <w:abstractNumId w:val="11"/>
-    <w:lvlOverride w:ilvl="0">
-      <w:startOverride w:val="1"/>
-    </w:lvlOverride>
-    <w:lvlOverride w:ilvl="1">
-      <w:startOverride w:val="1"/>
-    </w:lvlOverride>
-    <w:lvlOverride w:ilvl="2">
-      <w:startOverride w:val="1"/>
-    </w:lvlOverride>
-    <w:lvlOverride w:ilvl="3">
-      <w:startOverride w:val="1"/>
-    </w:lvlOverride>
-    <w:lvlOverride w:ilvl="4">
-      <w:startOverride w:val="1"/>
-    </w:lvlOverride>
-    <w:lvlOverride w:ilvl="5">
-      <w:startOverride w:val="1"/>
-    </w:lvlOverride>
-    <w:lvlOverride w:ilvl="6">
-      <w:startOverride w:val="1"/>
-    </w:lvlOverride>
-    <w:lvlOverride w:ilvl="7">
-      <w:startOverride w:val="1"/>
-    </w:lvlOverride>
-    <w:lvlOverride w:ilvl="8">
-      <w:startOverride w:val="1"/>
-    </w:lvlOverride>
-  </w:num>
-  <w:num w:numId="43" w16cid:durableId="697662808">
-    <w:abstractNumId w:val="7"/>
-  </w:num>
-  <w:num w:numId="44" w16cid:durableId="617446631">
-    <w:abstractNumId w:val="9"/>
-  </w:num>
-  <w:num w:numId="45" w16cid:durableId="356741213">
-    <w:abstractNumId w:val="14"/>
-  </w:num>
-  <w:num w:numId="46" w16cid:durableId="613749149">
-    <w:abstractNumId w:val="4"/>
-  </w:num>
-  <w:num w:numId="47" w16cid:durableId="517348850">
-    <w:abstractNumId w:val="3"/>
-  </w:num>
-  <w:num w:numId="48" w16cid:durableId="805439435">
-    <w:abstractNumId w:val="2"/>
-  </w:num>
-  <w:num w:numId="49" w16cid:durableId="813983636">
-    <w:abstractNumId w:val="1"/>
-  </w:num>
-  <w:num w:numId="50" w16cid:durableId="1372921606">
-    <w:abstractNumId w:val="0"/>
-  </w:num>
-  <w:num w:numId="51" w16cid:durableId="560603105">
-    <w:abstractNumId w:val="10"/>
-  </w:num>
-  <w:num w:numId="52" w16cid:durableId="496925837">
-    <w:abstractNumId w:val="11"/>
-    <w:lvlOverride w:ilvl="0">
-      <w:startOverride w:val="1"/>
-    </w:lvlOverride>
-    <w:lvlOverride w:ilvl="1">
-      <w:startOverride w:val="1"/>
-    </w:lvlOverride>
-    <w:lvlOverride w:ilvl="2">
-      <w:startOverride w:val="1"/>
-    </w:lvlOverride>
-    <w:lvlOverride w:ilvl="3">
-      <w:startOverride w:val="1"/>
-    </w:lvlOverride>
-    <w:lvlOverride w:ilvl="4">
-      <w:startOverride w:val="1"/>
-    </w:lvlOverride>
-    <w:lvlOverride w:ilvl="5">
-      <w:startOverride w:val="1"/>
-    </w:lvlOverride>
-    <w:lvlOverride w:ilvl="6">
-      <w:startOverride w:val="1"/>
-    </w:lvlOverride>
-    <w:lvlOverride w:ilvl="7">
-      <w:startOverride w:val="1"/>
-    </w:lvlOverride>
-    <w:lvlOverride w:ilvl="8">
-      <w:startOverride w:val="1"/>
-    </w:lvlOverride>
-  </w:num>
-  <w:num w:numId="53" w16cid:durableId="1533883453">
-    <w:abstractNumId w:val="11"/>
-    <w:lvlOverride w:ilvl="0">
-      <w:startOverride w:val="1"/>
-    </w:lvlOverride>
-    <w:lvlOverride w:ilvl="1">
-      <w:startOverride w:val="1"/>
-    </w:lvlOverride>
-    <w:lvlOverride w:ilvl="2">
-      <w:startOverride w:val="1"/>
-    </w:lvlOverride>
-    <w:lvlOverride w:ilvl="3">
-      <w:startOverride w:val="1"/>
-    </w:lvlOverride>
-    <w:lvlOverride w:ilvl="4">
-      <w:startOverride w:val="1"/>
-    </w:lvlOverride>
-    <w:lvlOverride w:ilvl="5">
-      <w:startOverride w:val="1"/>
-    </w:lvlOverride>
-    <w:lvlOverride w:ilvl="6">
-      <w:startOverride w:val="1"/>
-    </w:lvlOverride>
-    <w:lvlOverride w:ilvl="7">
-      <w:startOverride w:val="1"/>
-    </w:lvlOverride>
-    <w:lvlOverride w:ilvl="8">
-      <w:startOverride w:val="1"/>
-    </w:lvlOverride>
-  </w:num>
-  <w:num w:numId="54" w16cid:durableId="866528841">
-    <w:abstractNumId w:val="11"/>
-    <w:lvlOverride w:ilvl="0">
-      <w:startOverride w:val="1"/>
-    </w:lvlOverride>
-    <w:lvlOverride w:ilvl="1">
-      <w:startOverride w:val="1"/>
-    </w:lvlOverride>
-    <w:lvlOverride w:ilvl="2">
-      <w:startOverride w:val="1"/>
-    </w:lvlOverride>
-    <w:lvlOverride w:ilvl="3">
-      <w:startOverride w:val="1"/>
-    </w:lvlOverride>
-    <w:lvlOverride w:ilvl="4">
-      <w:startOverride w:val="1"/>
-    </w:lvlOverride>
-    <w:lvlOverride w:ilvl="5">
-      <w:startOverride w:val="1"/>
-    </w:lvlOverride>
-    <w:lvlOverride w:ilvl="6">
-      <w:startOverride w:val="1"/>
-    </w:lvlOverride>
-    <w:lvlOverride w:ilvl="7">
-      <w:startOverride w:val="1"/>
-    </w:lvlOverride>
-    <w:lvlOverride w:ilvl="8">
-      <w:startOverride w:val="1"/>
-    </w:lvlOverride>
-  </w:num>
-  <w:num w:numId="55" w16cid:durableId="1938978254">
-    <w:abstractNumId w:val="11"/>
-    <w:lvlOverride w:ilvl="0">
-      <w:startOverride w:val="1"/>
-    </w:lvlOverride>
-    <w:lvlOverride w:ilvl="1">
-      <w:startOverride w:val="1"/>
-    </w:lvlOverride>
-    <w:lvlOverride w:ilvl="2">
-      <w:startOverride w:val="1"/>
-    </w:lvlOverride>
-    <w:lvlOverride w:ilvl="3">
-      <w:startOverride w:val="1"/>
-    </w:lvlOverride>
-    <w:lvlOverride w:ilvl="4">
-      <w:startOverride w:val="1"/>
-    </w:lvlOverride>
-    <w:lvlOverride w:ilvl="5">
-      <w:startOverride w:val="1"/>
-    </w:lvlOverride>
-    <w:lvlOverride w:ilvl="6">
-      <w:startOverride w:val="1"/>
-    </w:lvlOverride>
-    <w:lvlOverride w:ilvl="7">
-      <w:startOverride w:val="1"/>
-    </w:lvlOverride>
-    <w:lvlOverride w:ilvl="8">
-      <w:startOverride w:val="1"/>
-    </w:lvlOverride>
-  </w:num>
-  <w:num w:numId="56" w16cid:durableId="472916898">
-    <w:abstractNumId w:val="11"/>
-    <w:lvlOverride w:ilvl="0">
-      <w:startOverride w:val="1"/>
-    </w:lvlOverride>
-    <w:lvlOverride w:ilvl="1">
-      <w:startOverride w:val="1"/>
-    </w:lvlOverride>
-    <w:lvlOverride w:ilvl="2">
-      <w:startOverride w:val="1"/>
-    </w:lvlOverride>
-    <w:lvlOverride w:ilvl="3">
-      <w:startOverride w:val="1"/>
-    </w:lvlOverride>
-    <w:lvlOverride w:ilvl="4">
-      <w:startOverride w:val="1"/>
-    </w:lvlOverride>
-    <w:lvlOverride w:ilvl="5">
-      <w:startOverride w:val="1"/>
-    </w:lvlOverride>
-    <w:lvlOverride w:ilvl="6">
-      <w:startOverride w:val="1"/>
-    </w:lvlOverride>
-    <w:lvlOverride w:ilvl="7">
-      <w:startOverride w:val="1"/>
-    </w:lvlOverride>
-    <w:lvlOverride w:ilvl="8">
-      <w:startOverride w:val="1"/>
-    </w:lvlOverride>
-  </w:num>
-  <w:num w:numId="57" w16cid:durableId="1653019798">
-    <w:abstractNumId w:val="11"/>
-    <w:lvlOverride w:ilvl="0">
-      <w:startOverride w:val="1"/>
-    </w:lvlOverride>
-    <w:lvlOverride w:ilvl="1">
-      <w:startOverride w:val="1"/>
-    </w:lvlOverride>
-    <w:lvlOverride w:ilvl="2">
-      <w:startOverride w:val="1"/>
-    </w:lvlOverride>
-    <w:lvlOverride w:ilvl="3">
-      <w:startOverride w:val="1"/>
-    </w:lvlOverride>
-    <w:lvlOverride w:ilvl="4">
-      <w:startOverride w:val="1"/>
-    </w:lvlOverride>
-    <w:lvlOverride w:ilvl="5">
-      <w:startOverride w:val="1"/>
-    </w:lvlOverride>
-    <w:lvlOverride w:ilvl="6">
-      <w:startOverride w:val="1"/>
-    </w:lvlOverride>
-    <w:lvlOverride w:ilvl="7">
-      <w:startOverride w:val="1"/>
-    </w:lvlOverride>
-    <w:lvlOverride w:ilvl="8">
-      <w:startOverride w:val="1"/>
-    </w:lvlOverride>
-  </w:num>
-  <w:num w:numId="58" w16cid:durableId="704210103">
-    <w:abstractNumId w:val="11"/>
-    <w:lvlOverride w:ilvl="0">
-      <w:startOverride w:val="1"/>
-    </w:lvlOverride>
-    <w:lvlOverride w:ilvl="1">
-      <w:startOverride w:val="1"/>
-    </w:lvlOverride>
-    <w:lvlOverride w:ilvl="2">
-      <w:startOverride w:val="1"/>
-    </w:lvlOverride>
-    <w:lvlOverride w:ilvl="3">
-      <w:startOverride w:val="1"/>
-    </w:lvlOverride>
-    <w:lvlOverride w:ilvl="4">
-      <w:startOverride w:val="1"/>
-    </w:lvlOverride>
-    <w:lvlOverride w:ilvl="5">
-      <w:startOverride w:val="1"/>
-    </w:lvlOverride>
-    <w:lvlOverride w:ilvl="6">
-      <w:startOverride w:val="1"/>
-    </w:lvlOverride>
-    <w:lvlOverride w:ilvl="7">
-      <w:startOverride w:val="1"/>
-    </w:lvlOverride>
-    <w:lvlOverride w:ilvl="8">
-      <w:startOverride w:val="1"/>
-    </w:lvlOverride>
-  </w:num>
-  <w:num w:numId="59" w16cid:durableId="1804693070">
-    <w:abstractNumId w:val="11"/>
-    <w:lvlOverride w:ilvl="0">
-      <w:startOverride w:val="1"/>
-    </w:lvlOverride>
-    <w:lvlOverride w:ilvl="1">
-      <w:startOverride w:val="1"/>
-    </w:lvlOverride>
-    <w:lvlOverride w:ilvl="2">
-      <w:startOverride w:val="1"/>
-    </w:lvlOverride>
-    <w:lvlOverride w:ilvl="3">
-      <w:startOverride w:val="1"/>
-    </w:lvlOverride>
-    <w:lvlOverride w:ilvl="4">
-      <w:startOverride w:val="1"/>
-    </w:lvlOverride>
-    <w:lvlOverride w:ilvl="5">
-      <w:startOverride w:val="1"/>
-    </w:lvlOverride>
-    <w:lvlOverride w:ilvl="6">
-      <w:startOverride w:val="1"/>
-    </w:lvlOverride>
-    <w:lvlOverride w:ilvl="7">
-      <w:startOverride w:val="1"/>
-    </w:lvlOverride>
-    <w:lvlOverride w:ilvl="8">
-      <w:startOverride w:val="1"/>
-    </w:lvlOverride>
-  </w:num>
-  <w:num w:numId="60" w16cid:durableId="2028168519">
-    <w:abstractNumId w:val="11"/>
-    <w:lvlOverride w:ilvl="0">
-      <w:startOverride w:val="1"/>
-    </w:lvlOverride>
-    <w:lvlOverride w:ilvl="1">
-      <w:startOverride w:val="1"/>
-    </w:lvlOverride>
-    <w:lvlOverride w:ilvl="2">
-      <w:startOverride w:val="1"/>
-    </w:lvlOverride>
-    <w:lvlOverride w:ilvl="3">
-      <w:startOverride w:val="1"/>
-    </w:lvlOverride>
-    <w:lvlOverride w:ilvl="4">
-      <w:startOverride w:val="1"/>
-    </w:lvlOverride>
-    <w:lvlOverride w:ilvl="5">
-      <w:startOverride w:val="1"/>
-    </w:lvlOverride>
-    <w:lvlOverride w:ilvl="6">
-      <w:startOverride w:val="1"/>
-    </w:lvlOverride>
-    <w:lvlOverride w:ilvl="7">
-      <w:startOverride w:val="1"/>
-    </w:lvlOverride>
-    <w:lvlOverride w:ilvl="8">
-      <w:startOverride w:val="1"/>
-    </w:lvlOverride>
-  </w:num>
-  <w:num w:numId="61" w16cid:durableId="1643342995">
-    <w:abstractNumId w:val="11"/>
-    <w:lvlOverride w:ilvl="0">
-      <w:startOverride w:val="1"/>
-    </w:lvlOverride>
-    <w:lvlOverride w:ilvl="1">
-      <w:startOverride w:val="1"/>
-    </w:lvlOverride>
-    <w:lvlOverride w:ilvl="2">
-      <w:startOverride w:val="1"/>
-    </w:lvlOverride>
-    <w:lvlOverride w:ilvl="3">
-      <w:startOverride w:val="1"/>
-    </w:lvlOverride>
-    <w:lvlOverride w:ilvl="4">
-      <w:startOverride w:val="1"/>
-    </w:lvlOverride>
-    <w:lvlOverride w:ilvl="5">
-      <w:startOverride w:val="1"/>
-    </w:lvlOverride>
-    <w:lvlOverride w:ilvl="6">
-      <w:startOverride w:val="1"/>
-    </w:lvlOverride>
-    <w:lvlOverride w:ilvl="7">
-      <w:startOverride w:val="1"/>
-    </w:lvlOverride>
-    <w:lvlOverride w:ilvl="8">
-      <w:startOverride w:val="1"/>
-    </w:lvlOverride>
-  </w:num>
-  <w:num w:numId="62" w16cid:durableId="2094349561">
-    <w:abstractNumId w:val="11"/>
-    <w:lvlOverride w:ilvl="0">
-      <w:startOverride w:val="1"/>
-    </w:lvlOverride>
-    <w:lvlOverride w:ilvl="1">
-      <w:startOverride w:val="1"/>
-    </w:lvlOverride>
-    <w:lvlOverride w:ilvl="2">
-      <w:startOverride w:val="1"/>
-    </w:lvlOverride>
-    <w:lvlOverride w:ilvl="3">
-      <w:startOverride w:val="1"/>
-    </w:lvlOverride>
-    <w:lvlOverride w:ilvl="4">
-      <w:startOverride w:val="1"/>
-    </w:lvlOverride>
-    <w:lvlOverride w:ilvl="5">
-      <w:startOverride w:val="1"/>
-    </w:lvlOverride>
-    <w:lvlOverride w:ilvl="6">
-      <w:startOverride w:val="1"/>
-    </w:lvlOverride>
-    <w:lvlOverride w:ilvl="7">
-      <w:startOverride w:val="1"/>
-    </w:lvlOverride>
-    <w:lvlOverride w:ilvl="8">
-      <w:startOverride w:val="1"/>
-    </w:lvlOverride>
-  </w:num>
-  <w:numIdMacAtCleanup w:val="42"/>
+  <w:numIdMacAtCleanup w:val="16"/>
 </w:numbering>
 </file>
 
@@ -33677,6 +31041,7 @@
   <w:style w:type="character" w:default="1" w:styleId="a5">
     <w:name w:val="Default Paragraph Font"/>
     <w:uiPriority w:val="1"/>
+    <w:semiHidden/>
     <w:unhideWhenUsed/>
   </w:style>
   <w:style w:type="table" w:default="1" w:styleId="a6">
@@ -35337,7 +32702,7 @@
     <w:pPr>
       <w:keepLines/>
       <w:numPr>
-        <w:numId w:val="8"/>
+        <w:numId w:val="7"/>
       </w:numPr>
       <w:spacing w:after="120"/>
       <w:ind w:left="680" w:hanging="340"/>
@@ -36248,26 +33613,6 @@
 </file>
 
 <file path=customXml/item3.xml><?xml version="1.0" encoding="utf-8"?>
-<p:properties xmlns:p="http://schemas.microsoft.com/office/2006/metadata/properties" xmlns:xsi="http://www.w3.org/2001/XMLSchema-instance" xmlns:pc="http://schemas.microsoft.com/office/infopath/2007/PartnerControls">
-  <documentManagement>
-    <lcf76f155ced4ddcb4097134ff3c332f xmlns="83c7898b-7727-4b05-b10e-743583f01ff6">
-      <Terms xmlns="http://schemas.microsoft.com/office/infopath/2007/PartnerControls"/>
-    </lcf76f155ced4ddcb4097134ff3c332f>
-    <TaxCatchAll xmlns="dbccb648-2a12-4793-8a25-376d7e9cfb46" xsi:nil="true"/>
-  </documentManagement>
-</p:properties>
-</file>
-
-<file path=customXml/item4.xml><?xml version="1.0" encoding="utf-8"?>
-<?mso-contentType ?>
-<FormTemplates xmlns="http://schemas.microsoft.com/sharepoint/v3/contenttype/forms">
-  <Display>DocumentLibraryForm</Display>
-  <Edit>DocumentLibraryForm</Edit>
-  <New>DocumentLibraryForm</New>
-</FormTemplates>
-</file>
-
-<file path=customXml/item5.xml><?xml version="1.0" encoding="utf-8"?>
 <ct:contentTypeSchema xmlns:ct="http://schemas.microsoft.com/office/2006/metadata/contentType" xmlns:ma="http://schemas.microsoft.com/office/2006/metadata/properties/metaAttributes" ct:_="" ma:_="" ma:contentTypeName="Документ" ma:contentTypeID="0x01010049B9B474FE4F5440A2CEB2B9516E4211" ma:contentTypeVersion="17" ma:contentTypeDescription="Создание документа." ma:contentTypeScope="" ma:versionID="dcadaac7039fd452643c6d547b0d824b">
   <xsd:schema xmlns:xsd="http://www.w3.org/2001/XMLSchema" xmlns:xs="http://www.w3.org/2001/XMLSchema" xmlns:p="http://schemas.microsoft.com/office/2006/metadata/properties" xmlns:ns2="83c7898b-7727-4b05-b10e-743583f01ff6" xmlns:ns3="dbccb648-2a12-4793-8a25-376d7e9cfb46" targetNamespace="http://schemas.microsoft.com/office/2006/metadata/properties" ma:root="true" ma:fieldsID="638364920252d7d398fd1c1250707c2d" ns2:_="" ns3:_="">
     <xsd:import namespace="83c7898b-7727-4b05-b10e-743583f01ff6"/>
@@ -36488,6 +33833,26 @@
 </ct:contentTypeSchema>
 </file>
 
+<file path=customXml/item4.xml><?xml version="1.0" encoding="utf-8"?>
+<?mso-contentType ?>
+<FormTemplates xmlns="http://schemas.microsoft.com/sharepoint/v3/contenttype/forms">
+  <Display>DocumentLibraryForm</Display>
+  <Edit>DocumentLibraryForm</Edit>
+  <New>DocumentLibraryForm</New>
+</FormTemplates>
+</file>
+
+<file path=customXml/item5.xml><?xml version="1.0" encoding="utf-8"?>
+<p:properties xmlns:p="http://schemas.microsoft.com/office/2006/metadata/properties" xmlns:xsi="http://www.w3.org/2001/XMLSchema-instance" xmlns:pc="http://schemas.microsoft.com/office/infopath/2007/PartnerControls">
+  <documentManagement>
+    <lcf76f155ced4ddcb4097134ff3c332f xmlns="83c7898b-7727-4b05-b10e-743583f01ff6">
+      <Terms xmlns="http://schemas.microsoft.com/office/infopath/2007/PartnerControls"/>
+    </lcf76f155ced4ddcb4097134ff3c332f>
+    <TaxCatchAll xmlns="dbccb648-2a12-4793-8a25-376d7e9cfb46" xsi:nil="true"/>
+  </documentManagement>
+</p:properties>
+</file>
+
 <file path=customXml/itemProps1.xml><?xml version="1.0" encoding="utf-8"?>
 <ds:datastoreItem xmlns:ds="http://schemas.openxmlformats.org/officeDocument/2006/customXml" ds:itemID="{55AF091B-3C7A-41E3-B477-F2FDAA23CFDA}">
   <ds:schemaRefs>
@@ -36505,25 +33870,6 @@
 </file>
 
 <file path=customXml/itemProps3.xml><?xml version="1.0" encoding="utf-8"?>
-<ds:datastoreItem xmlns:ds="http://schemas.openxmlformats.org/officeDocument/2006/customXml" ds:itemID="{99D7D369-2E8E-4201-ADF9-9B68BE1E1A84}">
-  <ds:schemaRefs>
-    <ds:schemaRef ds:uri="http://schemas.microsoft.com/office/2006/metadata/properties"/>
-    <ds:schemaRef ds:uri="http://schemas.microsoft.com/office/infopath/2007/PartnerControls"/>
-    <ds:schemaRef ds:uri="83c7898b-7727-4b05-b10e-743583f01ff6"/>
-    <ds:schemaRef ds:uri="dbccb648-2a12-4793-8a25-376d7e9cfb46"/>
-  </ds:schemaRefs>
-</ds:datastoreItem>
-</file>
-
-<file path=customXml/itemProps4.xml><?xml version="1.0" encoding="utf-8"?>
-<ds:datastoreItem xmlns:ds="http://schemas.openxmlformats.org/officeDocument/2006/customXml" ds:itemID="{CDB0340E-8DBA-49DC-9C39-737603AE32DE}">
-  <ds:schemaRefs>
-    <ds:schemaRef ds:uri="http://schemas.microsoft.com/sharepoint/v3/contenttype/forms"/>
-  </ds:schemaRefs>
-</ds:datastoreItem>
-</file>
-
-<file path=customXml/itemProps5.xml><?xml version="1.0" encoding="utf-8"?>
 <ds:datastoreItem xmlns:ds="http://schemas.openxmlformats.org/officeDocument/2006/customXml" ds:itemID="{B8EFA464-B5C3-482C-9A7E-86357824AE8D}">
   <ds:schemaRefs>
     <ds:schemaRef ds:uri="http://schemas.microsoft.com/office/2006/metadata/contentType"/>
@@ -36540,4 +33886,23 @@
     <ds:schemaRef ds:uri="http://schemas.microsoft.com/internal/obd"/>
   </ds:schemaRefs>
 </ds:datastoreItem>
+</file>
+
+<file path=customXml/itemProps4.xml><?xml version="1.0" encoding="utf-8"?>
+<ds:datastoreItem xmlns:ds="http://schemas.openxmlformats.org/officeDocument/2006/customXml" ds:itemID="{CDB0340E-8DBA-49DC-9C39-737603AE32DE}">
+  <ds:schemaRefs>
+    <ds:schemaRef ds:uri="http://schemas.microsoft.com/sharepoint/v3/contenttype/forms"/>
+  </ds:schemaRefs>
+</ds:datastoreItem>
+</file>
+
+<file path=customXml/itemProps5.xml><?xml version="1.0" encoding="utf-8"?>
+<ds:datastoreItem xmlns:ds="http://schemas.openxmlformats.org/officeDocument/2006/customXml" ds:itemID="{99D7D369-2E8E-4201-ADF9-9B68BE1E1A84}">
+  <ds:schemaRefs>
+    <ds:schemaRef ds:uri="http://schemas.microsoft.com/office/2006/metadata/properties"/>
+    <ds:schemaRef ds:uri="http://schemas.microsoft.com/office/infopath/2007/PartnerControls"/>
+    <ds:schemaRef ds:uri="83c7898b-7727-4b05-b10e-743583f01ff6"/>
+    <ds:schemaRef ds:uri="dbccb648-2a12-4793-8a25-376d7e9cfb46"/>
+  </ds:schemaRefs>
+</ds:datastoreItem>
 </file>